--- a/policies/build/preview/FMS.3_v2_preview.docx
+++ b/policies/build/preview/FMS.3_v2_preview.docx
@@ -44,7 +44,7 @@
           <w:sz w:val="20"/>
           <w:szCs w:val="20"/>
         </w:rPr>
-        <w:t xml:space="preserve">Standards for inventory, implemented PPM, recalls and downtime.</w:t>
+        <w:t xml:space="preserve">Standards for the hospital-wide medical and support-service equipment programme.</w:t>
       </w:r>
     </w:p>
     <w:p>
@@ -175,7 +175,7 @@
                 <w:sz w:val="18"/>
                 <w:szCs w:val="18"/>
               </w:rPr>
-              <w:t xml:space="preserve">2.0</w:t>
+              <w:t xml:space="preserve">2.1</w:t>
             </w:r>
           </w:p>
         </w:tc>
@@ -406,7 +406,7 @@
                 <w:sz w:val="18"/>
                 <w:szCs w:val="18"/>
               </w:rPr>
-              <w:t xml:space="preserve">«Maintenance In-Charge»  Name «________»</w:t>
+              <w:t xml:space="preserve">«Biomedical In-Charge»  Name «________»</w:t>
             </w:r>
           </w:p>
         </w:tc>
@@ -640,6 +640,98 @@
           </w:p>
         </w:tc>
       </w:tr>
+      <w:tr>
+        <w:tc>
+          <w:tcPr>
+            <w:tcW w:type="pct" w:w="22%"/>
+            <w:tcBorders>
+              <w:top w:val="single" w:color="999999" w:sz="4"/>
+              <w:left w:val="single" w:color="999999" w:sz="4"/>
+              <w:bottom w:val="single" w:color="999999" w:sz="4"/>
+              <w:right w:val="single" w:color="999999" w:sz="4"/>
+            </w:tcBorders>
+            <w:shd w:fill="E8E8E8" w:val="clear"/>
+          </w:tcPr>
+          <w:p>
+            <w:r>
+              <w:rPr>
+                <w:b/>
+                <w:bCs/>
+                <w:sz w:val="18"/>
+                <w:szCs w:val="18"/>
+              </w:rPr>
+              <w:t xml:space="preserve">Critical-equipment list</w:t>
+            </w:r>
+          </w:p>
+        </w:tc>
+        <w:tc>
+          <w:tcPr>
+            <w:tcW w:type="pct" w:w="28%"/>
+            <w:tcBorders>
+              <w:top w:val="single" w:color="999999" w:sz="4"/>
+              <w:left w:val="single" w:color="999999" w:sz="4"/>
+              <w:bottom w:val="single" w:color="999999" w:sz="4"/>
+              <w:right w:val="single" w:color="999999" w:sz="4"/>
+            </w:tcBorders>
+          </w:tcPr>
+          <w:p>
+            <w:r>
+              <w:rPr>
+                <w:b w:val="false"/>
+                <w:bCs w:val="false"/>
+                <w:sz w:val="18"/>
+                <w:szCs w:val="18"/>
+              </w:rPr>
+              <w:t xml:space="preserve">«________»</w:t>
+            </w:r>
+          </w:p>
+        </w:tc>
+        <w:tc>
+          <w:tcPr>
+            <w:tcW w:type="pct" w:w="22%"/>
+            <w:tcBorders>
+              <w:top w:val="single" w:color="999999" w:sz="4"/>
+              <w:left w:val="single" w:color="999999" w:sz="4"/>
+              <w:bottom w:val="single" w:color="999999" w:sz="4"/>
+              <w:right w:val="single" w:color="999999" w:sz="4"/>
+            </w:tcBorders>
+            <w:shd w:fill="E8E8E8" w:val="clear"/>
+          </w:tcPr>
+          <w:p>
+            <w:r>
+              <w:rPr>
+                <w:b/>
+                <w:bCs/>
+                <w:sz w:val="18"/>
+                <w:szCs w:val="18"/>
+              </w:rPr>
+              <w:t xml:space="preserve">After-hours breakdown roster</w:t>
+            </w:r>
+          </w:p>
+        </w:tc>
+        <w:tc>
+          <w:tcPr>
+            <w:tcW w:type="pct" w:w="28%"/>
+            <w:tcBorders>
+              <w:top w:val="single" w:color="999999" w:sz="4"/>
+              <w:left w:val="single" w:color="999999" w:sz="4"/>
+              <w:bottom w:val="single" w:color="999999" w:sz="4"/>
+              <w:right w:val="single" w:color="999999" w:sz="4"/>
+            </w:tcBorders>
+          </w:tcPr>
+          <w:p>
+            <w:r>
+              <w:rPr>
+                <w:b w:val="false"/>
+                <w:bCs w:val="false"/>
+                <w:sz w:val="18"/>
+                <w:szCs w:val="18"/>
+              </w:rPr>
+              <w:t xml:space="preserve">«________»</w:t>
+            </w:r>
+          </w:p>
+        </w:tc>
+      </w:tr>
     </w:tbl>
     <w:p>
       <w:pPr>
@@ -659,7 +751,7 @@
           <w:sz w:val="22"/>
           <w:szCs w:val="22"/>
         </w:rPr>
-        <w:t xml:space="preserve">A sticker is not PPM. A recall letter that never left quality has not been complied with. An overdue measuring device is withdrawn.</w:t>
+        <w:t xml:space="preserve">A machine in use is on the inventory, in date, and operated by someone trained for that class. A sticker is not a maintenance record. Downtime starts when the user reports, not when the engineer arrives.</w:t>
       </w:r>
     </w:p>
     <w:p>
@@ -680,31 +772,31 @@
           <w:sz w:val="22"/>
           <w:szCs w:val="22"/>
         </w:rPr>
-        <w:t xml:space="preserve">This policy governs how Preview Hospital plans, inventories, maintains, inspects, calibrates, recalls and times downtime for medical and support-service equipment.</w:t>
-      </w:r>
-    </w:p>
-    <w:p>
-      <w:pPr>
-        <w:spacing w:after="140"/>
-      </w:pPr>
-      <w:r>
-        <w:rPr>
-          <w:sz w:val="22"/>
-          <w:szCs w:val="22"/>
-        </w:rPr>
-        <w:t xml:space="preserve">It is the hospital-wide equipment programme. It is not the laboratory rule that a result is not issued from an overdue calibrator, the imaging AERB quality-assurance file, steriliser load validation, crash-cart contents, or building-plant tests of the generator. Those programmes remain in force. This policy puts the device on an inventory, a PPM job card and a recall search.</w:t>
-      </w:r>
-    </w:p>
-    <w:p>
-      <w:pPr>
-        <w:spacing w:after="140"/>
-      </w:pPr>
-      <w:r>
-        <w:rPr>
-          <w:sz w:val="22"/>
-          <w:szCs w:val="22"/>
-        </w:rPr>
-        <w:t xml:space="preserve">Editable defaults are marked «like this». True blanks — «________» — have no sensible default and must be completed before this document is signed.</w:t>
+        <w:t xml:space="preserve">This policy governs how Preview Hospital runs its programme for medical and support-service equipment: how equipment is planned against the services actually offered and the strategic plan; how it is inventoried and logged; how the documented operational and maintenance (preventive and breakdown) plan is implemented; how equipment is inspected and calibrated; how only qualified and trained people operate and maintain it; how device-related adverse events, hazard notices and recalls are monitored and complied with; and how downtime for critical-equipment breakdown is timed from the user report to inspection and corrective action.</w:t>
+      </w:r>
+    </w:p>
+    <w:p>
+      <w:pPr>
+        <w:spacing w:after="140"/>
+      </w:pPr>
+      <w:r>
+        <w:rPr>
+          <w:sz w:val="22"/>
+          <w:szCs w:val="22"/>
+        </w:rPr>
+        <w:t xml:space="preserve">It is the hospital-wide equipment programme. It is not the laboratory rule that a result is not issued from an overdue calibrator, not imaging quality-assurance and no-report-if-overdue, not steriliser validation as a reprocessing act, not crash-cart contents, and not building-plant utilities.</w:t>
+      </w:r>
+    </w:p>
+    <w:p>
+      <w:pPr>
+        <w:spacing w:after="140"/>
+      </w:pPr>
+      <w:r>
+        <w:rPr>
+          <w:sz w:val="22"/>
+          <w:szCs w:val="22"/>
+        </w:rPr>
+        <w:t xml:space="preserve">Editable defaults in this document are marked «like this». A hospital that adopts the default keeps the wording. A hospital that needs a different owner, interval or arrangement replaces the marked text before issue. True blanks — «________» — have no sensible default and must be completed before this document is signed.</w:t>
       </w:r>
     </w:p>
     <w:p>
@@ -725,43 +817,199 @@
           <w:sz w:val="22"/>
           <w:szCs w:val="22"/>
         </w:rPr>
-        <w:t xml:space="preserve">This policy applies to medical equipment and support-service equipment of Preview Hospital — owned, leased, loaned, consigned or outsourced — and to the people who plan, inventory, operate, maintain, inspect, calibrate, recall and record downtime for that equipment.</w:t>
-      </w:r>
-    </w:p>
-    <w:p>
-      <w:pPr>
-        <w:spacing w:after="140"/>
-      </w:pPr>
-      <w:r>
-        <w:rPr>
-          <w:sz w:val="22"/>
-          <w:szCs w:val="22"/>
-        </w:rPr>
-        <w:t xml:space="preserve">It covers planning against the service directory and strategic plan; inventory and logs; implemented preventive and breakdown maintenance; periodic inspection and calibration; qualified operators and maintainers; device adverse events, hazard notices and recalls; and critical-equipment downtime from the user's report to inspection and corrective action.</w:t>
-      </w:r>
-    </w:p>
-    <w:p>
-      <w:pPr>
-        <w:spacing w:after="140"/>
-      </w:pPr>
-      <w:r>
-        <w:rPr>
-          <w:sz w:val="22"/>
-          <w:szCs w:val="22"/>
-        </w:rPr>
-        <w:t xml:space="preserve">A generator, pump or UPS that is building plant is the utilities programme. A grab rail is facility-safety infrastructure. Medical-gas plant is the gas programme. A flowmeter may sit on this inventory if this hospital lists it as a device; the gas programme still owns the gas path. Steriliser load validation stays the reprocessing programme; a failed boiler or door seal is here. A crash-cart checklist is the resuscitation-kit policy; the defibrillator on the cart is still equipment here. Credentialing files, when that programme is written, hold the method; this policy requires that the person who pressed the button was trained for that class. Implant selection stays the implant policy. Patient-facing equipment charges stay expected-cost, not this PPM file.</w:t>
-      </w:r>
-    </w:p>
-    <w:p>
-      <w:pPr>
-        <w:spacing w:after="140"/>
-      </w:pPr>
-      <w:r>
-        <w:rPr>
-          <w:sz w:val="22"/>
-          <w:szCs w:val="22"/>
-        </w:rPr>
-        <w:t xml:space="preserve">NHM Biomedical Equipment Management and Maintenance Program (BEMMP) is the criticality and PPM framework — not a named NHM-contract mandate, not the Clinical Establishments Act, and not Central Electricity Authority guidance. CDSCO and the Medical Devices Rules, 2017, read with the Drugs and Cosmetics Act, 1940, govern regulated devices, adverse events and recalls insofar as they apply to devices this hospital uses. This hospital is not a manufacturer.</w:t>
+        <w:t xml:space="preserve">This policy applies to medical equipment and support-service equipment of Preview Hospital, whether owned, leased, loaned, consigned or outsourced, and to the people who plan, inventory, operate, maintain, inspect, calibrate, recall and record downtime for that equipment.</w:t>
+      </w:r>
+    </w:p>
+    <w:p>
+      <w:pPr>
+        <w:spacing w:after="140"/>
+      </w:pPr>
+      <w:r>
+        <w:rPr>
+          <w:sz w:val="22"/>
+          <w:szCs w:val="22"/>
+        </w:rPr>
+        <w:t xml:space="preserve">It covers: planning equipment against the service directory and strategic plan; inventory and logs; implementation of operational and maintenance (preventive and breakdown) plans; periodic inspection and calibration; qualified and trained operators and maintainers; monitoring of device-related adverse events, hazard notices and recalls; and monitoring of critical-equipment downtime from report to inspection and corrective action.</w:t>
+      </w:r>
+    </w:p>
+    <w:p>
+      <w:pPr>
+        <w:spacing w:after="140"/>
+      </w:pPr>
+      <w:r>
+        <w:rPr>
+          <w:sz w:val="22"/>
+          <w:szCs w:val="22"/>
+        </w:rPr>
+        <w:t xml:space="preserve">The defined scope of services is the service-directory programme. Equipment is planned against that directory and against strategy and budget approval. A service the directory does not provide is a recorded absence, not a copied intensive-care equipment list.</w:t>
+      </w:r>
+    </w:p>
+    <w:p>
+      <w:pPr>
+        <w:spacing w:after="140"/>
+      </w:pPr>
+      <w:r>
+        <w:rPr>
+          <w:sz w:val="22"/>
+          <w:szCs w:val="22"/>
+        </w:rPr>
+        <w:t xml:space="preserve">Laboratory calibration as a condition of issuing a result — no report from an overdue or failed instrument — remains that laboratory programme. This policy owns hospital-wide inventory, preventive maintenance, breakdown logs and the calibration programme as facility work. Two records, two purposes. Imaging calibration and quality-assurance tests, and that an overdue imaging device does not issue a report, remain that imaging programme. This policy owns that the imaging device is on the hospital inventory and has a maintenance and breakdown log.</w:t>
+      </w:r>
+    </w:p>
+    <w:p>
+      <w:pPr>
+        <w:spacing w:after="140"/>
+      </w:pPr>
+      <w:r>
+        <w:rPr>
+          <w:sz w:val="22"/>
+          <w:szCs w:val="22"/>
+        </w:rPr>
+        <w:t xml:space="preserve">Cabinet certification as a laboratory-safety condition remains that laboratory programme. Hospital-wide programme logistics sit here.</w:t>
+      </w:r>
+    </w:p>
+    <w:p>
+      <w:pPr>
+        <w:spacing w:after="140"/>
+      </w:pPr>
+      <w:r>
+        <w:rPr>
+          <w:sz w:val="22"/>
+          <w:szCs w:val="22"/>
+        </w:rPr>
+        <w:t xml:space="preserve">Steriliser validation, Bowie-Dick, biological indicators and recall of processed items when the sterilisation process fails remain the infection-control sterilisation programme. This policy owns the steriliser as equipment (inventory, preventive maintenance, breakdown). A failed cycle is that sterilisation programme; a failed boiler or door seal is this programme.</w:t>
+      </w:r>
+    </w:p>
+    <w:p>
+      <w:pPr>
+        <w:spacing w:after="140"/>
+      </w:pPr>
+      <w:r>
+        <w:rPr>
+          <w:sz w:val="22"/>
+          <w:szCs w:val="22"/>
+        </w:rPr>
+        <w:t xml:space="preserve">Crash-cart contents, seal and checklist as a resuscitation kit remain that resuscitation programme. Those kits are not this inventory counted twice; a defibrillator on the cart is still equipment here.</w:t>
+      </w:r>
+    </w:p>
+    <w:p>
+      <w:pPr>
+        <w:spacing w:after="140"/>
+      </w:pPr>
+      <w:r>
+        <w:rPr>
+          <w:sz w:val="22"/>
+          <w:szCs w:val="22"/>
+        </w:rPr>
+        <w:t xml:space="preserve">A diesel generator, UPS as building plant, pumps and potable-water plant are the utilities programme. A ventilator compressor is equipment here.</w:t>
+      </w:r>
+    </w:p>
+    <w:p>
+      <w:pPr>
+        <w:spacing w:after="140"/>
+      </w:pPr>
+      <w:r>
+        <w:rPr>
+          <w:sz w:val="22"/>
+          <w:szCs w:val="22"/>
+        </w:rPr>
+        <w:t xml:space="preserve">Condemned equipment is struck off this inventory then disposed of under the unused-material procedure in the facility-safety programme. Grab-rails are infrastructure, not this list.</w:t>
+      </w:r>
+    </w:p>
+    <w:p>
+      <w:pPr>
+        <w:spacing w:after="140"/>
+      </w:pPr>
+      <w:r>
+        <w:rPr>
+          <w:sz w:val="22"/>
+          <w:szCs w:val="22"/>
+        </w:rPr>
+        <w:t xml:space="preserve">Medical-gas plant, manifolds and piped installation are the gas programme. A flowmeter or regulator may be equipment here if this hospital inventories it as a device.</w:t>
+      </w:r>
+    </w:p>
+    <w:p>
+      <w:pPr>
+        <w:spacing w:after="140"/>
+      </w:pPr>
+      <w:r>
+        <w:rPr>
+          <w:sz w:val="22"/>
+          <w:szCs w:val="22"/>
+        </w:rPr>
+        <w:t xml:space="preserve">Credentialing method, when that human-resources programme is written, holds the credentialing file. This policy requires that the person who pressed the button or opened the cover was qualified and trained for that class.</w:t>
+      </w:r>
+    </w:p>
+    <w:p>
+      <w:pPr>
+        <w:spacing w:after="140"/>
+      </w:pPr>
+      <w:r>
+        <w:rPr>
+          <w:sz w:val="22"/>
+          <w:szCs w:val="22"/>
+        </w:rPr>
+        <w:t xml:space="preserve">Implantable-prosthesis procurement remains that medication and implant programme. A loaner drill may sit on this inventory; implant selection stays there.</w:t>
+      </w:r>
+    </w:p>
+    <w:p>
+      <w:pPr>
+        <w:spacing w:after="140"/>
+      </w:pPr>
+      <w:r>
+        <w:rPr>
+          <w:sz w:val="22"/>
+          <w:szCs w:val="22"/>
+        </w:rPr>
+        <w:t xml:space="preserve">Equipment downtime rates may be supplied as managerial indicators; the indicator set remains that quality-indicator programme. A device adverse event that harmed a patient is dual-entered in the incident system.</w:t>
+      </w:r>
+    </w:p>
+    <w:p>
+      <w:pPr>
+        <w:spacing w:after="140"/>
+      </w:pPr>
+      <w:r>
+        <w:rPr>
+          <w:sz w:val="22"/>
+          <w:szCs w:val="22"/>
+        </w:rPr>
+        <w:t xml:space="preserve">Capital for equipment may be approved with the strategic plan and budget; the programme is here.</w:t>
+      </w:r>
+    </w:p>
+    <w:p>
+      <w:pPr>
+        <w:spacing w:after="140"/>
+      </w:pPr>
+      <w:r>
+        <w:rPr>
+          <w:sz w:val="22"/>
+          <w:szCs w:val="22"/>
+        </w:rPr>
+        <w:t xml:space="preserve">Patient-facing expected cost is not this preventive-maintenance file.</w:t>
+      </w:r>
+    </w:p>
+    <w:p>
+      <w:pPr>
+        <w:spacing w:after="140"/>
+      </w:pPr>
+      <w:r>
+        <w:rPr>
+          <w:sz w:val="22"/>
+          <w:szCs w:val="22"/>
+        </w:rPr>
+        <w:t xml:space="preserve">NHM Biomedical Equipment Management and Maintenance Program (BEMMP) is the preventive-maintenance and inventory framework. It is not the Clinical Establishments Act and not Central Electricity Authority guidance. It is not a mandate to join a named NHM contract.</w:t>
+      </w:r>
+    </w:p>
+    <w:p>
+      <w:pPr>
+        <w:spacing w:after="140"/>
+      </w:pPr>
+      <w:r>
+        <w:rPr>
+          <w:sz w:val="22"/>
+          <w:szCs w:val="22"/>
+        </w:rPr>
+        <w:t xml:space="preserve">CDSCO Medical Devices and Diagnostics, and the Medical Devices Rules, 2017, read with the Drugs and Cosmetics Act, 1940, govern regulated devices, adverse-event reporting and recalls insofar as they apply to devices this hospital uses. They do not make this hospital a manufacturer.</w:t>
       </w:r>
     </w:p>
     <w:p>
@@ -782,79 +1030,91 @@
           <w:sz w:val="22"/>
           <w:szCs w:val="22"/>
         </w:rPr>
-        <w:t xml:space="preserve">Equipment is planned against the services the hospital actually offers and the strategic plan. A service the directory does not provide is not given another hospital's ICU list. BEMMP criticality and IPHS 2022 are planning frameworks, not a NABH equipment catalogue.</w:t>
-      </w:r>
-    </w:p>
-    <w:p>
-      <w:pPr>
-        <w:spacing w:after="140"/>
-      </w:pPr>
-      <w:r>
-        <w:rPr>
-          <w:sz w:val="22"/>
-          <w:szCs w:val="22"/>
-        </w:rPr>
-        <w:t xml:space="preserve">Every item that can harm a patient if it fails or is missing is on the inventory: unique identifier, location, owner department, criticality, and whether it is owned, loaned, consigned or outsourced. Logs record acceptance, PPM, breakdown and calibration due. An item in use that is not on the inventory is a defect.</w:t>
-      </w:r>
-    </w:p>
-    <w:p>
-      <w:pPr>
-        <w:spacing w:after="140"/>
-      </w:pPr>
-      <w:r>
-        <w:rPr>
-          <w:sz w:val="22"/>
-          <w:szCs w:val="22"/>
-        </w:rPr>
-        <w:t xml:space="preserve">The operational and maintenance plan is implemented. Preventive tasks follow criticality and the manufacturer; breakdowns are reported by the user, attended, and closed with a fault, time-to-attend and spare — not an "OK" with no fault. A binder of manufacturer PDFs, or a sticker with no job card, is not implementation. Annual PPM bunched the week before an assessment is not this plan.</w:t>
-      </w:r>
-    </w:p>
-    <w:p>
-      <w:pPr>
-        <w:spacing w:after="140"/>
-      </w:pPr>
-      <w:r>
-        <w:rPr>
-          <w:sz w:val="22"/>
-          <w:szCs w:val="22"/>
-        </w:rPr>
-        <w:t xml:space="preserve">Measuring and delivering devices are inspected in service and calibrated against a traceable standard. An overdue measuring device is withdrawn until it passes. The laboratory still does not issue a result from an overdue calibrator; imaging still does not issue a report from an overdue AERB-QA device. Those no-report rules stay those programmes; the due date lives on this inventory. This policy does not invent a SHCO-wide six-month calibration calendar.</w:t>
-      </w:r>
-    </w:p>
-    <w:p>
-      <w:pPr>
-        <w:spacing w:after="140"/>
-      </w:pPr>
-      <w:r>
-        <w:rPr>
-          <w:sz w:val="22"/>
-          <w:szCs w:val="22"/>
-        </w:rPr>
-        <w:t xml:space="preserve">Only named, trained people operate or maintain each class. A visiting technician without a job card, or a nurse using an infusion pump they were never shown, is a failure of this policy.</w:t>
-      </w:r>
-    </w:p>
-    <w:p>
-      <w:pPr>
-        <w:spacing w:after="140"/>
-      </w:pPr>
-      <w:r>
-        <w:rPr>
-          <w:sz w:val="22"/>
-          <w:szCs w:val="22"/>
-        </w:rPr>
-        <w:t xml:space="preserve">Device-related adverse events are captured. Hazard notices and recalls from CDSCO, the manufacturer or the vendor are searched against the inventory; affected items are quarantined and returned or destroyed. A letter in quality that never reached the ward has not been complied with. Harm to a patient is also an incident.</w:t>
-      </w:r>
-    </w:p>
-    <w:p>
-      <w:pPr>
-        <w:spacing w:after="140"/>
-      </w:pPr>
-      <w:r>
-        <w:rPr>
-          <w:sz w:val="22"/>
-          <w:szCs w:val="22"/>
-        </w:rPr>
-        <w:t xml:space="preserve">Critical equipment — the subset whose failure stops a defined service (ventilator, anaesthesia workstation, autoclave as equipment, imaging device, clinical analyser, blood-bank refrigerator, and others named here) — has downtime timed from the user's report, not from the engineer's arrival, until inspection and corrective action restore it or a defined alternative is in place.</w:t>
+        <w:t xml:space="preserve">Preview Hospital plans medical and support-service equipment in accordance with its services and strategic plan.</w:t>
+      </w:r>
+    </w:p>
+    <w:p>
+      <w:pPr>
+        <w:spacing w:after="140"/>
+      </w:pPr>
+      <w:r>
+        <w:rPr>
+          <w:sz w:val="22"/>
+          <w:szCs w:val="22"/>
+        </w:rPr>
+        <w:t xml:space="preserve">Preview Hospital inventories medical and support-service equipment, including loaned, consigned and outsourced items, and maintains logs as required. An item in use that is not on the inventory is a defect.</w:t>
+      </w:r>
+    </w:p>
+    <w:p>
+      <w:pPr>
+        <w:spacing w:after="140"/>
+      </w:pPr>
+      <w:r>
+        <w:rPr>
+          <w:sz w:val="22"/>
+          <w:szCs w:val="22"/>
+        </w:rPr>
+        <w:t xml:space="preserve">Preview Hospital implements the documented operational and maintenance (preventive and breakdown) plan. A binder of manufacturer PDFs, or a sticker with no job card, is not an implemented plan. NHM BEMMP is the criticality framework, not a named-contract mandate and not the Clinical Establishments Act.</w:t>
+      </w:r>
+    </w:p>
+    <w:p>
+      <w:pPr>
+        <w:spacing w:after="140"/>
+      </w:pPr>
+      <w:r>
+        <w:rPr>
+          <w:sz w:val="22"/>
+          <w:szCs w:val="22"/>
+        </w:rPr>
+        <w:t xml:space="preserve">Preview Hospital periodically inspects and calibrates medical and support-service equipment. An overdue measuring device is withdrawn until it has passed. Laboratory and imaging no-report rules remain those diagnostic programmes.</w:t>
+      </w:r>
+    </w:p>
+    <w:p>
+      <w:pPr>
+        <w:spacing w:after="140"/>
+      </w:pPr>
+      <w:r>
+        <w:rPr>
+          <w:sz w:val="22"/>
+          <w:szCs w:val="22"/>
+        </w:rPr>
+        <w:t xml:space="preserve">Preview Hospital requires that qualified and trained personnel operate and maintain medical and support-service equipment. A nurse using an infusion pump they were never shown, or a visiting technician without a job card, is a failure of this policy.</w:t>
+      </w:r>
+    </w:p>
+    <w:p>
+      <w:pPr>
+        <w:spacing w:after="140"/>
+      </w:pPr>
+      <w:r>
+        <w:rPr>
+          <w:sz w:val="22"/>
+          <w:szCs w:val="22"/>
+        </w:rPr>
+        <w:t xml:space="preserve">Preview Hospital monitors medical-equipment and medical-device adverse events and complies with hazard notices and recalls. A letter in the quality office that never reached the user is not compliance.</w:t>
+      </w:r>
+    </w:p>
+    <w:p>
+      <w:pPr>
+        <w:spacing w:after="140"/>
+      </w:pPr>
+      <w:r>
+        <w:rPr>
+          <w:sz w:val="22"/>
+          <w:szCs w:val="22"/>
+        </w:rPr>
+        <w:t xml:space="preserve">Preview Hospital monitors downtime for critical-equipment breakdown from the user report to inspection and implementation of corrective actions. The clock does not start when the engineer arrives.</w:t>
+      </w:r>
+    </w:p>
+    <w:p>
+      <w:pPr>
+        <w:spacing w:after="140"/>
+      </w:pPr>
+      <w:r>
+        <w:rPr>
+          <w:sz w:val="22"/>
+          <w:szCs w:val="22"/>
+        </w:rPr>
+        <w:t xml:space="preserve">Preview Hospital does not treat a calibration sticker without a record, a recall letter that never reached the user, or laboratory or imaging specialty quality-assurance offered as this whole programme, as that duty.</w:t>
       </w:r>
     </w:p>
     <w:p>
@@ -875,7 +1135,7 @@
           <w:sz w:val="22"/>
           <w:szCs w:val="22"/>
         </w:rPr>
-        <w:t xml:space="preserve">The following are prohibited.</w:t>
+        <w:t xml:space="preserve">The following are prohibited. There is no operational exception and no "until the vendor comes" exception.</w:t>
       </w:r>
     </w:p>
     <w:p>
@@ -887,7 +1147,7 @@
           <w:sz w:val="22"/>
           <w:szCs w:val="22"/>
         </w:rPr>
-        <w:t xml:space="preserve">1. Using a medical or support-service device on a patient that is not on the inventory.</w:t>
+        <w:t xml:space="preserve">1. Using a medical or support-service device that is not on the inventory.</w:t>
       </w:r>
     </w:p>
     <w:p>
@@ -899,7 +1159,7 @@
           <w:sz w:val="22"/>
           <w:szCs w:val="22"/>
         </w:rPr>
-        <w:t xml:space="preserve">2. Leaving an overdue measuring device in service.</w:t>
+        <w:t xml:space="preserve">2. Using a device that is overdue for inspection or calibration, that failed its last check, or that is under recall or quarantine.</w:t>
       </w:r>
     </w:p>
     <w:p>
@@ -911,7 +1171,7 @@
           <w:sz w:val="22"/>
           <w:szCs w:val="22"/>
         </w:rPr>
-        <w:t xml:space="preserve">3. Filing a hazard notice or recall in quality without searching the inventory and quarantining affected serial numbers.</w:t>
+        <w:t xml:space="preserve">3. Operating a device the person has not been trained for, or opening a cover the person is not qualified to maintain.</w:t>
       </w:r>
     </w:p>
     <w:p>
@@ -923,7 +1183,7 @@
           <w:sz w:val="22"/>
           <w:szCs w:val="22"/>
         </w:rPr>
-        <w:t xml:space="preserve">4. Counting a sticker, a manufacturer PDF, or PPM bunched for assessment week, as implemented maintenance.</w:t>
+        <w:t xml:space="preserve">4. Treating a manufacturer PDF binder, a sticker, or annual maintenance bunched the week before an assessment, as implemented preventive maintenance.</w:t>
       </w:r>
     </w:p>
     <w:p>
@@ -935,19 +1195,79 @@
           <w:sz w:val="22"/>
           <w:szCs w:val="22"/>
         </w:rPr>
-        <w:t xml:space="preserve">5. Operating or opening a device the person has not been trained and named for.</w:t>
-      </w:r>
-    </w:p>
-    <w:p>
-      <w:pPr>
-        <w:spacing w:after="140"/>
-      </w:pPr>
-      <w:r>
-        <w:rPr>
-          <w:sz w:val="22"/>
-          <w:szCs w:val="22"/>
-        </w:rPr>
-        <w:t xml:space="preserve">Anyone who sees a prohibited act stops it under the stop-work clause and reports it the same shift to the «Maintenance In-Charge» or, at night, the Night Duty Officer.</w:t>
+        <w:t xml:space="preserve">5. Counting steriliser process validation (Bowie-Dick, biological indicators, recall of a failed load) as this autoclave's preventive maintenance. Validation of the load remains the infection-control sterilisation programme; a failed boiler or door seal is this programme.</w:t>
+      </w:r>
+    </w:p>
+    <w:p>
+      <w:pPr>
+        <w:spacing w:after="80"/>
+      </w:pPr>
+      <w:r>
+        <w:rPr>
+          <w:sz w:val="22"/>
+          <w:szCs w:val="22"/>
+        </w:rPr>
+        <w:t xml:space="preserve">6. Counting laboratory or imaging no-report-from-overdue-calibrator rules as this whole hospital programme. Those rules remain those diagnostic programmes; this programme still withdraws the device.</w:t>
+      </w:r>
+    </w:p>
+    <w:p>
+      <w:pPr>
+        <w:spacing w:after="80"/>
+      </w:pPr>
+      <w:r>
+        <w:rPr>
+          <w:sz w:val="22"/>
+          <w:szCs w:val="22"/>
+        </w:rPr>
+        <w:t xml:space="preserve">7. Starting the downtime clock from the engineer's arrival rather than from the user report.</w:t>
+      </w:r>
+    </w:p>
+    <w:p>
+      <w:pPr>
+        <w:spacing w:after="80"/>
+      </w:pPr>
+      <w:r>
+        <w:rPr>
+          <w:sz w:val="22"/>
+          <w:szCs w:val="22"/>
+        </w:rPr>
+        <w:t xml:space="preserve">8. Filing a recall against a serial number that is not on the inventory, or leaving a recalled item in the ward because "stores will collect it."</w:t>
+      </w:r>
+    </w:p>
+    <w:p>
+      <w:pPr>
+        <w:spacing w:after="80"/>
+      </w:pPr>
+      <w:r>
+        <w:rPr>
+          <w:sz w:val="22"/>
+          <w:szCs w:val="22"/>
+        </w:rPr>
+        <w:t xml:space="preserve">9. Treating BEMMP as the Clinical Establishments Act, as Central Electricity Authority guidance, or as a mandate to join a named NHM contract.</w:t>
+      </w:r>
+    </w:p>
+    <w:p>
+      <w:pPr>
+        <w:spacing w:after="80"/>
+      </w:pPr>
+      <w:r>
+        <w:rPr>
+          <w:sz w:val="22"/>
+          <w:szCs w:val="22"/>
+        </w:rPr>
+        <w:t xml:space="preserve">10. Offering a crash-cart checklist as the defibrillator's equipment file.</w:t>
+      </w:r>
+    </w:p>
+    <w:p>
+      <w:pPr>
+        <w:spacing w:after="140"/>
+      </w:pPr>
+      <w:r>
+        <w:rPr>
+          <w:sz w:val="22"/>
+          <w:szCs w:val="22"/>
+        </w:rPr>
+        <w:t xml:space="preserve">A person who finds an uninventoried device in use, an overdue calibrator still in service, or a recall that did not reach the ward, reports it the same shift to the «Biomedical In-Charge».</w:t>
       </w:r>
     </w:p>
     <w:p>
@@ -965,31 +1285,31 @@
         <w:spacing w:after="100" w:before="220"/>
       </w:pPr>
       <w:r>
-        <w:t xml:space="preserve">5.1 Plan and inventory</w:t>
-      </w:r>
-    </w:p>
-    <w:p>
-      <w:pPr>
-        <w:spacing w:after="140"/>
-      </w:pPr>
-      <w:r>
-        <w:rPr>
-          <w:sz w:val="22"/>
-          <w:szCs w:val="22"/>
-        </w:rPr>
-        <w:t xml:space="preserve">The Maintenance In-Charge (biomedical for this policy) holds the equipment plan against the service directory and the strategic plan, including replacement of condemned items. A new service is not offered until the Medical Superintendent has signed that the equipment it needs is present or a dated gap is accepted.</w:t>
-      </w:r>
-    </w:p>
-    <w:p>
-      <w:pPr>
-        <w:spacing w:after="140"/>
-      </w:pPr>
-      <w:r>
-        <w:rPr>
-          <w:sz w:val="22"/>
-          <w:szCs w:val="22"/>
-        </w:rPr>
-        <w:t xml:space="preserve">The inventory includes loaners and outsourced analysers. Each item has a unique identifier, location, owner, criticality and tenure. Logs: acceptance, PPM, breakdown, calibration due. Crash-cart checklists do not replace the defibrillator file.</w:t>
+        <w:t xml:space="preserve">5.1 Plan equipment against the services we offer</w:t>
+      </w:r>
+    </w:p>
+    <w:p>
+      <w:pPr>
+        <w:spacing w:after="140"/>
+      </w:pPr>
+      <w:r>
+        <w:rPr>
+          <w:sz w:val="22"/>
+          <w:szCs w:val="22"/>
+        </w:rPr>
+        <w:t xml:space="preserve">The services are the service directory. Strategy and budget approval are that management programme. This section is the equipment plan that matches those, including replacement of condemned items, and excluding equipment for a service the directory does not provide.</w:t>
+      </w:r>
+    </w:p>
+    <w:p>
+      <w:pPr>
+        <w:spacing w:after="140"/>
+      </w:pPr>
+      <w:r>
+        <w:rPr>
+          <w:sz w:val="22"/>
+          <w:szCs w:val="22"/>
+        </w:rPr>
+        <w:t xml:space="preserve">How the plan is made, who signs that a new service has the equipment it needs before it is offered, and how a gap is recorded, are held by the «Biomedical In-Charge». BEMMP is a planning and criticality framework, not a named NHM-contract mandate. Indian Public Health Standards 2022 are a planning framework, not a NABH equipment-list mandate.</w:t>
       </w:r>
     </w:p>
     <w:p>
@@ -998,31 +1318,43 @@
         <w:spacing w:after="100" w:before="220"/>
       </w:pPr>
       <w:r>
-        <w:t xml:space="preserve">5.2 PPM, breakdown, inspection and calibration</w:t>
-      </w:r>
-    </w:p>
-    <w:p>
-      <w:pPr>
-        <w:spacing w:after="140"/>
-      </w:pPr>
-      <w:r>
-        <w:rPr>
-          <w:sz w:val="22"/>
-          <w:szCs w:val="22"/>
-        </w:rPr>
-        <w:t xml:space="preserve">Preventive maintenance runs to the criticality and manufacturer task list. The user reports a breakdown; the attender records fault, time-to-attend and spare; cannibalisation and loaner rules are written. Sample job cards show last month's PPM and last week's breakdown actually happened.</w:t>
-      </w:r>
-    </w:p>
-    <w:p>
-      <w:pPr>
-        <w:spacing w:after="140"/>
-      </w:pPr>
-      <w:r>
-        <w:rPr>
-          <w:sz w:val="22"/>
-          <w:szCs w:val="22"/>
-        </w:rPr>
-        <w:t xml:space="preserve">In-service inspection covers housing, leads, alarms and accessories. Calibration against a traceable standard covers monitors, defibrillator energy, infusion pumps, OT table scales, and laboratory or imaging instruments as inventory items. Overdue measuring devices are withdrawn until passed. Steriliser load validation stays the reprocessing programme; a failed door seal is this job card.</w:t>
+        <w:t xml:space="preserve">5.2 Inventory equipment and keep the logs</w:t>
+      </w:r>
+    </w:p>
+    <w:p>
+      <w:pPr>
+        <w:spacing w:after="140"/>
+      </w:pPr>
+      <w:r>
+        <w:rPr>
+          <w:sz w:val="22"/>
+          <w:szCs w:val="22"/>
+        </w:rPr>
+        <w:t xml:space="preserve">The inventory identifies each item that can harm a patient if it fails or is missing: unique identifier, location, owner department, criticality, and whether it is owned, loaned, consigned or outsourced. Logs are the running record BEMMP-style programmes keep (acceptance, preventive maintenance, breakdown, calibration due).</w:t>
+      </w:r>
+    </w:p>
+    <w:p>
+      <w:pPr>
+        <w:spacing w:after="140"/>
+      </w:pPr>
+      <w:r>
+        <w:rPr>
+          <w:sz w:val="22"/>
+          <w:szCs w:val="22"/>
+        </w:rPr>
+        <w:t xml:space="preserve">Laboratory and imaging specialty registers do not replace this hospital-wide inventory. A crash-cart checklist does not replace the defibrillator's equipment file.</w:t>
+      </w:r>
+    </w:p>
+    <w:p>
+      <w:pPr>
+        <w:spacing w:after="140"/>
+      </w:pPr>
+      <w:r>
+        <w:rPr>
+          <w:sz w:val="22"/>
+          <w:szCs w:val="22"/>
+        </w:rPr>
+        <w:t xml:space="preserve">What is on the inventory, what a log contains, and how a loaner or outsourced analyser is still listed, are held by the «Biomedical In-Charge». An item in use that is not on the inventory is a defect.</w:t>
       </w:r>
     </w:p>
     <w:p>
@@ -1031,19 +1363,55 @@
         <w:spacing w:after="100" w:before="220"/>
       </w:pPr>
       <w:r>
-        <w:t xml:space="preserve">5.3 Qualified operators and maintainers</w:t>
-      </w:r>
-    </w:p>
-    <w:p>
-      <w:pPr>
-        <w:spacing w:after="140"/>
-      </w:pPr>
-      <w:r>
-        <w:rPr>
-          <w:sz w:val="22"/>
-          <w:szCs w:val="22"/>
-        </w:rPr>
-        <w:t xml:space="preserve">The Maintenance In-Charge holds the trained-operator list and the maintainer list by class. Clinical heads do not let untrained staff press the button. Visiting technicians work only against a job card. Training is recorded at induction, on a new class, and «once a year».</w:t>
+        <w:t xml:space="preserve">5.3 Run preventive and breakdown maintenance</w:t>
+      </w:r>
+    </w:p>
+    <w:p>
+      <w:pPr>
+        <w:spacing w:after="140"/>
+      </w:pPr>
+      <w:r>
+        <w:rPr>
+          <w:sz w:val="22"/>
+          <w:szCs w:val="22"/>
+        </w:rPr>
+        <w:t xml:space="preserve">Planning and listing are 5.1 and 5.2. This section is that preventive and breakdown maintenance actually run.</w:t>
+      </w:r>
+    </w:p>
+    <w:p>
+      <w:pPr>
+        <w:spacing w:after="140"/>
+      </w:pPr>
+      <w:r>
+        <w:rPr>
+          <w:sz w:val="22"/>
+          <w:szCs w:val="22"/>
+        </w:rPr>
+        <w:t xml:space="preserve">NHM BEMMP is the Indian public-sector framework for criticality-based intervals, user-level care, and workshop or vendor breakdown. It is not a mandate to outsource to a named NHM agency and not "CEA guidelines." Manufacturer instructions inform the task list; they are not a substitute for a hospital plan that names who does the work and what happens when a critical item is down (5.7).</w:t>
+      </w:r>
+    </w:p>
+    <w:p>
+      <w:pPr>
+        <w:spacing w:after="140"/>
+      </w:pPr>
+      <w:r>
+        <w:rPr>
+          <w:sz w:val="22"/>
+          <w:szCs w:val="22"/>
+        </w:rPr>
+        <w:t xml:space="preserve">The documented operational plan (who may operate which class — 5.5), the preventive plan (task, interval by criticality, who attends, what is recorded), the breakdown plan (how a user reports, who attends, cannibalisation rule, loaner rule), and proof of implementation on a sample of critical items, are held by the «Biomedical In-Charge».</w:t>
+      </w:r>
+    </w:p>
+    <w:p>
+      <w:pPr>
+        <w:spacing w:after="140"/>
+      </w:pPr>
+      <w:r>
+        <w:rPr>
+          <w:sz w:val="22"/>
+          <w:szCs w:val="22"/>
+        </w:rPr>
+        <w:t xml:space="preserve">A binder of manufacturer PDFs, a sticker with no job card, or a breakdown register that records "OK" without a fault, time-to-attend or spare, is not an implemented plan. Steriliser process validation remains the infection-control sterilisation programme. Laboratory and imaging no-report rules remain those diagnostic programmes. Generator and UPS plant tests remain the utilities programme.</w:t>
       </w:r>
     </w:p>
     <w:p>
@@ -1052,43 +1420,190 @@
         <w:spacing w:after="100" w:before="220"/>
       </w:pPr>
       <w:r>
-        <w:t xml:space="preserve">5.4 Adverse events, recalls and critical downtime</w:t>
-      </w:r>
-    </w:p>
-    <w:p>
-      <w:pPr>
-        <w:spacing w:after="140"/>
-      </w:pPr>
-      <w:r>
-        <w:rPr>
-          <w:sz w:val="22"/>
-          <w:szCs w:val="22"/>
-        </w:rPr>
-        <w:t xml:space="preserve">A device-related adverse event is recorded here. If a patient was harmed it is also an incident; if it is also a medication-delivery event it is dual-entered with that programme.</w:t>
-      </w:r>
-    </w:p>
-    <w:p>
-      <w:pPr>
-        <w:spacing w:after="140"/>
-      </w:pPr>
-      <w:r>
-        <w:rPr>
-          <w:sz w:val="22"/>
-          <w:szCs w:val="22"/>
-        </w:rPr>
-        <w:t xml:space="preserve">Hazard notices and recalls are received, the inventory is searched, and affected items are quarantined and returned or destroyed. An empty recall log is acceptable only if the search was still run when a notice named a type this hospital holds.</w:t>
-      </w:r>
-    </w:p>
-    <w:p>
-      <w:pPr>
-        <w:spacing w:after="140"/>
-      </w:pPr>
-      <w:r>
-        <w:rPr>
-          <w:sz w:val="22"/>
-          <w:szCs w:val="22"/>
-        </w:rPr>
-        <w:t xml:space="preserve">Critical equipment is listed. Downtime starts when the user reports and ends when inspection and corrective action restore the item or a defined alternative (loaner, diversion, recorded pause) is in place. The clock does not start at engineer arrival.</w:t>
+        <w:t xml:space="preserve">5.4 Inspect and calibrate; withdraw until passed</w:t>
+      </w:r>
+    </w:p>
+    <w:p>
+      <w:pPr>
+        <w:spacing w:after="140"/>
+      </w:pPr>
+      <w:r>
+        <w:rPr>
+          <w:sz w:val="22"/>
+          <w:szCs w:val="22"/>
+        </w:rPr>
+        <w:t xml:space="preserve">Inspection is the in-service check that the item is safe to use (housing, leads, alarms, accessories). Calibration is the measurement against a traceable standard for items that measure or deliver a quantity (monitors, defibrillator energy, infusion pumps, operating-table scales, laboratory instruments as inventory items).</w:t>
+      </w:r>
+    </w:p>
+    <w:p>
+      <w:pPr>
+        <w:spacing w:after="140"/>
+      </w:pPr>
+      <w:r>
+        <w:rPr>
+          <w:sz w:val="22"/>
+          <w:szCs w:val="22"/>
+        </w:rPr>
+        <w:t xml:space="preserve">Laboratory no-report from an overdue or failed calibrator remains that laboratory programme. Imaging no-report from an overdue quality-assurance device remains that imaging programme. This section is that those due dates live on the hospital programme and that non-laboratory, non-imaging measuring devices are also calibrated.</w:t>
+      </w:r>
+    </w:p>
+    <w:p>
+      <w:pPr>
+        <w:spacing w:after="140"/>
+      </w:pPr>
+      <w:r>
+        <w:rPr>
+          <w:sz w:val="22"/>
+          <w:szCs w:val="22"/>
+        </w:rPr>
+        <w:t xml:space="preserve">Which items require calibration versus inspection-only, the interval, the traceable standard or vendor, and the rule that an overdue measuring device is withdrawn until passed, are held by the «Biomedical In-Charge». BEMMP criticality informs interval; it is not a NABH universal calendar. This policy does not invent a small-hospital-wide six-month calibration mandate.</w:t>
+      </w:r>
+    </w:p>
+    <w:p>
+      <w:pPr>
+        <w:pStyle w:val="Heading2"/>
+        <w:spacing w:after="100" w:before="220"/>
+      </w:pPr>
+      <w:r>
+        <w:t xml:space="preserve">5.5 Qualify the people who operate and who maintain</w:t>
+      </w:r>
+    </w:p>
+    <w:p>
+      <w:pPr>
+        <w:spacing w:after="140"/>
+      </w:pPr>
+      <w:r>
+        <w:rPr>
+          <w:sz w:val="22"/>
+          <w:szCs w:val="22"/>
+        </w:rPr>
+        <w:t xml:space="preserve">Operators are the clinical or technical users. Maintainers are biomedical or engineering staff, or the contracted workshop. Credentialing method, when that human-resources programme is written, holds the credentialing file. This section is that the person who pressed the button or opened the cover was qualified and trained for that class.</w:t>
+      </w:r>
+    </w:p>
+    <w:p>
+      <w:pPr>
+        <w:spacing w:after="140"/>
+      </w:pPr>
+      <w:r>
+        <w:rPr>
+          <w:sz w:val="22"/>
+          <w:szCs w:val="22"/>
+        </w:rPr>
+        <w:t xml:space="preserve">A visiting technician without a job card, or a nurse using an infusion pump they were never shown, is a failure of this policy.</w:t>
+      </w:r>
+    </w:p>
+    <w:p>
+      <w:pPr>
+        <w:spacing w:after="140"/>
+      </w:pPr>
+      <w:r>
+        <w:rPr>
+          <w:sz w:val="22"/>
+          <w:szCs w:val="22"/>
+        </w:rPr>
+        <w:t xml:space="preserve">Which roles may operate which class, which roles may maintain which class, and how training is recorded, are held by the «Biomedical In-Charge» with department heads. After hours, a breakdown is reported to the «named person who takes a breakdown call after hours» — a biomedical or engineering roster, not an emergency-command title imported from the fire programme.</w:t>
+      </w:r>
+    </w:p>
+    <w:p>
+      <w:pPr>
+        <w:pStyle w:val="Heading2"/>
+        <w:spacing w:after="100" w:before="220"/>
+      </w:pPr>
+      <w:r>
+        <w:t xml:space="preserve">5.6 Act on adverse events, hazard notices and recalls</w:t>
+      </w:r>
+    </w:p>
+    <w:p>
+      <w:pPr>
+        <w:spacing w:after="140"/>
+      </w:pPr>
+      <w:r>
+        <w:rPr>
+          <w:sz w:val="22"/>
+          <w:szCs w:val="22"/>
+        </w:rPr>
+        <w:t xml:space="preserve">Planned maintenance is 5.3. This section is the after-market safety net.</w:t>
+      </w:r>
+    </w:p>
+    <w:p>
+      <w:pPr>
+        <w:spacing w:after="140"/>
+      </w:pPr>
+      <w:r>
+        <w:rPr>
+          <w:sz w:val="22"/>
+          <w:szCs w:val="22"/>
+        </w:rPr>
+        <w:t xml:space="preserve">CDSCO Medical Devices and Diagnostics, and the Medical Devices Rules, 2017, read with the Drugs and Cosmetics Act, 1940, are the Indian regulatory framework for device adverse events and recalls insofar as they apply to devices this hospital uses. This hospital is not a manufacturer.</w:t>
+      </w:r>
+    </w:p>
+    <w:p>
+      <w:pPr>
+        <w:spacing w:after="140"/>
+      </w:pPr>
+      <w:r>
+        <w:rPr>
+          <w:sz w:val="22"/>
+          <w:szCs w:val="22"/>
+        </w:rPr>
+        <w:t xml:space="preserve">How a device-related adverse event is captured (dual entry with the incident system when a patient was harmed; with the medication programme when it is also a medication-delivery event), how hazard notices and recalls are received (CDSCO, manufacturer, vendor), how the inventory is searched, how affected items are quarantined and returned or destroyed, and who signs compliance, are held by the «Biomedical In-Charge».</w:t>
+      </w:r>
+    </w:p>
+    <w:p>
+      <w:pPr>
+        <w:spacing w:after="140"/>
+      </w:pPr>
+      <w:r>
+        <w:rPr>
+          <w:sz w:val="22"/>
+          <w:szCs w:val="22"/>
+        </w:rPr>
+        <w:t xml:space="preserve">A letter in the quality office that never reached the user, implant traceability offered as hospital-wide device recall, or a recalled infusion set left in the ward because "stores will collect it," is not compliance. An empty recall log is acceptable only if the inventory search was still run when a notice named a type this hospital holds.</w:t>
+      </w:r>
+    </w:p>
+    <w:p>
+      <w:pPr>
+        <w:pStyle w:val="Heading2"/>
+        <w:spacing w:after="100" w:before="220"/>
+      </w:pPr>
+      <w:r>
+        <w:t xml:space="preserve">5.7 Time critical-equipment downtime from the user report</w:t>
+      </w:r>
+    </w:p>
+    <w:p>
+      <w:pPr>
+        <w:spacing w:after="140"/>
+      </w:pPr>
+      <w:r>
+        <w:rPr>
+          <w:sz w:val="22"/>
+          <w:szCs w:val="22"/>
+        </w:rPr>
+        <w:t xml:space="preserve">Critical equipment is the subset of the inventory whose failure stops a defined service (ventilator, anaesthesia workstation, autoclave as equipment, imaging device, clinical analyser, blood-bank refrigerator, and others this hospital names). Named critical list: «________».</w:t>
+      </w:r>
+    </w:p>
+    <w:p>
+      <w:pPr>
+        <w:spacing w:after="140"/>
+      </w:pPr>
+      <w:r>
+        <w:rPr>
+          <w:sz w:val="22"/>
+          <w:szCs w:val="22"/>
+        </w:rPr>
+        <w:t xml:space="preserve">Downtime starts when the user reports and ends when the item is inspected and corrective action has restored it or a defined alternative is in place (loaner, diversion under the admission and referral programmes, recorded service pause). The failure this clock exists to catch is a breakdown register that records the engineer's arrival but not the hours the operating list was stopped.</w:t>
+      </w:r>
+    </w:p>
+    <w:p>
+      <w:pPr>
+        <w:spacing w:after="140"/>
+      </w:pPr>
+      <w:r>
+        <w:rPr>
+          <w:sz w:val="22"/>
+          <w:szCs w:val="22"/>
+        </w:rPr>
+        <w:t xml:space="preserve">Which items are critical, how reporting-to-restoration is timed, and how a corrective action is recorded, are held by the «Biomedical In-Charge». Managerial indicators may use the rate; this policy owns the clock. A diverted service remains the service-directory and referral programmes; this clock still runs.</w:t>
       </w:r>
     </w:p>
     <w:p>
@@ -1109,19 +1624,99 @@
           <w:sz w:val="22"/>
           <w:szCs w:val="22"/>
         </w:rPr>
-        <w:t xml:space="preserve">Every person has the authority and the duty to stop an act that breaches a non-negotiable rule: an uninventoried device in use; an overdue measuring device still on a patient; a recalled item left in the ward; an untrained person at a critical device.</w:t>
-      </w:r>
-    </w:p>
-    <w:p>
-      <w:pPr>
-        <w:spacing w:after="140"/>
-      </w:pPr>
-      <w:r>
-        <w:rPr>
-          <w:sz w:val="22"/>
-          <w:szCs w:val="22"/>
-        </w:rPr>
-        <w:t xml:space="preserve">The person says "stop", withdraws the device from use if they are competent to, and reports the same shift to the «Maintenance In-Charge» or the Night Duty Officer. There is no retaliation for a good-faith stop-work.</w:t>
+        <w:t xml:space="preserve">A person who is about to do any of the following does not proceed:</w:t>
+      </w:r>
+    </w:p>
+    <w:p>
+      <w:pPr>
+        <w:pStyle w:val="ListParagraph"/>
+        <w:numPr>
+          <w:ilvl w:val="0"/>
+          <w:numId w:val="1"/>
+        </w:numPr>
+        <w:spacing w:after="60"/>
+      </w:pPr>
+      <w:r>
+        <w:rPr>
+          <w:sz w:val="22"/>
+          <w:szCs w:val="22"/>
+        </w:rPr>
+        <w:t xml:space="preserve">use a device that is not on the inventory, is overdue for inspection or calibration, failed its last check, or is under recall or quarantine;</w:t>
+      </w:r>
+    </w:p>
+    <w:p>
+      <w:pPr>
+        <w:pStyle w:val="ListParagraph"/>
+        <w:numPr>
+          <w:ilvl w:val="0"/>
+          <w:numId w:val="1"/>
+        </w:numPr>
+        <w:spacing w:after="60"/>
+      </w:pPr>
+      <w:r>
+        <w:rPr>
+          <w:sz w:val="22"/>
+          <w:szCs w:val="22"/>
+        </w:rPr>
+        <w:t xml:space="preserve">operate a device they have not been trained for;</w:t>
+      </w:r>
+    </w:p>
+    <w:p>
+      <w:pPr>
+        <w:pStyle w:val="ListParagraph"/>
+        <w:numPr>
+          <w:ilvl w:val="0"/>
+          <w:numId w:val="1"/>
+        </w:numPr>
+        <w:spacing w:after="60"/>
+      </w:pPr>
+      <w:r>
+        <w:rPr>
+          <w:sz w:val="22"/>
+          <w:szCs w:val="22"/>
+        </w:rPr>
+        <w:t xml:space="preserve">issue a laboratory or imaging report from a device this programme has withdrawn as overdue or failed — those no-report rules remain the diagnostic programmes; this stop is that the device stays out of service;</w:t>
+      </w:r>
+    </w:p>
+    <w:p>
+      <w:pPr>
+        <w:pStyle w:val="ListParagraph"/>
+        <w:numPr>
+          <w:ilvl w:val="0"/>
+          <w:numId w:val="1"/>
+        </w:numPr>
+        <w:spacing w:after="60"/>
+      </w:pPr>
+      <w:r>
+        <w:rPr>
+          <w:sz w:val="22"/>
+          <w:szCs w:val="22"/>
+        </w:rPr>
+        <w:t xml:space="preserve">return a recalled or quarantined item to a clinical bay.</w:t>
+      </w:r>
+    </w:p>
+    <w:p>
+      <w:pPr>
+        <w:spacing w:after="140"/>
+      </w:pPr>
+      <w:r>
+        <w:rPr>
+          <w:sz w:val="22"/>
+          <w:szCs w:val="22"/>
+        </w:rPr>
+        <w:t xml:space="preserve">They take the device out of the bay if they are competent to, label it withdrawn, and tell the «Biomedical In-Charge» the same shift — or, if that person is not on site, the «named person who takes a breakdown call after hours».</w:t>
+      </w:r>
+    </w:p>
+    <w:p>
+      <w:pPr>
+        <w:spacing w:after="140"/>
+      </w:pPr>
+      <w:r>
+        <w:rPr>
+          <w:sz w:val="22"/>
+          <w:szCs w:val="22"/>
+        </w:rPr>
+        <w:t xml:space="preserve">A good-faith refusal to use an overdue or uninventoried device is not a disciplinary matter. The device is not returned to service until the Biomedical In-Charge says it has passed.</w:t>
       </w:r>
     </w:p>
     <w:p>
@@ -1142,160 +1737,194 @@
           <w:sz w:val="22"/>
           <w:szCs w:val="22"/>
         </w:rPr>
-        <w:t xml:space="preserve">Roles below are titles, not vacancies.</w:t>
-      </w:r>
-    </w:p>
-    <w:p>
-      <w:pPr>
-        <w:pStyle w:val="ListParagraph"/>
-        <w:numPr>
-          <w:ilvl w:val="0"/>
-          <w:numId w:val="1"/>
-        </w:numPr>
-        <w:spacing w:after="60"/>
-      </w:pPr>
-      <w:r>
-        <w:rPr>
-          <w:sz w:val="22"/>
-          <w:szCs w:val="22"/>
-        </w:rPr>
-        <w:t xml:space="preserve">Medical Superintendent</w:t>
-      </w:r>
-    </w:p>
-    <w:p>
-      <w:pPr>
-        <w:pStyle w:val="ListParagraph"/>
-        <w:numPr>
-          <w:ilvl w:val="0"/>
-          <w:numId w:val="1"/>
-        </w:numPr>
-        <w:spacing w:after="60"/>
-      </w:pPr>
-      <w:r>
-        <w:rPr>
-          <w:sz w:val="22"/>
-          <w:szCs w:val="22"/>
-        </w:rPr>
-        <w:t xml:space="preserve">Accountable that this programme is issued and resourced.</w:t>
-      </w:r>
-    </w:p>
-    <w:p>
-      <w:pPr>
-        <w:pStyle w:val="ListParagraph"/>
-        <w:numPr>
-          <w:ilvl w:val="0"/>
-          <w:numId w:val="1"/>
-        </w:numPr>
-        <w:spacing w:after="60"/>
-      </w:pPr>
-      <w:r>
-        <w:rPr>
-          <w:sz w:val="22"/>
-          <w:szCs w:val="22"/>
-        </w:rPr>
-        <w:t xml:space="preserve">Signs that a new service has the equipment it needs.</w:t>
-      </w:r>
-    </w:p>
-    <w:p>
-      <w:pPr>
-        <w:pStyle w:val="ListParagraph"/>
-        <w:numPr>
-          <w:ilvl w:val="0"/>
-          <w:numId w:val="1"/>
-        </w:numPr>
-        <w:spacing w:after="60"/>
-      </w:pPr>
-      <w:r>
-        <w:rPr>
-          <w:sz w:val="22"/>
-          <w:szCs w:val="22"/>
-        </w:rPr>
-        <w:t xml:space="preserve">Maintenance In-Charge (biomedical for this policy)</w:t>
-      </w:r>
-    </w:p>
-    <w:p>
-      <w:pPr>
-        <w:pStyle w:val="ListParagraph"/>
-        <w:numPr>
-          <w:ilvl w:val="0"/>
-          <w:numId w:val="1"/>
-        </w:numPr>
-        <w:spacing w:after="60"/>
-      </w:pPr>
-      <w:r>
-        <w:rPr>
-          <w:sz w:val="22"/>
-          <w:szCs w:val="22"/>
-        </w:rPr>
-        <w:t xml:space="preserve">Owns the plan, inventory, PPM, calibration, recall search and downtime clock.</w:t>
-      </w:r>
-    </w:p>
-    <w:p>
-      <w:pPr>
-        <w:pStyle w:val="ListParagraph"/>
-        <w:numPr>
-          <w:ilvl w:val="0"/>
-          <w:numId w:val="1"/>
-        </w:numPr>
-        <w:spacing w:after="60"/>
-      </w:pPr>
-      <w:r>
-        <w:rPr>
-          <w:sz w:val="22"/>
-          <w:szCs w:val="22"/>
-        </w:rPr>
-        <w:t xml:space="preserve">Nursing Superintendent</w:t>
-      </w:r>
-    </w:p>
-    <w:p>
-      <w:pPr>
-        <w:pStyle w:val="ListParagraph"/>
-        <w:numPr>
-          <w:ilvl w:val="0"/>
-          <w:numId w:val="1"/>
-        </w:numPr>
-        <w:spacing w:after="60"/>
-      </w:pPr>
-      <w:r>
-        <w:rPr>
-          <w:sz w:val="22"/>
-          <w:szCs w:val="22"/>
-        </w:rPr>
-        <w:t xml:space="preserve">Ensures ward devices in use are on the inventory and that overdue items are not borrowed back into service.</w:t>
-      </w:r>
-    </w:p>
-    <w:p>
-      <w:pPr>
-        <w:pStyle w:val="ListParagraph"/>
-        <w:numPr>
-          <w:ilvl w:val="0"/>
-          <w:numId w:val="1"/>
-        </w:numPr>
-        <w:spacing w:after="60"/>
-      </w:pPr>
-      <w:r>
-        <w:rPr>
-          <w:sz w:val="22"/>
-          <w:szCs w:val="22"/>
-        </w:rPr>
-        <w:t xml:space="preserve">Night Duty Officer</w:t>
-      </w:r>
-    </w:p>
-    <w:p>
-      <w:pPr>
-        <w:pStyle w:val="ListParagraph"/>
-        <w:numPr>
-          <w:ilvl w:val="0"/>
-          <w:numId w:val="1"/>
-        </w:numPr>
-        <w:spacing w:after="60"/>
-      </w:pPr>
-      <w:r>
-        <w:rPr>
-          <w:sz w:val="22"/>
-          <w:szCs w:val="22"/>
-        </w:rPr>
-        <w:t xml:space="preserve">Receives a night breakdown report; the downtime clock starts then.</w:t>
+        <w:t xml:space="preserve">These are the jobs this equipment programme needs. In a small hospital the biomedical lead may be the same person as the facilities Maintenance In-Charge; they still keep this inventory as the equipment file, not as a combined generator-and-ventilator log.</w:t>
+      </w:r>
+    </w:p>
+    <w:p>
+      <w:pPr>
+        <w:pStyle w:val="ListParagraph"/>
+        <w:numPr>
+          <w:ilvl w:val="0"/>
+          <w:numId w:val="1"/>
+        </w:numPr>
+        <w:spacing w:after="60"/>
+      </w:pPr>
+      <w:r>
+        <w:rPr>
+          <w:sz w:val="22"/>
+          <w:szCs w:val="22"/>
+        </w:rPr>
+        <w:t xml:space="preserve">Medical Superintendent (head of the institution)</w:t>
+      </w:r>
+    </w:p>
+    <w:p>
+      <w:pPr>
+        <w:pStyle w:val="ListParagraph"/>
+        <w:numPr>
+          <w:ilvl w:val="0"/>
+          <w:numId w:val="1"/>
+        </w:numPr>
+        <w:spacing w:after="60"/>
+      </w:pPr>
+      <w:r>
+        <w:rPr>
+          <w:sz w:val="22"/>
+          <w:szCs w:val="22"/>
+        </w:rPr>
+        <w:t xml:space="preserve">Accountable that the medical and support-service equipment programme runs as this policy requires.</w:t>
+      </w:r>
+    </w:p>
+    <w:p>
+      <w:pPr>
+        <w:pStyle w:val="ListParagraph"/>
+        <w:numPr>
+          <w:ilvl w:val="0"/>
+          <w:numId w:val="1"/>
+        </w:numPr>
+        <w:spacing w:after="60"/>
+      </w:pPr>
+      <w:r>
+        <w:rPr>
+          <w:sz w:val="22"/>
+          <w:szCs w:val="22"/>
+        </w:rPr>
+        <w:t xml:space="preserve">«Biomedical In-Charge» (named biomedical or engineering lead)</w:t>
+      </w:r>
+    </w:p>
+    <w:p>
+      <w:pPr>
+        <w:pStyle w:val="ListParagraph"/>
+        <w:numPr>
+          <w:ilvl w:val="0"/>
+          <w:numId w:val="1"/>
+        </w:numPr>
+        <w:spacing w:after="60"/>
+      </w:pPr>
+      <w:r>
+        <w:rPr>
+          <w:sz w:val="22"/>
+          <w:szCs w:val="22"/>
+        </w:rPr>
+        <w:t xml:space="preserve">Holds the equipment plan, inventory, preventive-maintenance and breakdown job cards, inspection and calibration, recall file and downtime log.</w:t>
+      </w:r>
+    </w:p>
+    <w:p>
+      <w:pPr>
+        <w:pStyle w:val="ListParagraph"/>
+        <w:numPr>
+          <w:ilvl w:val="0"/>
+          <w:numId w:val="1"/>
+        </w:numPr>
+        <w:spacing w:after="60"/>
+      </w:pPr>
+      <w:r>
+        <w:rPr>
+          <w:sz w:val="22"/>
+          <w:szCs w:val="22"/>
+        </w:rPr>
+        <w:t xml:space="preserve">Withdraws an overdue or failed measuring device until it has passed.</w:t>
+      </w:r>
+    </w:p>
+    <w:p>
+      <w:pPr>
+        <w:pStyle w:val="ListParagraph"/>
+        <w:numPr>
+          <w:ilvl w:val="0"/>
+          <w:numId w:val="1"/>
+        </w:numPr>
+        <w:spacing w:after="60"/>
+      </w:pPr>
+      <w:r>
+        <w:rPr>
+          <w:sz w:val="22"/>
+          <w:szCs w:val="22"/>
+        </w:rPr>
+        <w:t xml:space="preserve">Runs the inventory search when a hazard notice or recall arrives.</w:t>
+      </w:r>
+    </w:p>
+    <w:p>
+      <w:pPr>
+        <w:pStyle w:val="ListParagraph"/>
+        <w:numPr>
+          <w:ilvl w:val="0"/>
+          <w:numId w:val="1"/>
+        </w:numPr>
+        <w:spacing w:after="60"/>
+      </w:pPr>
+      <w:r>
+        <w:rPr>
+          <w:sz w:val="22"/>
+          <w:szCs w:val="22"/>
+        </w:rPr>
+        <w:t xml:space="preserve">Names the «named person who takes a breakdown call after hours».</w:t>
+      </w:r>
+    </w:p>
+    <w:p>
+      <w:pPr>
+        <w:pStyle w:val="ListParagraph"/>
+        <w:numPr>
+          <w:ilvl w:val="0"/>
+          <w:numId w:val="1"/>
+        </w:numPr>
+        <w:spacing w:after="60"/>
+      </w:pPr>
+      <w:r>
+        <w:rPr>
+          <w:sz w:val="22"/>
+          <w:szCs w:val="22"/>
+        </w:rPr>
+        <w:t xml:space="preserve">Clinical heads / department in-charges</w:t>
+      </w:r>
+    </w:p>
+    <w:p>
+      <w:pPr>
+        <w:pStyle w:val="ListParagraph"/>
+        <w:numPr>
+          <w:ilvl w:val="0"/>
+          <w:numId w:val="1"/>
+        </w:numPr>
+        <w:spacing w:after="60"/>
+      </w:pPr>
+      <w:r>
+        <w:rPr>
+          <w:sz w:val="22"/>
+          <w:szCs w:val="22"/>
+        </w:rPr>
+        <w:t xml:space="preserve">Do not operate a device their staff are not trained for.</w:t>
+      </w:r>
+    </w:p>
+    <w:p>
+      <w:pPr>
+        <w:pStyle w:val="ListParagraph"/>
+        <w:numPr>
+          <w:ilvl w:val="0"/>
+          <w:numId w:val="1"/>
+        </w:numPr>
+        <w:spacing w:after="60"/>
+      </w:pPr>
+      <w:r>
+        <w:rPr>
+          <w:sz w:val="22"/>
+          <w:szCs w:val="22"/>
+        </w:rPr>
+        <w:t xml:space="preserve">Do not issue a laboratory or imaging report from an overdue calibrator (those no-report rules remain those diagnostic programmes).</w:t>
+      </w:r>
+    </w:p>
+    <w:p>
+      <w:pPr>
+        <w:pStyle w:val="ListParagraph"/>
+        <w:numPr>
+          <w:ilvl w:val="0"/>
+          <w:numId w:val="1"/>
+        </w:numPr>
+        <w:spacing w:after="60"/>
+      </w:pPr>
+      <w:r>
+        <w:rPr>
+          <w:sz w:val="22"/>
+          <w:szCs w:val="22"/>
+        </w:rPr>
+        <w:t xml:space="preserve">Report a breakdown when it happens, not when it is convenient.</w:t>
       </w:r>
     </w:p>
     <w:p>
@@ -1329,68 +1958,80 @@
           <w:sz w:val="22"/>
           <w:szCs w:val="22"/>
         </w:rPr>
-        <w:t xml:space="preserve">Audits this policy «quarterly».</w:t>
-      </w:r>
-    </w:p>
-    <w:p>
-      <w:pPr>
-        <w:pStyle w:val="ListParagraph"/>
-        <w:numPr>
-          <w:ilvl w:val="0"/>
-          <w:numId w:val="1"/>
-        </w:numPr>
-        <w:spacing w:after="60"/>
-      </w:pPr>
-      <w:r>
-        <w:rPr>
-          <w:sz w:val="22"/>
-          <w:szCs w:val="22"/>
-        </w:rPr>
-        <w:t xml:space="preserve">Department in-charges</w:t>
-      </w:r>
-    </w:p>
-    <w:p>
-      <w:pPr>
-        <w:pStyle w:val="ListParagraph"/>
-        <w:numPr>
-          <w:ilvl w:val="0"/>
-          <w:numId w:val="1"/>
-        </w:numPr>
-        <w:spacing w:after="60"/>
-      </w:pPr>
-      <w:r>
-        <w:rPr>
-          <w:sz w:val="22"/>
-          <w:szCs w:val="22"/>
-        </w:rPr>
-        <w:t xml:space="preserve">Do not operate a class their staff are not trained for.</w:t>
-      </w:r>
-    </w:p>
-    <w:p>
-      <w:pPr>
-        <w:pStyle w:val="ListParagraph"/>
-        <w:numPr>
-          <w:ilvl w:val="0"/>
-          <w:numId w:val="1"/>
-        </w:numPr>
-        <w:spacing w:after="60"/>
-      </w:pPr>
-      <w:r>
-        <w:rPr>
-          <w:sz w:val="22"/>
-          <w:szCs w:val="22"/>
-        </w:rPr>
-        <w:t xml:space="preserve">Do not issue a laboratory or imaging report from an overdue calibrator (those no-report rules stay those programmes).</w:t>
-      </w:r>
-    </w:p>
-    <w:p>
-      <w:pPr>
-        <w:pStyle w:val="ListParagraph"/>
-        <w:numPr>
-          <w:ilvl w:val="0"/>
-          <w:numId w:val="1"/>
-        </w:numPr>
-        <w:spacing w:after="60"/>
+        <w:t xml:space="preserve">Audits the records in section 8.</w:t>
+      </w:r>
+    </w:p>
+    <w:p>
+      <w:pPr>
+        <w:pStyle w:val="ListParagraph"/>
+        <w:numPr>
+          <w:ilvl w:val="0"/>
+          <w:numId w:val="1"/>
+        </w:numPr>
+        <w:spacing w:after="60"/>
+      </w:pPr>
+      <w:r>
+        <w:rPr>
+          <w:sz w:val="22"/>
+          <w:szCs w:val="22"/>
+        </w:rPr>
+        <w:t xml:space="preserve">Contracted workshop, if maintenance is outsourced</w:t>
+      </w:r>
+    </w:p>
+    <w:p>
+      <w:pPr>
+        <w:pStyle w:val="ListParagraph"/>
+        <w:numPr>
+          <w:ilvl w:val="0"/>
+          <w:numId w:val="1"/>
+        </w:numPr>
+        <w:spacing w:after="60"/>
+      </w:pPr>
+      <w:r>
+        <w:rPr>
+          <w:sz w:val="22"/>
+          <w:szCs w:val="22"/>
+        </w:rPr>
+        <w:t xml:space="preserve">Works to the job card and the breakdown clock in this policy. Outsourcing agreements remain that management-agreement programme; the technical tests remain here.</w:t>
+      </w:r>
+    </w:p>
+    <w:p>
+      <w:pPr>
+        <w:pStyle w:val="ListParagraph"/>
+        <w:numPr>
+          <w:ilvl w:val="0"/>
+          <w:numId w:val="1"/>
+        </w:numPr>
+        <w:spacing w:after="60"/>
+      </w:pPr>
+      <w:r>
+        <w:rPr>
+          <w:sz w:val="22"/>
+          <w:szCs w:val="22"/>
+        </w:rPr>
+        <w:t xml:space="preserve">All staff who use equipment</w:t>
+      </w:r>
+    </w:p>
+    <w:p>
+      <w:pPr>
+        <w:pStyle w:val="ListParagraph"/>
+        <w:numPr>
+          <w:ilvl w:val="0"/>
+          <w:numId w:val="1"/>
+        </w:numPr>
+        <w:spacing w:after="60"/>
+      </w:pPr>
+      <w:r>
+        <w:rPr>
+          <w:sz w:val="22"/>
+          <w:szCs w:val="22"/>
+        </w:rPr>
+        <w:t xml:space="preserve">Report an uninventoried device in use, an overdue calibrator still in service, and a recall that did not reach the ward.</w:t>
+      </w:r>
+    </w:p>
+    <w:p>
+      <w:pPr>
+        <w:spacing w:after="140"/>
       </w:pPr>
       <w:r>
         <w:rPr>
@@ -1414,92 +2055,126 @@
           <w:sz w:val="22"/>
           <w:szCs w:val="22"/>
         </w:rPr>
-        <w:t xml:space="preserve">Plan and inventory: Maintenance In-Charge (R/A)</w:t>
-      </w:r>
-    </w:p>
-    <w:p>
-      <w:pPr>
-        <w:pStyle w:val="ListParagraph"/>
-        <w:numPr>
-          <w:ilvl w:val="0"/>
-          <w:numId w:val="1"/>
-        </w:numPr>
-        <w:spacing w:after="60"/>
-      </w:pPr>
-      <w:r>
-        <w:rPr>
-          <w:sz w:val="22"/>
-          <w:szCs w:val="22"/>
-        </w:rPr>
-        <w:t xml:space="preserve">PPM and breakdown: Maintenance In-Charge (R/A); user reports (R)</w:t>
-      </w:r>
-    </w:p>
-    <w:p>
-      <w:pPr>
-        <w:pStyle w:val="ListParagraph"/>
-        <w:numPr>
-          <w:ilvl w:val="0"/>
-          <w:numId w:val="1"/>
-        </w:numPr>
-        <w:spacing w:after="60"/>
-      </w:pPr>
-      <w:r>
-        <w:rPr>
-          <w:sz w:val="22"/>
-          <w:szCs w:val="22"/>
-        </w:rPr>
-        <w:t xml:space="preserve">Calibration withdrawal: Maintenance In-Charge (R); department in-charge (A for not using the item)</w:t>
-      </w:r>
-    </w:p>
-    <w:p>
-      <w:pPr>
-        <w:pStyle w:val="ListParagraph"/>
-        <w:numPr>
-          <w:ilvl w:val="0"/>
-          <w:numId w:val="1"/>
-        </w:numPr>
-        <w:spacing w:after="60"/>
-      </w:pPr>
-      <w:r>
-        <w:rPr>
-          <w:sz w:val="22"/>
-          <w:szCs w:val="22"/>
-        </w:rPr>
-        <w:t xml:space="preserve">Recall: Maintenance In-Charge (R/A)</w:t>
-      </w:r>
-    </w:p>
-    <w:p>
-      <w:pPr>
-        <w:pStyle w:val="ListParagraph"/>
-        <w:numPr>
-          <w:ilvl w:val="0"/>
-          <w:numId w:val="1"/>
-        </w:numPr>
-        <w:spacing w:after="60"/>
-      </w:pPr>
-      <w:r>
-        <w:rPr>
-          <w:sz w:val="22"/>
-          <w:szCs w:val="22"/>
-        </w:rPr>
-        <w:t xml:space="preserve">Downtime clock: Maintenance In-Charge (R); Night Duty Officer (A at night for the start time)</w:t>
-      </w:r>
-    </w:p>
-    <w:p>
-      <w:pPr>
-        <w:pStyle w:val="ListParagraph"/>
-        <w:numPr>
-          <w:ilvl w:val="0"/>
-          <w:numId w:val="1"/>
-        </w:numPr>
-        <w:spacing w:after="60"/>
-      </w:pPr>
-      <w:r>
-        <w:rPr>
-          <w:sz w:val="22"/>
-          <w:szCs w:val="22"/>
-        </w:rPr>
-        <w:t xml:space="preserve">Stop-work: all staff (R); Maintenance In-Charge (A for restart)</w:t>
+        <w:t xml:space="preserve">Equipment plan: Biomedical In-Charge (R); Medical Superintendent (A)</w:t>
+      </w:r>
+    </w:p>
+    <w:p>
+      <w:pPr>
+        <w:pStyle w:val="ListParagraph"/>
+        <w:numPr>
+          <w:ilvl w:val="0"/>
+          <w:numId w:val="1"/>
+        </w:numPr>
+        <w:spacing w:after="60"/>
+      </w:pPr>
+      <w:r>
+        <w:rPr>
+          <w:sz w:val="22"/>
+          <w:szCs w:val="22"/>
+        </w:rPr>
+        <w:t xml:space="preserve">Inventory and logs: Biomedical In-Charge (R/A)</w:t>
+      </w:r>
+    </w:p>
+    <w:p>
+      <w:pPr>
+        <w:pStyle w:val="ListParagraph"/>
+        <w:numPr>
+          <w:ilvl w:val="0"/>
+          <w:numId w:val="1"/>
+        </w:numPr>
+        <w:spacing w:after="60"/>
+      </w:pPr>
+      <w:r>
+        <w:rPr>
+          <w:sz w:val="22"/>
+          <w:szCs w:val="22"/>
+        </w:rPr>
+        <w:t xml:space="preserve">Preventive and breakdown maintenance: Biomedical In-Charge (R/A); users report breakdowns (R)</w:t>
+      </w:r>
+    </w:p>
+    <w:p>
+      <w:pPr>
+        <w:pStyle w:val="ListParagraph"/>
+        <w:numPr>
+          <w:ilvl w:val="0"/>
+          <w:numId w:val="1"/>
+        </w:numPr>
+        <w:spacing w:after="60"/>
+      </w:pPr>
+      <w:r>
+        <w:rPr>
+          <w:sz w:val="22"/>
+          <w:szCs w:val="22"/>
+        </w:rPr>
+        <w:t xml:space="preserve">Inspection and calibration: Biomedical In-Charge (R/A)</w:t>
+      </w:r>
+    </w:p>
+    <w:p>
+      <w:pPr>
+        <w:pStyle w:val="ListParagraph"/>
+        <w:numPr>
+          <w:ilvl w:val="0"/>
+          <w:numId w:val="1"/>
+        </w:numPr>
+        <w:spacing w:after="60"/>
+      </w:pPr>
+      <w:r>
+        <w:rPr>
+          <w:sz w:val="22"/>
+          <w:szCs w:val="22"/>
+        </w:rPr>
+        <w:t xml:space="preserve">Operator and maintainer training: Biomedical In-Charge (R); department heads (C)</w:t>
+      </w:r>
+    </w:p>
+    <w:p>
+      <w:pPr>
+        <w:pStyle w:val="ListParagraph"/>
+        <w:numPr>
+          <w:ilvl w:val="0"/>
+          <w:numId w:val="1"/>
+        </w:numPr>
+        <w:spacing w:after="60"/>
+      </w:pPr>
+      <w:r>
+        <w:rPr>
+          <w:sz w:val="22"/>
+          <w:szCs w:val="22"/>
+        </w:rPr>
+        <w:t xml:space="preserve">Adverse events and recalls: Biomedical In-Charge (R/A); incident system (C when a patient was harmed)</w:t>
+      </w:r>
+    </w:p>
+    <w:p>
+      <w:pPr>
+        <w:pStyle w:val="ListParagraph"/>
+        <w:numPr>
+          <w:ilvl w:val="0"/>
+          <w:numId w:val="1"/>
+        </w:numPr>
+        <w:spacing w:after="60"/>
+      </w:pPr>
+      <w:r>
+        <w:rPr>
+          <w:sz w:val="22"/>
+          <w:szCs w:val="22"/>
+        </w:rPr>
+        <w:t xml:space="preserve">Downtime clock: user who reports (R for start); Biomedical In-Charge (A)</w:t>
+      </w:r>
+    </w:p>
+    <w:p>
+      <w:pPr>
+        <w:pStyle w:val="ListParagraph"/>
+        <w:numPr>
+          <w:ilvl w:val="0"/>
+          <w:numId w:val="1"/>
+        </w:numPr>
+        <w:spacing w:after="60"/>
+      </w:pPr>
+      <w:r>
+        <w:rPr>
+          <w:sz w:val="22"/>
+          <w:szCs w:val="22"/>
+        </w:rPr>
+        <w:t xml:space="preserve">Audit: Quality Coordinator (R); Medical Superintendent (A)</w:t>
       </w:r>
     </w:p>
     <w:p>
@@ -1520,150 +2195,191 @@
           <w:sz w:val="22"/>
           <w:szCs w:val="22"/>
         </w:rPr>
-        <w:t xml:space="preserve">The Quality Coordinator audits this policy «quarterly».</w:t>
-      </w:r>
-    </w:p>
-    <w:p>
-      <w:pPr>
-        <w:pStyle w:val="ListParagraph"/>
-        <w:numPr>
-          <w:ilvl w:val="0"/>
-          <w:numId w:val="1"/>
-        </w:numPr>
-        <w:spacing w:after="60"/>
-      </w:pPr>
-      <w:r>
-        <w:rPr>
-          <w:sz w:val="22"/>
-          <w:szCs w:val="22"/>
-        </w:rPr>
-        <w:t xml:space="preserve">What is monitored:</w:t>
-      </w:r>
-    </w:p>
-    <w:p>
-      <w:pPr>
-        <w:pStyle w:val="ListParagraph"/>
-        <w:numPr>
-          <w:ilvl w:val="0"/>
-          <w:numId w:val="1"/>
-        </w:numPr>
-        <w:spacing w:after="60"/>
-      </w:pPr>
-      <w:r>
-        <w:rPr>
-          <w:sz w:val="22"/>
-          <w:szCs w:val="22"/>
-        </w:rPr>
-        <w:t xml:space="preserve">Inventory includes loaners; no device in use off the list.</w:t>
-      </w:r>
-    </w:p>
-    <w:p>
-      <w:pPr>
-        <w:pStyle w:val="ListParagraph"/>
-        <w:numPr>
-          <w:ilvl w:val="0"/>
-          <w:numId w:val="1"/>
-        </w:numPr>
-        <w:spacing w:after="60"/>
-      </w:pPr>
-      <w:r>
-        <w:rPr>
-          <w:sz w:val="22"/>
-          <w:szCs w:val="22"/>
-        </w:rPr>
-        <w:t xml:space="preserve">PPM job cards for a sample of critical items, dated when due, not bunched.</w:t>
-      </w:r>
-    </w:p>
-    <w:p>
-      <w:pPr>
-        <w:pStyle w:val="ListParagraph"/>
-        <w:numPr>
-          <w:ilvl w:val="0"/>
-          <w:numId w:val="1"/>
-        </w:numPr>
-        <w:spacing w:after="60"/>
-      </w:pPr>
-      <w:r>
-        <w:rPr>
-          <w:sz w:val="22"/>
-          <w:szCs w:val="22"/>
-        </w:rPr>
-        <w:t xml:space="preserve">Overdue measuring devices withdrawn; laboratory and imaging no-report rules still those programmes.</w:t>
-      </w:r>
-    </w:p>
-    <w:p>
-      <w:pPr>
-        <w:pStyle w:val="ListParagraph"/>
-        <w:numPr>
-          <w:ilvl w:val="0"/>
-          <w:numId w:val="1"/>
-        </w:numPr>
-        <w:spacing w:after="60"/>
-      </w:pPr>
-      <w:r>
-        <w:rPr>
-          <w:sz w:val="22"/>
-          <w:szCs w:val="22"/>
-        </w:rPr>
-        <w:t xml:space="preserve">Recall file shows inventory search and quarantine.</w:t>
-      </w:r>
-    </w:p>
-    <w:p>
-      <w:pPr>
-        <w:pStyle w:val="ListParagraph"/>
-        <w:numPr>
-          <w:ilvl w:val="0"/>
-          <w:numId w:val="1"/>
-        </w:numPr>
-        <w:spacing w:after="60"/>
-      </w:pPr>
-      <w:r>
-        <w:rPr>
-          <w:sz w:val="22"/>
-          <w:szCs w:val="22"/>
-        </w:rPr>
-        <w:t xml:space="preserve">Downtime from user report, not engineer arrival.</w:t>
-      </w:r>
-    </w:p>
-    <w:p>
-      <w:pPr>
-        <w:pStyle w:val="ListParagraph"/>
-        <w:numPr>
-          <w:ilvl w:val="0"/>
-          <w:numId w:val="1"/>
-        </w:numPr>
-        <w:spacing w:after="60"/>
-      </w:pPr>
-      <w:r>
-        <w:rPr>
-          <w:sz w:val="22"/>
-          <w:szCs w:val="22"/>
-        </w:rPr>
-        <w:t xml:space="preserve">Trained-operator list current.</w:t>
-      </w:r>
-    </w:p>
-    <w:p>
-      <w:pPr>
-        <w:spacing w:after="140"/>
-      </w:pPr>
-      <w:r>
-        <w:rPr>
-          <w:sz w:val="22"/>
-          <w:szCs w:val="22"/>
-        </w:rPr>
-        <w:t xml:space="preserve">Root-cause analysis is required when: a device in use is not on the inventory; a recall did not reach the serial numbers held; an overdue measuring device is found in service; a critical item's PPM was missed. CAPA older than «thirty days» is escalated to the Medical Superintendent.</w:t>
-      </w:r>
-    </w:p>
-    <w:p>
-      <w:pPr>
-        <w:spacing w:after="140"/>
-      </w:pPr>
-      <w:r>
-        <w:rPr>
-          <w:sz w:val="22"/>
-          <w:szCs w:val="22"/>
-        </w:rPr>
-        <w:t xml:space="preserve">This policy is reviewed «annually», and sooner after a missed recall.</w:t>
+        <w:t xml:space="preserve">The Quality Coordinator audits this policy «quarterly». The audit looks at the machines and the records, not at a binder.</w:t>
+      </w:r>
+    </w:p>
+    <w:p>
+      <w:pPr>
+        <w:spacing w:after="140"/>
+      </w:pPr>
+      <w:r>
+        <w:rPr>
+          <w:sz w:val="22"/>
+          <w:szCs w:val="22"/>
+        </w:rPr>
+        <w:t xml:space="preserve">What is monitored each quarter:</w:t>
+      </w:r>
+    </w:p>
+    <w:p>
+      <w:pPr>
+        <w:pStyle w:val="ListParagraph"/>
+        <w:numPr>
+          <w:ilvl w:val="0"/>
+          <w:numId w:val="1"/>
+        </w:numPr>
+        <w:spacing w:after="60"/>
+      </w:pPr>
+      <w:r>
+        <w:rPr>
+          <w:sz w:val="22"/>
+          <w:szCs w:val="22"/>
+        </w:rPr>
+        <w:t xml:space="preserve">Inventory includes loaners, consigned and outsourced items; no item in use is missing from the list.</w:t>
+      </w:r>
+    </w:p>
+    <w:p>
+      <w:pPr>
+        <w:pStyle w:val="ListParagraph"/>
+        <w:numPr>
+          <w:ilvl w:val="0"/>
+          <w:numId w:val="1"/>
+        </w:numPr>
+        <w:spacing w:after="60"/>
+      </w:pPr>
+      <w:r>
+        <w:rPr>
+          <w:sz w:val="22"/>
+          <w:szCs w:val="22"/>
+        </w:rPr>
+        <w:t xml:space="preserve">Preventive maintenance happened rather than a sticker; last month's job cards exist for a sample of critical items.</w:t>
+      </w:r>
+    </w:p>
+    <w:p>
+      <w:pPr>
+        <w:pStyle w:val="ListParagraph"/>
+        <w:numPr>
+          <w:ilvl w:val="0"/>
+          <w:numId w:val="1"/>
+        </w:numPr>
+        <w:spacing w:after="60"/>
+      </w:pPr>
+      <w:r>
+        <w:rPr>
+          <w:sz w:val="22"/>
+          <w:szCs w:val="22"/>
+        </w:rPr>
+        <w:t xml:space="preserve">Calibration withdrawal is in force; laboratory and imaging no-report rules still sit with those diagnostic programmes.</w:t>
+      </w:r>
+    </w:p>
+    <w:p>
+      <w:pPr>
+        <w:pStyle w:val="ListParagraph"/>
+        <w:numPr>
+          <w:ilvl w:val="0"/>
+          <w:numId w:val="1"/>
+        </w:numPr>
+        <w:spacing w:after="60"/>
+      </w:pPr>
+      <w:r>
+        <w:rPr>
+          <w:sz w:val="22"/>
+          <w:szCs w:val="22"/>
+        </w:rPr>
+        <w:t xml:space="preserve">Steriliser process validation is not counted as this autoclave's preventive maintenance.</w:t>
+      </w:r>
+    </w:p>
+    <w:p>
+      <w:pPr>
+        <w:pStyle w:val="ListParagraph"/>
+        <w:numPr>
+          <w:ilvl w:val="0"/>
+          <w:numId w:val="1"/>
+        </w:numPr>
+        <w:spacing w:after="60"/>
+      </w:pPr>
+      <w:r>
+        <w:rPr>
+          <w:sz w:val="22"/>
+          <w:szCs w:val="22"/>
+        </w:rPr>
+        <w:t xml:space="preserve">Recalls reached the user; inventory search was run; quarantined items are not in a clinical bay.</w:t>
+      </w:r>
+    </w:p>
+    <w:p>
+      <w:pPr>
+        <w:pStyle w:val="ListParagraph"/>
+        <w:numPr>
+          <w:ilvl w:val="0"/>
+          <w:numId w:val="1"/>
+        </w:numPr>
+        <w:spacing w:after="60"/>
+      </w:pPr>
+      <w:r>
+        <w:rPr>
+          <w:sz w:val="22"/>
+          <w:szCs w:val="22"/>
+        </w:rPr>
+        <w:t xml:space="preserve">Downtime is timed from the user report, not from engineer arrival.</w:t>
+      </w:r>
+    </w:p>
+    <w:p>
+      <w:pPr>
+        <w:pStyle w:val="ListParagraph"/>
+        <w:numPr>
+          <w:ilvl w:val="0"/>
+          <w:numId w:val="1"/>
+        </w:numPr>
+        <w:spacing w:after="60"/>
+      </w:pPr>
+      <w:r>
+        <w:rPr>
+          <w:sz w:val="22"/>
+          <w:szCs w:val="22"/>
+        </w:rPr>
+        <w:t xml:space="preserve">BEMMP is used as a framework, not as a named-contract mandate or as the Clinical Establishments Act.</w:t>
+      </w:r>
+    </w:p>
+    <w:p>
+      <w:pPr>
+        <w:pStyle w:val="ListParagraph"/>
+        <w:numPr>
+          <w:ilvl w:val="0"/>
+          <w:numId w:val="1"/>
+        </w:numPr>
+        <w:spacing w:after="60"/>
+      </w:pPr>
+      <w:r>
+        <w:rPr>
+          <w:sz w:val="22"/>
+          <w:szCs w:val="22"/>
+        </w:rPr>
+        <w:t xml:space="preserve">Patient-facing billing is left with the expected-cost programme.</w:t>
+      </w:r>
+    </w:p>
+    <w:p>
+      <w:pPr>
+        <w:spacing w:after="140"/>
+      </w:pPr>
+      <w:r>
+        <w:rPr>
+          <w:sz w:val="22"/>
+          <w:szCs w:val="22"/>
+        </w:rPr>
+        <w:t xml:space="preserve">Any non-conformity is a finding. The Biomedical In-Charge owns the corrective action. Root-cause analysis is required when: a device in use is not on the inventory; an overdue measuring device was found in service; a recall did not reach the serial numbers this hospital holds; downtime was timed from engineer arrival; or a person operated a device they were not trained for.</w:t>
+      </w:r>
+    </w:p>
+    <w:p>
+      <w:pPr>
+        <w:spacing w:after="140"/>
+      </w:pPr>
+      <w:r>
+        <w:rPr>
+          <w:sz w:val="22"/>
+          <w:szCs w:val="22"/>
+        </w:rPr>
+        <w:t xml:space="preserve">Corrective and preventive action is dated, has an owner, and is checked at the next quarterly audit. An open CAPA older than «thirty days» is escalated to the Medical Superintendent.</w:t>
+      </w:r>
+    </w:p>
+    <w:p>
+      <w:pPr>
+        <w:spacing w:after="140"/>
+      </w:pPr>
+      <w:r>
+        <w:rPr>
+          <w:sz w:val="22"/>
+          <w:szCs w:val="22"/>
+        </w:rPr>
+        <w:t xml:space="preserve">This policy is reviewed «annually», and sooner after a missed recall, a critical-equipment failure that stopped a defined service, or a change to the service directory that should have changed the equipment plan.</w:t>
       </w:r>
     </w:p>
     <w:p>
@@ -1684,7 +2400,7 @@
           <w:sz w:val="22"/>
           <w:szCs w:val="22"/>
         </w:rPr>
-        <w:t xml:space="preserve">Operators and maintainers are trained against this policy at induction, before using a new class, and «once a year» thereafter.</w:t>
+        <w:t xml:space="preserve">Staff who operate or maintain a class of medical or support-service equipment are trained against this policy at induction, before first unsupervised use of that class, and «once a year» thereafter. Training covers: reporting a breakdown; not using an uninventoried, overdue, failed or recalled device; the downtime clock starting at the user report; and the split that laboratory and imaging no-report rules and steriliser validation remain those other programmes. Maintainers are named on a trained-maintainer list held by the Biomedical In-Charge.</w:t>
       </w:r>
     </w:p>
     <w:p>
@@ -1708,7 +2424,7 @@
           <w:sz w:val="22"/>
           <w:szCs w:val="22"/>
         </w:rPr>
-        <w:t xml:space="preserve">I have read this Medical and Support-Service Equipment Programme of Preview Hospital. I will not use a device that is not on the inventory. I will not use an overdue measuring device. I will not operate a class I am not named for.</w:t>
+        <w:t xml:space="preserve">I have read this Medical and Support-Service Equipment Programme policy of Preview Hospital. I will not use a device that is not on the inventory, is overdue, has failed, or is under recall. I will not operate a class I have not been trained for. I will report a breakdown when it happens.</w:t>
       </w:r>
     </w:p>
     <w:p>
@@ -2455,7 +3171,7 @@
           <w:sz w:val="20"/>
           <w:szCs w:val="20"/>
         </w:rPr>
-        <w:t xml:space="preserve">The Nursing Superintendent holds signed acknowledgements with the induction record. Operators of each class are named on the trained-operator list.</w:t>
+        <w:t xml:space="preserve">The Biomedical In-Charge holds signed acknowledgements of operators and maintainers with the induction record. Maintainers are named on the trained-maintainer list.</w:t>
       </w:r>
     </w:p>
     <w:p>
@@ -2481,7 +3197,24 @@
           <w:sz w:val="22"/>
           <w:szCs w:val="22"/>
         </w:rPr>
-        <w:t xml:space="preserve">Biomedical Equipment Management and Maintenance Program. National Health Mission — PPM, inventory and criticality framework; not a named-contract mandate and not Clinical Establishments Act or Central Electricity Authority guidance.</w:t>
+        <w:t xml:space="preserve">National Accreditation Board for Hospitals and Healthcare Providers (NABH), Standards for Small Healthcare Organisations, 3rd Edition — Chapter 8 FMS, standard FMS.3 (this policy is written so that those requirements are met in operation; it is not a commentary on the standard).</w:t>
+      </w:r>
+    </w:p>
+    <w:p>
+      <w:pPr>
+        <w:pStyle w:val="ListParagraph"/>
+        <w:numPr>
+          <w:ilvl w:val="0"/>
+          <w:numId w:val="1"/>
+        </w:numPr>
+        <w:spacing w:after="60"/>
+      </w:pPr>
+      <w:r>
+        <w:rPr>
+          <w:sz w:val="22"/>
+          <w:szCs w:val="22"/>
+        </w:rPr>
+        <w:t xml:space="preserve">Biomedical Equipment Management and Maintenance Program. National Health Mission — preventive-maintenance, inventory and criticality framework, not a named-contract mandate and not Clinical Establishments Act or Central Electricity Authority guidance.</w:t>
       </w:r>
     </w:p>
     <w:p>
@@ -2515,58 +3248,41 @@
           <w:sz w:val="22"/>
           <w:szCs w:val="22"/>
         </w:rPr>
-        <w:t xml:space="preserve">Medical Devices Rules, 2017, read with the Drugs and Cosmetics Act, 1940 — regulated devices, adverse events and recalls insofar as they apply to devices this hospital uses; this hospital is not a manufacturer.</w:t>
-      </w:r>
-    </w:p>
-    <w:p>
-      <w:pPr>
-        <w:pStyle w:val="ListParagraph"/>
-        <w:numPr>
-          <w:ilvl w:val="0"/>
-          <w:numId w:val="1"/>
-        </w:numPr>
-        <w:spacing w:after="60"/>
-      </w:pPr>
-      <w:r>
-        <w:rPr>
-          <w:sz w:val="22"/>
-          <w:szCs w:val="22"/>
-        </w:rPr>
-        <w:t xml:space="preserve">Indian Public Health Standards (2022). National Health Mission — planning framework, not a NABH equipment-list mandate.</w:t>
-      </w:r>
-    </w:p>
-    <w:p>
-      <w:pPr>
-        <w:pStyle w:val="ListParagraph"/>
-        <w:numPr>
-          <w:ilvl w:val="0"/>
-          <w:numId w:val="1"/>
-        </w:numPr>
-        <w:spacing w:after="60"/>
-      </w:pPr>
-      <w:r>
-        <w:rPr>
-          <w:sz w:val="22"/>
-          <w:szCs w:val="22"/>
-        </w:rPr>
-        <w:t xml:space="preserve">NABH Standards for Small Healthcare Organisations, 3rd Edition, Chapter 8, standard FMS.3 (this policy is written so that those requirements are met in operation; it is not a commentary on the standard).</w:t>
-      </w:r>
-    </w:p>
-    <w:p>
-      <w:pPr>
-        <w:pStyle w:val="ListParagraph"/>
-        <w:numPr>
-          <w:ilvl w:val="0"/>
-          <w:numId w:val="1"/>
-        </w:numPr>
-        <w:spacing w:after="60"/>
-      </w:pPr>
-      <w:r>
-        <w:rPr>
-          <w:sz w:val="22"/>
-          <w:szCs w:val="22"/>
-        </w:rPr>
-        <w:t xml:space="preserve">Internal: equipment plan; inventory; PPM and breakdown plan; calibration; recall file; downtime log; service directory; laboratory, imaging, reprocessing, crash-cart, utilities, facility-safety and gas programmes; incident system.</w:t>
+        <w:t xml:space="preserve">Medical Devices Rules, 2017, read with the Drugs and Cosmetics Act, 1940 — Indian instrument for regulated devices, adverse events and recalls insofar as they apply to devices this hospital uses; this hospital is not a manufacturer.</w:t>
+      </w:r>
+    </w:p>
+    <w:p>
+      <w:pPr>
+        <w:pStyle w:val="ListParagraph"/>
+        <w:numPr>
+          <w:ilvl w:val="0"/>
+          <w:numId w:val="1"/>
+        </w:numPr>
+        <w:spacing w:after="60"/>
+      </w:pPr>
+      <w:r>
+        <w:rPr>
+          <w:sz w:val="22"/>
+          <w:szCs w:val="22"/>
+        </w:rPr>
+        <w:t xml:space="preserve">Indian Public Health Standards. (2022). National Health Mission — planning framework, not a NABH equipment-list mandate.</w:t>
+      </w:r>
+    </w:p>
+    <w:p>
+      <w:pPr>
+        <w:pStyle w:val="ListParagraph"/>
+        <w:numPr>
+          <w:ilvl w:val="0"/>
+          <w:numId w:val="1"/>
+        </w:numPr>
+        <w:spacing w:after="60"/>
+      </w:pPr>
+      <w:r>
+        <w:rPr>
+          <w:sz w:val="22"/>
+          <w:szCs w:val="22"/>
+        </w:rPr>
+        <w:t xml:space="preserve">Internal documents of this hospital: equipment plan; inventory; preventive-maintenance and breakdown plan; calibration; recall file; downtime log; service directory; laboratory and imaging no-report rules; steriliser validation programme; crash-cart programme; utilities, unused-material and gas programmes; incident system.</w:t>
       </w:r>
     </w:p>
     <w:p>
@@ -2587,43 +3303,43 @@
           <w:sz w:val="22"/>
           <w:szCs w:val="22"/>
         </w:rPr>
-        <w:t xml:space="preserve">Controlled master: office of the Medical Superintendent, Preview Hospital, with a working copy held by the Maintenance In-Charge and the Quality Coordinator.</w:t>
-      </w:r>
-    </w:p>
-    <w:p>
-      <w:pPr>
-        <w:spacing w:after="140"/>
-      </w:pPr>
-      <w:r>
-        <w:rPr>
-          <w:sz w:val="22"/>
-          <w:szCs w:val="22"/>
-        </w:rPr>
-        <w:t xml:space="preserve">Issued to: Nursing Superintendent, department in-charges who operate equipment, contracted workshop if maintenance is outsourced.</w:t>
-      </w:r>
-    </w:p>
-    <w:p>
-      <w:pPr>
-        <w:spacing w:after="140"/>
-      </w:pPr>
-      <w:r>
-        <w:rPr>
-          <w:sz w:val="22"/>
-          <w:szCs w:val="22"/>
-        </w:rPr>
-        <w:t xml:space="preserve">Available to all staff at the «Nursing Station policy folder» and, if the hospital keeps an intranet, at the «staff intranet / policies».</w:t>
-      </w:r>
-    </w:p>
-    <w:p>
-      <w:pPr>
-        <w:spacing w:after="140"/>
-      </w:pPr>
-      <w:r>
-        <w:rPr>
-          <w:sz w:val="22"/>
-          <w:szCs w:val="22"/>
-        </w:rPr>
-        <w:t xml:space="preserve">On revision, every displayed copy is withdrawn the same day. One dated superseded copy is retained by the Quality Coordinator.</w:t>
+        <w:t xml:space="preserve">Controlled master copy: office of the Medical Superintendent, Preview Hospital, with the «Biomedical In-Charge» and the Quality Coordinator.</w:t>
+      </w:r>
+    </w:p>
+    <w:p>
+      <w:pPr>
+        <w:spacing w:after="140"/>
+      </w:pPr>
+      <w:r>
+        <w:rPr>
+          <w:sz w:val="22"/>
+          <w:szCs w:val="22"/>
+        </w:rPr>
+        <w:t xml:space="preserve">Copies issued to: department heads who operate equipment; contracted workshop if maintenance is outsourced.</w:t>
+      </w:r>
+    </w:p>
+    <w:p>
+      <w:pPr>
+        <w:spacing w:after="140"/>
+      </w:pPr>
+      <w:r>
+        <w:rPr>
+          <w:sz w:val="22"/>
+          <w:szCs w:val="22"/>
+        </w:rPr>
+        <w:t xml:space="preserve">The current version is available to all staff at the «biomedical / engineering office policy file» and, if the hospital keeps an intranet, at the «staff intranet / policies».</w:t>
+      </w:r>
+    </w:p>
+    <w:p>
+      <w:pPr>
+        <w:spacing w:after="140"/>
+      </w:pPr>
+      <w:r>
+        <w:rPr>
+          <w:sz w:val="22"/>
+          <w:szCs w:val="22"/>
+        </w:rPr>
+        <w:t xml:space="preserve">Superseded versions are withdrawn from all points of use on issue of a revision. One dated copy of each is retained by the Quality Coordinator.</w:t>
       </w:r>
     </w:p>
     <w:p>
@@ -2647,22 +3363,12 @@
         <w:t xml:space="preserve">BEMMP — Biomedical Equipment Management and Maintenance Program (National Health Mission)
 CDSCO — Central Drugs Standard Control Organisation
 PPM — planned preventive maintenance
-AERB — Atomic Energy Regulatory Board (imaging quality assurance remains the imaging programme)
+AERB — Atomic Energy Regulatory Board (imaging quality-assurance remains the imaging programme)
+NHM — National Health Mission
 CAPA — corrective and preventive action
-RCA — root-cause analysis</w:t>
-      </w:r>
-    </w:p>
-    <w:p>
-      <w:pPr>
-        <w:spacing w:after="140"/>
-      </w:pPr>
-      <w:r>
-        <w:rPr>
-          <w:sz w:val="22"/>
-          <w:szCs w:val="22"/>
-        </w:rPr>
-        <w:t xml:space="preserve">Night Duty Officer — the senior doctor or senior nurse holding emergency command overnight
-Maintenance In-Charge — the person accountable for the equipment programme under this policy (biomedical)</w:t>
+RCA — root-cause analysis
+UPS — uninterruptible power supply (building plant remains the utilities programme)
+AMC — annual maintenance contract</w:t>
       </w:r>
     </w:p>
     <w:p>
@@ -2863,7 +3569,7 @@
                 <w:sz w:val="18"/>
                 <w:szCs w:val="18"/>
               </w:rPr>
-              <w:t xml:space="preserve">Section 3; 5.1 Plan and inventory</w:t>
+              <w:t xml:space="preserve">Section 3; 5.1 Plan equipment against the services we offer</w:t>
             </w:r>
           </w:p>
         </w:tc>
@@ -2885,7 +3591,7 @@
                 <w:sz w:val="18"/>
                 <w:szCs w:val="18"/>
               </w:rPr>
-              <w:t xml:space="preserve">Medical Superintendent (accountable); Maintenance In-Charge (plan)</w:t>
+              <w:t xml:space="preserve">Medical Superintendent (accountable); Biomedical In-Charge (plan)</w:t>
             </w:r>
           </w:p>
         </w:tc>
@@ -2953,7 +3659,7 @@
                 <w:sz w:val="18"/>
                 <w:szCs w:val="18"/>
               </w:rPr>
-              <w:t xml:space="preserve">Section 3; 5.1 Plan and inventory</w:t>
+              <w:t xml:space="preserve">Section 3; 5.2 Inventory equipment and keep the logs</w:t>
             </w:r>
           </w:p>
         </w:tc>
@@ -2975,7 +3681,7 @@
                 <w:sz w:val="18"/>
                 <w:szCs w:val="18"/>
               </w:rPr>
-              <w:t xml:space="preserve">Maintenance In-Charge</w:t>
+              <w:t xml:space="preserve">Biomedical In-Charge</w:t>
             </w:r>
           </w:p>
         </w:tc>
@@ -3043,7 +3749,7 @@
                 <w:sz w:val="18"/>
                 <w:szCs w:val="18"/>
               </w:rPr>
-              <w:t xml:space="preserve">Section 3; 5.2 PPM, breakdown, inspection and calibration</w:t>
+              <w:t xml:space="preserve">Section 3; 5.3 Run preventive and breakdown maintenance</w:t>
             </w:r>
           </w:p>
         </w:tc>
@@ -3065,7 +3771,7 @@
                 <w:sz w:val="18"/>
                 <w:szCs w:val="18"/>
               </w:rPr>
-              <w:t xml:space="preserve">Maintenance In-Charge</w:t>
+              <w:t xml:space="preserve">Biomedical In-Charge</w:t>
             </w:r>
           </w:p>
         </w:tc>
@@ -3133,7 +3839,7 @@
                 <w:sz w:val="18"/>
                 <w:szCs w:val="18"/>
               </w:rPr>
-              <w:t xml:space="preserve">Section 3; 5.2 PPM, breakdown, inspection and calibration</w:t>
+              <w:t xml:space="preserve">Section 3; 5.4 Inspect and calibrate; withdraw until passed</w:t>
             </w:r>
           </w:p>
         </w:tc>
@@ -3155,7 +3861,7 @@
                 <w:sz w:val="18"/>
                 <w:szCs w:val="18"/>
               </w:rPr>
-              <w:t xml:space="preserve">Maintenance In-Charge</w:t>
+              <w:t xml:space="preserve">Biomedical In-Charge; laboratory and imaging no-report rules remain those programmes</w:t>
             </w:r>
           </w:p>
         </w:tc>
@@ -3223,7 +3929,7 @@
                 <w:sz w:val="18"/>
                 <w:szCs w:val="18"/>
               </w:rPr>
-              <w:t xml:space="preserve">Section 3; 5.3 Qualified operators and maintainers</w:t>
+              <w:t xml:space="preserve">Section 3; 5.5 Qualify the people who operate and who maintain</w:t>
             </w:r>
           </w:p>
         </w:tc>
@@ -3245,7 +3951,7 @@
                 <w:sz w:val="18"/>
                 <w:szCs w:val="18"/>
               </w:rPr>
-              <w:t xml:space="preserve">Maintenance In-Charge; department in-charges</w:t>
+              <w:t xml:space="preserve">Biomedical In-Charge with department heads</w:t>
             </w:r>
           </w:p>
         </w:tc>
@@ -3313,7 +4019,7 @@
                 <w:sz w:val="18"/>
                 <w:szCs w:val="18"/>
               </w:rPr>
-              <w:t xml:space="preserve">Section 3; 5.4 Adverse events, recalls and critical downtime</w:t>
+              <w:t xml:space="preserve">Section 3; 5.6 Act on adverse events, hazard notices and recalls</w:t>
             </w:r>
           </w:p>
         </w:tc>
@@ -3335,7 +4041,7 @@
                 <w:sz w:val="18"/>
                 <w:szCs w:val="18"/>
               </w:rPr>
-              <w:t xml:space="preserve">Maintenance In-Charge</w:t>
+              <w:t xml:space="preserve">Biomedical In-Charge; incident system when a patient was harmed</w:t>
             </w:r>
           </w:p>
         </w:tc>
@@ -3403,7 +4109,7 @@
                 <w:sz w:val="18"/>
                 <w:szCs w:val="18"/>
               </w:rPr>
-              <w:t xml:space="preserve">Section 3; 5.4 Adverse events, recalls and critical downtime</w:t>
+              <w:t xml:space="preserve">Section 3; 5.7 Time critical-equipment downtime from the user report</w:t>
             </w:r>
           </w:p>
         </w:tc>
@@ -3425,7 +4131,7 @@
                 <w:sz w:val="18"/>
                 <w:szCs w:val="18"/>
               </w:rPr>
-              <w:t xml:space="preserve">Maintenance In-Charge; Night Duty Officer (night start time)</w:t>
+              <w:t xml:space="preserve">Biomedical In-Charge; user who reports (clock start)</w:t>
             </w:r>
           </w:p>
         </w:tc>
@@ -3477,41 +4183,41 @@
           <w:sz w:val="22"/>
           <w:szCs w:val="22"/>
         </w:rPr>
-        <w:t xml:space="preserve">Equipment plan matched to the service directory and strategic plan.</w:t>
-      </w:r>
-    </w:p>
-    <w:p>
-      <w:pPr>
-        <w:pStyle w:val="ListParagraph"/>
-        <w:numPr>
-          <w:ilvl w:val="0"/>
-          <w:numId w:val="1"/>
-        </w:numPr>
-        <w:spacing w:after="60"/>
-      </w:pPr>
-      <w:r>
-        <w:rPr>
-          <w:sz w:val="22"/>
-          <w:szCs w:val="22"/>
-        </w:rPr>
-        <w:t xml:space="preserve">Signed gap or go-ahead before a new service is offered.</w:t>
-      </w:r>
-    </w:p>
-    <w:p>
-      <w:pPr>
-        <w:pStyle w:val="ListParagraph"/>
-        <w:numPr>
-          <w:ilvl w:val="0"/>
-          <w:numId w:val="1"/>
-        </w:numPr>
-        <w:spacing w:after="60"/>
-      </w:pPr>
-      <w:r>
-        <w:rPr>
-          <w:sz w:val="22"/>
-          <w:szCs w:val="22"/>
-        </w:rPr>
-        <w:t xml:space="preserve">Recorded absences for services not offered.</w:t>
+        <w:t xml:space="preserve">Equipment plan matched to the service directory and the strategic plan.</w:t>
+      </w:r>
+    </w:p>
+    <w:p>
+      <w:pPr>
+        <w:pStyle w:val="ListParagraph"/>
+        <w:numPr>
+          <w:ilvl w:val="0"/>
+          <w:numId w:val="1"/>
+        </w:numPr>
+        <w:spacing w:after="60"/>
+      </w:pPr>
+      <w:r>
+        <w:rPr>
+          <w:sz w:val="22"/>
+          <w:szCs w:val="22"/>
+        </w:rPr>
+        <w:t xml:space="preserve">Recorded absences for unused services.</w:t>
+      </w:r>
+    </w:p>
+    <w:p>
+      <w:pPr>
+        <w:pStyle w:val="ListParagraph"/>
+        <w:numPr>
+          <w:ilvl w:val="0"/>
+          <w:numId w:val="1"/>
+        </w:numPr>
+        <w:spacing w:after="60"/>
+      </w:pPr>
+      <w:r>
+        <w:rPr>
+          <w:sz w:val="22"/>
+          <w:szCs w:val="22"/>
+        </w:rPr>
+        <w:t xml:space="preserve">Sign-off that a new service has the equipment it needs before it is offered.</w:t>
       </w:r>
     </w:p>
     <w:p>
@@ -3537,41 +4243,41 @@
           <w:sz w:val="22"/>
           <w:szCs w:val="22"/>
         </w:rPr>
-        <w:t xml:space="preserve">Inventory including loaners and outsourced items.</w:t>
-      </w:r>
-    </w:p>
-    <w:p>
-      <w:pPr>
-        <w:pStyle w:val="ListParagraph"/>
-        <w:numPr>
-          <w:ilvl w:val="0"/>
-          <w:numId w:val="1"/>
-        </w:numPr>
-        <w:spacing w:after="60"/>
-      </w:pPr>
-      <w:r>
-        <w:rPr>
-          <w:sz w:val="22"/>
-          <w:szCs w:val="22"/>
-        </w:rPr>
-        <w:t xml:space="preserve">Logs: acceptance, PPM, breakdown, calibration due.</w:t>
-      </w:r>
-    </w:p>
-    <w:p>
-      <w:pPr>
-        <w:pStyle w:val="ListParagraph"/>
-        <w:numPr>
-          <w:ilvl w:val="0"/>
-          <w:numId w:val="1"/>
-        </w:numPr>
-        <w:spacing w:after="60"/>
-      </w:pPr>
-      <w:r>
-        <w:rPr>
-          <w:sz w:val="22"/>
-          <w:szCs w:val="22"/>
-        </w:rPr>
-        <w:t xml:space="preserve">Unique identifier, location, owner and criticality for each item.</w:t>
+        <w:t xml:space="preserve">Inventory including owned, loaned, consigned and outsourced items (unique identifier, location, department, criticality).</w:t>
+      </w:r>
+    </w:p>
+    <w:p>
+      <w:pPr>
+        <w:pStyle w:val="ListParagraph"/>
+        <w:numPr>
+          <w:ilvl w:val="0"/>
+          <w:numId w:val="1"/>
+        </w:numPr>
+        <w:spacing w:after="60"/>
+      </w:pPr>
+      <w:r>
+        <w:rPr>
+          <w:sz w:val="22"/>
+          <w:szCs w:val="22"/>
+        </w:rPr>
+        <w:t xml:space="preserve">Logs: acceptance, preventive maintenance, breakdown, calibration due.</w:t>
+      </w:r>
+    </w:p>
+    <w:p>
+      <w:pPr>
+        <w:pStyle w:val="ListParagraph"/>
+        <w:numPr>
+          <w:ilvl w:val="0"/>
+          <w:numId w:val="1"/>
+        </w:numPr>
+        <w:spacing w:after="60"/>
+      </w:pPr>
+      <w:r>
+        <w:rPr>
+          <w:sz w:val="22"/>
+          <w:szCs w:val="22"/>
+        </w:rPr>
+        <w:t xml:space="preserve">Record that crash-cart checklists and laboratory or imaging specialty registers do not replace this inventory.</w:t>
       </w:r>
     </w:p>
     <w:p>
@@ -3597,41 +4303,75 @@
           <w:sz w:val="22"/>
           <w:szCs w:val="22"/>
         </w:rPr>
-        <w:t xml:space="preserve">Written PPM and breakdown plan (criticality, who attends, how a user reports).</w:t>
-      </w:r>
-    </w:p>
-    <w:p>
-      <w:pPr>
-        <w:pStyle w:val="ListParagraph"/>
-        <w:numPr>
-          <w:ilvl w:val="0"/>
-          <w:numId w:val="1"/>
-        </w:numPr>
-        <w:spacing w:after="60"/>
-      </w:pPr>
-      <w:r>
-        <w:rPr>
-          <w:sz w:val="22"/>
-          <w:szCs w:val="22"/>
-        </w:rPr>
-        <w:t xml:space="preserve">Job cards showing last month's PPM and last week's breakdown actually happened.</w:t>
-      </w:r>
-    </w:p>
-    <w:p>
-      <w:pPr>
-        <w:pStyle w:val="ListParagraph"/>
-        <w:numPr>
-          <w:ilvl w:val="0"/>
-          <w:numId w:val="1"/>
-        </w:numPr>
-        <w:spacing w:after="60"/>
-      </w:pPr>
-      <w:r>
-        <w:rPr>
-          <w:sz w:val="22"/>
-          <w:szCs w:val="22"/>
-        </w:rPr>
-        <w:t xml:space="preserve">Cannibalisation and loaner rules as written.</w:t>
+        <w:t xml:space="preserve">Written operational and maintenance (preventive and breakdown) plan, with criticality-based tasks and who attends.</w:t>
+      </w:r>
+    </w:p>
+    <w:p>
+      <w:pPr>
+        <w:pStyle w:val="ListParagraph"/>
+        <w:numPr>
+          <w:ilvl w:val="0"/>
+          <w:numId w:val="1"/>
+        </w:numPr>
+        <w:spacing w:after="60"/>
+      </w:pPr>
+      <w:r>
+        <w:rPr>
+          <w:sz w:val="22"/>
+          <w:szCs w:val="22"/>
+        </w:rPr>
+        <w:t xml:space="preserve">Job cards showing last month's preventive maintenance and last week's breakdown actually happened.</w:t>
+      </w:r>
+    </w:p>
+    <w:p>
+      <w:pPr>
+        <w:pStyle w:val="ListParagraph"/>
+        <w:numPr>
+          <w:ilvl w:val="0"/>
+          <w:numId w:val="1"/>
+        </w:numPr>
+        <w:spacing w:after="60"/>
+      </w:pPr>
+      <w:r>
+        <w:rPr>
+          <w:sz w:val="22"/>
+          <w:szCs w:val="22"/>
+        </w:rPr>
+        <w:t xml:space="preserve">User-report method, cannibalisation rule and loaner rule.</w:t>
+      </w:r>
+    </w:p>
+    <w:p>
+      <w:pPr>
+        <w:pStyle w:val="ListParagraph"/>
+        <w:numPr>
+          <w:ilvl w:val="0"/>
+          <w:numId w:val="1"/>
+        </w:numPr>
+        <w:spacing w:after="60"/>
+      </w:pPr>
+      <w:r>
+        <w:rPr>
+          <w:sz w:val="22"/>
+          <w:szCs w:val="22"/>
+        </w:rPr>
+        <w:t xml:space="preserve">Record that BEMMP is used as a framework, not as a named NHM-contract mandate.</w:t>
+      </w:r>
+    </w:p>
+    <w:p>
+      <w:pPr>
+        <w:pStyle w:val="ListParagraph"/>
+        <w:numPr>
+          <w:ilvl w:val="0"/>
+          <w:numId w:val="1"/>
+        </w:numPr>
+        <w:spacing w:after="60"/>
+      </w:pPr>
+      <w:r>
+        <w:rPr>
+          <w:sz w:val="22"/>
+          <w:szCs w:val="22"/>
+        </w:rPr>
+        <w:t xml:space="preserve">Record that steriliser process validation remains the infection-control sterilisation programme.</w:t>
       </w:r>
     </w:p>
     <w:p>
@@ -3657,24 +4397,7 @@
           <w:sz w:val="22"/>
           <w:szCs w:val="22"/>
         </w:rPr>
-        <w:t xml:space="preserve">In-service inspection records.</w:t>
-      </w:r>
-    </w:p>
-    <w:p>
-      <w:pPr>
-        <w:pStyle w:val="ListParagraph"/>
-        <w:numPr>
-          <w:ilvl w:val="0"/>
-          <w:numId w:val="1"/>
-        </w:numPr>
-        <w:spacing w:after="60"/>
-      </w:pPr>
-      <w:r>
-        <w:rPr>
-          <w:sz w:val="22"/>
-          <w:szCs w:val="22"/>
-        </w:rPr>
-        <w:t xml:space="preserve">Calibration certificates against a traceable standard.</w:t>
+        <w:t xml:space="preserve">Inspection and calibration records.</w:t>
       </w:r>
     </w:p>
     <w:p>
@@ -3692,6 +4415,23 @@
           <w:szCs w:val="22"/>
         </w:rPr>
         <w:t xml:space="preserve">Withdrawal-until-passed for overdue measuring devices.</w:t>
+      </w:r>
+    </w:p>
+    <w:p>
+      <w:pPr>
+        <w:pStyle w:val="ListParagraph"/>
+        <w:numPr>
+          <w:ilvl w:val="0"/>
+          <w:numId w:val="1"/>
+        </w:numPr>
+        <w:spacing w:after="60"/>
+      </w:pPr>
+      <w:r>
+        <w:rPr>
+          <w:sz w:val="22"/>
+          <w:szCs w:val="22"/>
+        </w:rPr>
+        <w:t xml:space="preserve">Traceable standard or vendor for items that measure or deliver a quantity.</w:t>
       </w:r>
     </w:p>
     <w:p>
@@ -3717,41 +4457,41 @@
           <w:sz w:val="22"/>
           <w:szCs w:val="22"/>
         </w:rPr>
-        <w:t xml:space="preserve">Trained-operator list by class.</w:t>
-      </w:r>
-    </w:p>
-    <w:p>
-      <w:pPr>
-        <w:pStyle w:val="ListParagraph"/>
-        <w:numPr>
-          <w:ilvl w:val="0"/>
-          <w:numId w:val="1"/>
-        </w:numPr>
-        <w:spacing w:after="60"/>
-      </w:pPr>
-      <w:r>
-        <w:rPr>
-          <w:sz w:val="22"/>
-          <w:szCs w:val="22"/>
-        </w:rPr>
-        <w:t xml:space="preserve">Maintainer list and visiting-technician job cards.</w:t>
-      </w:r>
-    </w:p>
-    <w:p>
-      <w:pPr>
-        <w:pStyle w:val="ListParagraph"/>
-        <w:numPr>
-          <w:ilvl w:val="0"/>
-          <w:numId w:val="1"/>
-        </w:numPr>
-        <w:spacing w:after="60"/>
-      </w:pPr>
-      <w:r>
-        <w:rPr>
-          <w:sz w:val="22"/>
-          <w:szCs w:val="22"/>
-        </w:rPr>
-        <w:t xml:space="preserve">Annual refresher recorded for each named operator.</w:t>
+        <w:t xml:space="preserve">Role-to-class training records for operators.</w:t>
+      </w:r>
+    </w:p>
+    <w:p>
+      <w:pPr>
+        <w:pStyle w:val="ListParagraph"/>
+        <w:numPr>
+          <w:ilvl w:val="0"/>
+          <w:numId w:val="1"/>
+        </w:numPr>
+        <w:spacing w:after="60"/>
+      </w:pPr>
+      <w:r>
+        <w:rPr>
+          <w:sz w:val="22"/>
+          <w:szCs w:val="22"/>
+        </w:rPr>
+        <w:t xml:space="preserve">Trained-maintainer list.</w:t>
+      </w:r>
+    </w:p>
+    <w:p>
+      <w:pPr>
+        <w:pStyle w:val="ListParagraph"/>
+        <w:numPr>
+          <w:ilvl w:val="0"/>
+          <w:numId w:val="1"/>
+        </w:numPr>
+        <w:spacing w:after="60"/>
+      </w:pPr>
+      <w:r>
+        <w:rPr>
+          <w:sz w:val="22"/>
+          <w:szCs w:val="22"/>
+        </w:rPr>
+        <w:t xml:space="preserve">After-hours breakdown roster.</w:t>
       </w:r>
     </w:p>
     <w:p>
@@ -3777,41 +4517,41 @@
           <w:sz w:val="22"/>
           <w:szCs w:val="22"/>
         </w:rPr>
-        <w:t xml:space="preserve">Device adverse-event records (incident dual-entry if a patient was harmed).</w:t>
-      </w:r>
-    </w:p>
-    <w:p>
-      <w:pPr>
-        <w:pStyle w:val="ListParagraph"/>
-        <w:numPr>
-          <w:ilvl w:val="0"/>
-          <w:numId w:val="1"/>
-        </w:numPr>
-        <w:spacing w:after="60"/>
-      </w:pPr>
-      <w:r>
-        <w:rPr>
-          <w:sz w:val="22"/>
-          <w:szCs w:val="22"/>
-        </w:rPr>
-        <w:t xml:space="preserve">Hazard-notice and recall file: inventory search, quarantine, return or destruction.</w:t>
-      </w:r>
-    </w:p>
-    <w:p>
-      <w:pPr>
-        <w:pStyle w:val="ListParagraph"/>
-        <w:numPr>
-          <w:ilvl w:val="0"/>
-          <w:numId w:val="1"/>
-        </w:numPr>
-        <w:spacing w:after="60"/>
-      </w:pPr>
-      <w:r>
-        <w:rPr>
-          <w:sz w:val="22"/>
-          <w:szCs w:val="22"/>
-        </w:rPr>
-        <w:t xml:space="preserve">Signed compliance that the ward received the quarantine instruction.</w:t>
+        <w:t xml:space="preserve">Device adverse-event records, dual-entered with the incident system when a patient was harmed.</w:t>
+      </w:r>
+    </w:p>
+    <w:p>
+      <w:pPr>
+        <w:pStyle w:val="ListParagraph"/>
+        <w:numPr>
+          <w:ilvl w:val="0"/>
+          <w:numId w:val="1"/>
+        </w:numPr>
+        <w:spacing w:after="60"/>
+      </w:pPr>
+      <w:r>
+        <w:rPr>
+          <w:sz w:val="22"/>
+          <w:szCs w:val="22"/>
+        </w:rPr>
+        <w:t xml:space="preserve">Hazard-notice and recall-compliance files showing inventory search, quarantine and return or destruction.</w:t>
+      </w:r>
+    </w:p>
+    <w:p>
+      <w:pPr>
+        <w:pStyle w:val="ListParagraph"/>
+        <w:numPr>
+          <w:ilvl w:val="0"/>
+          <w:numId w:val="1"/>
+        </w:numPr>
+        <w:spacing w:after="60"/>
+      </w:pPr>
+      <w:r>
+        <w:rPr>
+          <w:sz w:val="22"/>
+          <w:szCs w:val="22"/>
+        </w:rPr>
+        <w:t xml:space="preserve">Record that this hospital is not treated as a manufacturer under the Medical Devices Rules, 2017.</w:t>
       </w:r>
     </w:p>
     <w:p>
@@ -3837,41 +4577,41 @@
           <w:sz w:val="22"/>
           <w:szCs w:val="22"/>
         </w:rPr>
-        <w:t xml:space="preserve">Critical-equipment list.</w:t>
-      </w:r>
-    </w:p>
-    <w:p>
-      <w:pPr>
-        <w:pStyle w:val="ListParagraph"/>
-        <w:numPr>
-          <w:ilvl w:val="0"/>
-          <w:numId w:val="1"/>
-        </w:numPr>
-        <w:spacing w:after="60"/>
-      </w:pPr>
-      <w:r>
-        <w:rPr>
-          <w:sz w:val="22"/>
-          <w:szCs w:val="22"/>
-        </w:rPr>
-        <w:t xml:space="preserve">Downtime logs from user report to inspection and corrective action.</w:t>
-      </w:r>
-    </w:p>
-    <w:p>
-      <w:pPr>
-        <w:pStyle w:val="ListParagraph"/>
-        <w:numPr>
-          <w:ilvl w:val="0"/>
-          <w:numId w:val="1"/>
-        </w:numPr>
-        <w:spacing w:after="60"/>
-      </w:pPr>
-      <w:r>
-        <w:rPr>
-          <w:sz w:val="22"/>
-          <w:szCs w:val="22"/>
-        </w:rPr>
-        <w:t xml:space="preserve">Defined alternative (loaner, diversion or pause) when the item is not restored.</w:t>
+        <w:t xml:space="preserve">Named critical-equipment list.</w:t>
+      </w:r>
+    </w:p>
+    <w:p>
+      <w:pPr>
+        <w:pStyle w:val="ListParagraph"/>
+        <w:numPr>
+          <w:ilvl w:val="0"/>
+          <w:numId w:val="1"/>
+        </w:numPr>
+        <w:spacing w:after="60"/>
+      </w:pPr>
+      <w:r>
+        <w:rPr>
+          <w:sz w:val="22"/>
+          <w:szCs w:val="22"/>
+        </w:rPr>
+        <w:t xml:space="preserve">Downtime logs timed from user report to inspection and corrective action or defined alternative.</w:t>
+      </w:r>
+    </w:p>
+    <w:p>
+      <w:pPr>
+        <w:pStyle w:val="ListParagraph"/>
+        <w:numPr>
+          <w:ilvl w:val="0"/>
+          <w:numId w:val="1"/>
+        </w:numPr>
+        <w:spacing w:after="60"/>
+      </w:pPr>
+      <w:r>
+        <w:rPr>
+          <w:sz w:val="22"/>
+          <w:szCs w:val="22"/>
+        </w:rPr>
+        <w:t xml:space="preserve">Loaner, diversion or service-pause record where restoration was not same-shift.</w:t>
       </w:r>
     </w:p>
     <w:p>
@@ -3996,7 +4736,7 @@
         <w:sz w:val="16"/>
         <w:szCs w:val="16"/>
       </w:rPr>
-      <w:t xml:space="preserve">Preview Hospital  |  «FMS/POL/03»  |  Controlled document  |  Equipment programme</w:t>
+      <w:t xml:space="preserve">Preview Hospital  |  «FMS/POL/03»  |  Controlled document  |  Medical and support-service equipment</w:t>
     </w:r>
   </w:p>
 </w:ftr>

--- a/policies/build/preview/FMS.3_v2_preview.docx
+++ b/policies/build/preview/FMS.3_v2_preview.docx
@@ -44,7 +44,7 @@
           <w:sz w:val="20"/>
           <w:szCs w:val="20"/>
         </w:rPr>
-        <w:t xml:space="preserve">Standards for the hospital-wide medical and support-service equipment programme.</w:t>
+        <w:t xml:space="preserve">How this hospital lists, maintains and recalls medical and support-service equipment.</w:t>
       </w:r>
     </w:p>
     <w:p>
@@ -175,7 +175,7 @@
                 <w:sz w:val="18"/>
                 <w:szCs w:val="18"/>
               </w:rPr>
-              <w:t xml:space="preserve">2.1</w:t>
+              <w:t xml:space="preserve">2.2</w:t>
             </w:r>
           </w:p>
         </w:tc>
@@ -751,7 +751,7 @@
           <w:sz w:val="22"/>
           <w:szCs w:val="22"/>
         </w:rPr>
-        <w:t xml:space="preserve">A machine in use is on the inventory, in date, and operated by someone trained for that class. A sticker is not a maintenance record. Downtime starts when the user reports, not when the engineer arrives.</w:t>
+        <w:t xml:space="preserve">A machine in use must be on the inventory, in date, and used by someone trained for it. A sticker is not a maintenance record. Downtime starts when the user reports the fault, not when the engineer arrives.</w:t>
       </w:r>
     </w:p>
     <w:p>
@@ -772,31 +772,162 @@
           <w:sz w:val="22"/>
           <w:szCs w:val="22"/>
         </w:rPr>
-        <w:t xml:space="preserve">This policy governs how Preview Hospital runs its programme for medical and support-service equipment: how equipment is planned against the services actually offered and the strategic plan; how it is inventoried and logged; how the documented operational and maintenance (preventive and breakdown) plan is implemented; how equipment is inspected and calibrated; how only qualified and trained people operate and maintain it; how device-related adverse events, hazard notices and recalls are monitored and complied with; and how downtime for critical-equipment breakdown is timed from the user report to inspection and corrective action.</w:t>
-      </w:r>
-    </w:p>
-    <w:p>
-      <w:pPr>
-        <w:spacing w:after="140"/>
-      </w:pPr>
-      <w:r>
-        <w:rPr>
-          <w:sz w:val="22"/>
-          <w:szCs w:val="22"/>
-        </w:rPr>
-        <w:t xml:space="preserve">It is the hospital-wide equipment programme. It is not the laboratory rule that a result is not issued from an overdue calibrator, not imaging quality-assurance and no-report-if-overdue, not steriliser validation as a reprocessing act, not crash-cart contents, and not building-plant utilities.</w:t>
-      </w:r>
-    </w:p>
-    <w:p>
-      <w:pPr>
-        <w:spacing w:after="140"/>
-      </w:pPr>
-      <w:r>
-        <w:rPr>
-          <w:sz w:val="22"/>
-          <w:szCs w:val="22"/>
-        </w:rPr>
-        <w:t xml:space="preserve">Editable defaults in this document are marked «like this». A hospital that adopts the default keeps the wording. A hospital that needs a different owner, interval or arrangement replaces the marked text before issue. True blanks — «________» — have no sensible default and must be completed before this document is signed.</w:t>
+        <w:t xml:space="preserve">This policy says how Preview Hospital runs its programme for medical equipment and support-service equipment (machines used in care, and machines that support care).</w:t>
+      </w:r>
+    </w:p>
+    <w:p>
+      <w:pPr>
+        <w:spacing w:after="140"/>
+      </w:pPr>
+      <w:r>
+        <w:rPr>
+          <w:sz w:val="22"/>
+          <w:szCs w:val="22"/>
+        </w:rPr>
+        <w:t xml:space="preserve">It covers seven jobs:</w:t>
+      </w:r>
+    </w:p>
+    <w:p>
+      <w:pPr>
+        <w:pStyle w:val="ListParagraph"/>
+        <w:numPr>
+          <w:ilvl w:val="0"/>
+          <w:numId w:val="1"/>
+        </w:numPr>
+        <w:spacing w:after="60"/>
+      </w:pPr>
+      <w:r>
+        <w:rPr>
+          <w:sz w:val="22"/>
+          <w:szCs w:val="22"/>
+        </w:rPr>
+        <w:t xml:space="preserve">plan equipment against the services this hospital actually offers and the strategic plan;</w:t>
+      </w:r>
+    </w:p>
+    <w:p>
+      <w:pPr>
+        <w:pStyle w:val="ListParagraph"/>
+        <w:numPr>
+          <w:ilvl w:val="0"/>
+          <w:numId w:val="1"/>
+        </w:numPr>
+        <w:spacing w:after="60"/>
+      </w:pPr>
+      <w:r>
+        <w:rPr>
+          <w:sz w:val="22"/>
+          <w:szCs w:val="22"/>
+        </w:rPr>
+        <w:t xml:space="preserve">keep an inventory (a complete list of machines) and running logs;</w:t>
+      </w:r>
+    </w:p>
+    <w:p>
+      <w:pPr>
+        <w:pStyle w:val="ListParagraph"/>
+        <w:numPr>
+          <w:ilvl w:val="0"/>
+          <w:numId w:val="1"/>
+        </w:numPr>
+        <w:spacing w:after="60"/>
+      </w:pPr>
+      <w:r>
+        <w:rPr>
+          <w:sz w:val="22"/>
+          <w:szCs w:val="22"/>
+        </w:rPr>
+        <w:t xml:space="preserve">carry out the written plan for day-to-day use, planned maintenance and breakdown repair;</w:t>
+      </w:r>
+    </w:p>
+    <w:p>
+      <w:pPr>
+        <w:pStyle w:val="ListParagraph"/>
+        <w:numPr>
+          <w:ilvl w:val="0"/>
+          <w:numId w:val="1"/>
+        </w:numPr>
+        <w:spacing w:after="60"/>
+      </w:pPr>
+      <w:r>
+        <w:rPr>
+          <w:sz w:val="22"/>
+          <w:szCs w:val="22"/>
+        </w:rPr>
+        <w:t xml:space="preserve">inspect and calibrate equipment;</w:t>
+      </w:r>
+    </w:p>
+    <w:p>
+      <w:pPr>
+        <w:pStyle w:val="ListParagraph"/>
+        <w:numPr>
+          <w:ilvl w:val="0"/>
+          <w:numId w:val="1"/>
+        </w:numPr>
+        <w:spacing w:after="60"/>
+      </w:pPr>
+      <w:r>
+        <w:rPr>
+          <w:sz w:val="22"/>
+          <w:szCs w:val="22"/>
+        </w:rPr>
+        <w:t xml:space="preserve">allow only trained people to operate or maintain each class of machine;</w:t>
+      </w:r>
+    </w:p>
+    <w:p>
+      <w:pPr>
+        <w:pStyle w:val="ListParagraph"/>
+        <w:numPr>
+          <w:ilvl w:val="0"/>
+          <w:numId w:val="1"/>
+        </w:numPr>
+        <w:spacing w:after="60"/>
+      </w:pPr>
+      <w:r>
+        <w:rPr>
+          <w:sz w:val="22"/>
+          <w:szCs w:val="22"/>
+        </w:rPr>
+        <w:t xml:space="preserve">watch device-related adverse events, hazard notices and recalls, and act on them;</w:t>
+      </w:r>
+    </w:p>
+    <w:p>
+      <w:pPr>
+        <w:pStyle w:val="ListParagraph"/>
+        <w:numPr>
+          <w:ilvl w:val="0"/>
+          <w:numId w:val="1"/>
+        </w:numPr>
+        <w:spacing w:after="60"/>
+      </w:pPr>
+      <w:r>
+        <w:rPr>
+          <w:sz w:val="22"/>
+          <w:szCs w:val="22"/>
+        </w:rPr>
+        <w:t xml:space="preserve">time downtime for critical-equipment breakdown from the moment the user reports it, until inspection and the fix.</w:t>
+      </w:r>
+    </w:p>
+    <w:p>
+      <w:pPr>
+        <w:spacing w:after="140"/>
+      </w:pPr>
+      <w:r>
+        <w:rPr>
+          <w:sz w:val="22"/>
+          <w:szCs w:val="22"/>
+        </w:rPr>
+        <w:t xml:space="preserve">This is the hospital-wide equipment programme. It is not the laboratory rule that a result must not be issued from an overdue calibrator. It is not imaging quality-assurance and "no report if overdue." It is not checking that a steriliser cycle actually sterilised the load. It is not crash-cart contents. It is not building-plant utilities (generator, pumps).</w:t>
+      </w:r>
+    </w:p>
+    <w:p>
+      <w:pPr>
+        <w:spacing w:after="140"/>
+      </w:pPr>
+      <w:r>
+        <w:rPr>
+          <w:sz w:val="22"/>
+          <w:szCs w:val="22"/>
+        </w:rPr>
+        <w:t xml:space="preserve">Words marked «like this» are defaults a small hospital can keep. Change the marked text before issue if this hospital needs a different owner, interval or arrangement. A blank marked «________» has no sensible default. Fill it in before this document is signed.</w:t>
       </w:r>
     </w:p>
     <w:p>
@@ -817,199 +948,330 @@
           <w:sz w:val="22"/>
           <w:szCs w:val="22"/>
         </w:rPr>
-        <w:t xml:space="preserve">This policy applies to medical equipment and support-service equipment of Preview Hospital, whether owned, leased, loaned, consigned or outsourced, and to the people who plan, inventory, operate, maintain, inspect, calibrate, recall and record downtime for that equipment.</w:t>
-      </w:r>
-    </w:p>
-    <w:p>
-      <w:pPr>
-        <w:spacing w:after="140"/>
-      </w:pPr>
-      <w:r>
-        <w:rPr>
-          <w:sz w:val="22"/>
-          <w:szCs w:val="22"/>
-        </w:rPr>
-        <w:t xml:space="preserve">It covers: planning equipment against the service directory and strategic plan; inventory and logs; implementation of operational and maintenance (preventive and breakdown) plans; periodic inspection and calibration; qualified and trained operators and maintainers; monitoring of device-related adverse events, hazard notices and recalls; and monitoring of critical-equipment downtime from report to inspection and corrective action.</w:t>
-      </w:r>
-    </w:p>
-    <w:p>
-      <w:pPr>
-        <w:spacing w:after="140"/>
-      </w:pPr>
-      <w:r>
-        <w:rPr>
-          <w:sz w:val="22"/>
-          <w:szCs w:val="22"/>
-        </w:rPr>
-        <w:t xml:space="preserve">The defined scope of services is the service-directory programme. Equipment is planned against that directory and against strategy and budget approval. A service the directory does not provide is a recorded absence, not a copied intensive-care equipment list.</w:t>
-      </w:r>
-    </w:p>
-    <w:p>
-      <w:pPr>
-        <w:spacing w:after="140"/>
-      </w:pPr>
-      <w:r>
-        <w:rPr>
-          <w:sz w:val="22"/>
-          <w:szCs w:val="22"/>
-        </w:rPr>
-        <w:t xml:space="preserve">Laboratory calibration as a condition of issuing a result — no report from an overdue or failed instrument — remains that laboratory programme. This policy owns hospital-wide inventory, preventive maintenance, breakdown logs and the calibration programme as facility work. Two records, two purposes. Imaging calibration and quality-assurance tests, and that an overdue imaging device does not issue a report, remain that imaging programme. This policy owns that the imaging device is on the hospital inventory and has a maintenance and breakdown log.</w:t>
-      </w:r>
-    </w:p>
-    <w:p>
-      <w:pPr>
-        <w:spacing w:after="140"/>
-      </w:pPr>
-      <w:r>
-        <w:rPr>
-          <w:sz w:val="22"/>
-          <w:szCs w:val="22"/>
-        </w:rPr>
-        <w:t xml:space="preserve">Cabinet certification as a laboratory-safety condition remains that laboratory programme. Hospital-wide programme logistics sit here.</w:t>
-      </w:r>
-    </w:p>
-    <w:p>
-      <w:pPr>
-        <w:spacing w:after="140"/>
-      </w:pPr>
-      <w:r>
-        <w:rPr>
-          <w:sz w:val="22"/>
-          <w:szCs w:val="22"/>
-        </w:rPr>
-        <w:t xml:space="preserve">Steriliser validation, Bowie-Dick, biological indicators and recall of processed items when the sterilisation process fails remain the infection-control sterilisation programme. This policy owns the steriliser as equipment (inventory, preventive maintenance, breakdown). A failed cycle is that sterilisation programme; a failed boiler or door seal is this programme.</w:t>
-      </w:r>
-    </w:p>
-    <w:p>
-      <w:pPr>
-        <w:spacing w:after="140"/>
-      </w:pPr>
-      <w:r>
-        <w:rPr>
-          <w:sz w:val="22"/>
-          <w:szCs w:val="22"/>
-        </w:rPr>
-        <w:t xml:space="preserve">Crash-cart contents, seal and checklist as a resuscitation kit remain that resuscitation programme. Those kits are not this inventory counted twice; a defibrillator on the cart is still equipment here.</w:t>
-      </w:r>
-    </w:p>
-    <w:p>
-      <w:pPr>
-        <w:spacing w:after="140"/>
-      </w:pPr>
-      <w:r>
-        <w:rPr>
-          <w:sz w:val="22"/>
-          <w:szCs w:val="22"/>
-        </w:rPr>
-        <w:t xml:space="preserve">A diesel generator, UPS as building plant, pumps and potable-water plant are the utilities programme. A ventilator compressor is equipment here.</w:t>
-      </w:r>
-    </w:p>
-    <w:p>
-      <w:pPr>
-        <w:spacing w:after="140"/>
-      </w:pPr>
-      <w:r>
-        <w:rPr>
-          <w:sz w:val="22"/>
-          <w:szCs w:val="22"/>
-        </w:rPr>
-        <w:t xml:space="preserve">Condemned equipment is struck off this inventory then disposed of under the unused-material procedure in the facility-safety programme. Grab-rails are infrastructure, not this list.</w:t>
-      </w:r>
-    </w:p>
-    <w:p>
-      <w:pPr>
-        <w:spacing w:after="140"/>
-      </w:pPr>
-      <w:r>
-        <w:rPr>
-          <w:sz w:val="22"/>
-          <w:szCs w:val="22"/>
-        </w:rPr>
-        <w:t xml:space="preserve">Medical-gas plant, manifolds and piped installation are the gas programme. A flowmeter or regulator may be equipment here if this hospital inventories it as a device.</w:t>
-      </w:r>
-    </w:p>
-    <w:p>
-      <w:pPr>
-        <w:spacing w:after="140"/>
-      </w:pPr>
-      <w:r>
-        <w:rPr>
-          <w:sz w:val="22"/>
-          <w:szCs w:val="22"/>
-        </w:rPr>
-        <w:t xml:space="preserve">Credentialing method, when that human-resources programme is written, holds the credentialing file. This policy requires that the person who pressed the button or opened the cover was qualified and trained for that class.</w:t>
-      </w:r>
-    </w:p>
-    <w:p>
-      <w:pPr>
-        <w:spacing w:after="140"/>
-      </w:pPr>
-      <w:r>
-        <w:rPr>
-          <w:sz w:val="22"/>
-          <w:szCs w:val="22"/>
-        </w:rPr>
-        <w:t xml:space="preserve">Implantable-prosthesis procurement remains that medication and implant programme. A loaner drill may sit on this inventory; implant selection stays there.</w:t>
-      </w:r>
-    </w:p>
-    <w:p>
-      <w:pPr>
-        <w:spacing w:after="140"/>
-      </w:pPr>
-      <w:r>
-        <w:rPr>
-          <w:sz w:val="22"/>
-          <w:szCs w:val="22"/>
-        </w:rPr>
-        <w:t xml:space="preserve">Equipment downtime rates may be supplied as managerial indicators; the indicator set remains that quality-indicator programme. A device adverse event that harmed a patient is dual-entered in the incident system.</w:t>
-      </w:r>
-    </w:p>
-    <w:p>
-      <w:pPr>
-        <w:spacing w:after="140"/>
-      </w:pPr>
-      <w:r>
-        <w:rPr>
-          <w:sz w:val="22"/>
-          <w:szCs w:val="22"/>
-        </w:rPr>
-        <w:t xml:space="preserve">Capital for equipment may be approved with the strategic plan and budget; the programme is here.</w:t>
-      </w:r>
-    </w:p>
-    <w:p>
-      <w:pPr>
-        <w:spacing w:after="140"/>
-      </w:pPr>
-      <w:r>
-        <w:rPr>
-          <w:sz w:val="22"/>
-          <w:szCs w:val="22"/>
-        </w:rPr>
-        <w:t xml:space="preserve">Patient-facing expected cost is not this preventive-maintenance file.</w:t>
-      </w:r>
-    </w:p>
-    <w:p>
-      <w:pPr>
-        <w:spacing w:after="140"/>
-      </w:pPr>
-      <w:r>
-        <w:rPr>
-          <w:sz w:val="22"/>
-          <w:szCs w:val="22"/>
-        </w:rPr>
-        <w:t xml:space="preserve">NHM Biomedical Equipment Management and Maintenance Program (BEMMP) is the preventive-maintenance and inventory framework. It is not the Clinical Establishments Act and not Central Electricity Authority guidance. It is not a mandate to join a named NHM contract.</w:t>
-      </w:r>
-    </w:p>
-    <w:p>
-      <w:pPr>
-        <w:spacing w:after="140"/>
-      </w:pPr>
-      <w:r>
-        <w:rPr>
-          <w:sz w:val="22"/>
-          <w:szCs w:val="22"/>
-        </w:rPr>
-        <w:t xml:space="preserve">CDSCO Medical Devices and Diagnostics, and the Medical Devices Rules, 2017, read with the Drugs and Cosmetics Act, 1940, govern regulated devices, adverse-event reporting and recalls insofar as they apply to devices this hospital uses. They do not make this hospital a manufacturer.</w:t>
+        <w:t xml:space="preserve">This policy applies to medical equipment and support-service equipment of Preview Hospital. That includes owned, leased, loaned, consigned (left by a supplier) or outsourced machines. It also applies to the people who plan, list, operate, maintain, inspect, calibrate, recall and record downtime for that equipment.</w:t>
+      </w:r>
+    </w:p>
+    <w:p>
+      <w:pPr>
+        <w:spacing w:after="140"/>
+      </w:pPr>
+      <w:r>
+        <w:rPr>
+          <w:sz w:val="22"/>
+          <w:szCs w:val="22"/>
+        </w:rPr>
+        <w:t xml:space="preserve">It covers:</w:t>
+      </w:r>
+    </w:p>
+    <w:p>
+      <w:pPr>
+        <w:pStyle w:val="ListParagraph"/>
+        <w:numPr>
+          <w:ilvl w:val="0"/>
+          <w:numId w:val="1"/>
+        </w:numPr>
+        <w:spacing w:after="60"/>
+      </w:pPr>
+      <w:r>
+        <w:rPr>
+          <w:sz w:val="22"/>
+          <w:szCs w:val="22"/>
+        </w:rPr>
+        <w:t xml:space="preserve">planning equipment against the service directory and strategic plan;</w:t>
+      </w:r>
+    </w:p>
+    <w:p>
+      <w:pPr>
+        <w:pStyle w:val="ListParagraph"/>
+        <w:numPr>
+          <w:ilvl w:val="0"/>
+          <w:numId w:val="1"/>
+        </w:numPr>
+        <w:spacing w:after="60"/>
+      </w:pPr>
+      <w:r>
+        <w:rPr>
+          <w:sz w:val="22"/>
+          <w:szCs w:val="22"/>
+        </w:rPr>
+        <w:t xml:space="preserve">inventory and logs;</w:t>
+      </w:r>
+    </w:p>
+    <w:p>
+      <w:pPr>
+        <w:pStyle w:val="ListParagraph"/>
+        <w:numPr>
+          <w:ilvl w:val="0"/>
+          <w:numId w:val="1"/>
+        </w:numPr>
+        <w:spacing w:after="60"/>
+      </w:pPr>
+      <w:r>
+        <w:rPr>
+          <w:sz w:val="22"/>
+          <w:szCs w:val="22"/>
+        </w:rPr>
+        <w:t xml:space="preserve">carrying out operational and maintenance (planned and breakdown) plans;</w:t>
+      </w:r>
+    </w:p>
+    <w:p>
+      <w:pPr>
+        <w:pStyle w:val="ListParagraph"/>
+        <w:numPr>
+          <w:ilvl w:val="0"/>
+          <w:numId w:val="1"/>
+        </w:numPr>
+        <w:spacing w:after="60"/>
+      </w:pPr>
+      <w:r>
+        <w:rPr>
+          <w:sz w:val="22"/>
+          <w:szCs w:val="22"/>
+        </w:rPr>
+        <w:t xml:space="preserve">regular inspection and calibration;</w:t>
+      </w:r>
+    </w:p>
+    <w:p>
+      <w:pPr>
+        <w:pStyle w:val="ListParagraph"/>
+        <w:numPr>
+          <w:ilvl w:val="0"/>
+          <w:numId w:val="1"/>
+        </w:numPr>
+        <w:spacing w:after="60"/>
+      </w:pPr>
+      <w:r>
+        <w:rPr>
+          <w:sz w:val="22"/>
+          <w:szCs w:val="22"/>
+        </w:rPr>
+        <w:t xml:space="preserve">qualified and trained operators and maintainers;</w:t>
+      </w:r>
+    </w:p>
+    <w:p>
+      <w:pPr>
+        <w:pStyle w:val="ListParagraph"/>
+        <w:numPr>
+          <w:ilvl w:val="0"/>
+          <w:numId w:val="1"/>
+        </w:numPr>
+        <w:spacing w:after="60"/>
+      </w:pPr>
+      <w:r>
+        <w:rPr>
+          <w:sz w:val="22"/>
+          <w:szCs w:val="22"/>
+        </w:rPr>
+        <w:t xml:space="preserve">watching device-related adverse events, hazard notices and recalls;</w:t>
+      </w:r>
+    </w:p>
+    <w:p>
+      <w:pPr>
+        <w:pStyle w:val="ListParagraph"/>
+        <w:numPr>
+          <w:ilvl w:val="0"/>
+          <w:numId w:val="1"/>
+        </w:numPr>
+        <w:spacing w:after="60"/>
+      </w:pPr>
+      <w:r>
+        <w:rPr>
+          <w:sz w:val="22"/>
+          <w:szCs w:val="22"/>
+        </w:rPr>
+        <w:t xml:space="preserve">watching critical-equipment downtime from report to inspection and corrective action.</w:t>
+      </w:r>
+    </w:p>
+    <w:p>
+      <w:pPr>
+        <w:spacing w:after="140"/>
+      </w:pPr>
+      <w:r>
+        <w:rPr>
+          <w:sz w:val="22"/>
+          <w:szCs w:val="22"/>
+        </w:rPr>
+        <w:t xml:space="preserve">The list of services this hospital offers sits in the service-directory policy. Equipment is planned against that directory and against strategy and budget approval. If the directory does not list a service, write down that this hospital does not offer it. Do not copy another hospital's intensive-care equipment list.</w:t>
+      </w:r>
+    </w:p>
+    <w:p>
+      <w:pPr>
+        <w:spacing w:after="140"/>
+      </w:pPr>
+      <w:r>
+        <w:rPr>
+          <w:sz w:val="22"/>
+          <w:szCs w:val="22"/>
+        </w:rPr>
+        <w:t xml:space="preserve">The laboratory rule "do not issue a result from an overdue or failed instrument" stays with the laboratory policy. This policy covers hospital-wide inventory, planned preventive maintenance (PPM — scheduled servicing before a machine fails), breakdown logs and calibration as facility work. Two records. Two purposes.</w:t>
+      </w:r>
+    </w:p>
+    <w:p>
+      <w:pPr>
+        <w:spacing w:after="140"/>
+      </w:pPr>
+      <w:r>
+        <w:rPr>
+          <w:sz w:val="22"/>
+          <w:szCs w:val="22"/>
+        </w:rPr>
+        <w:t xml:space="preserve">Imaging calibration and Atomic Energy Regulatory Board (AERB) quality-assurance tests, and the rule that an overdue imaging device must not issue a report, stay with the imaging policy. This policy covers that the imaging device is on the hospital inventory and has a maintenance and breakdown log.</w:t>
+      </w:r>
+    </w:p>
+    <w:p>
+      <w:pPr>
+        <w:spacing w:after="140"/>
+      </w:pPr>
+      <w:r>
+        <w:rPr>
+          <w:sz w:val="22"/>
+          <w:szCs w:val="22"/>
+        </w:rPr>
+        <w:t xml:space="preserve">Cabinet certification as a laboratory-safety condition stays with the laboratory policy. Hospital-wide programme logistics sit here.</w:t>
+      </w:r>
+    </w:p>
+    <w:p>
+      <w:pPr>
+        <w:spacing w:after="140"/>
+      </w:pPr>
+      <w:r>
+        <w:rPr>
+          <w:sz w:val="22"/>
+          <w:szCs w:val="22"/>
+        </w:rPr>
+        <w:t xml:space="preserve">Steriliser validation, Bowie-Dick (a daily steam-penetration test), biological indicators and recall of processed items when the sterilisation process fails stay with the infection-control sterilisation policy. This policy covers the steriliser as equipment (inventory, planned maintenance, breakdown). A failed cycle belongs to that sterilisation policy. A failed boiler or door seal belongs here.</w:t>
+      </w:r>
+    </w:p>
+    <w:p>
+      <w:pPr>
+        <w:spacing w:after="140"/>
+      </w:pPr>
+      <w:r>
+        <w:rPr>
+          <w:sz w:val="22"/>
+          <w:szCs w:val="22"/>
+        </w:rPr>
+        <w:t xml:space="preserve">Crash-cart contents, seal and checklist as a resuscitation kit stay with that resuscitation policy. Those kits are not this inventory used as a substitute. A defibrillator on the cart is still equipment here.</w:t>
+      </w:r>
+    </w:p>
+    <w:p>
+      <w:pPr>
+        <w:spacing w:after="140"/>
+      </w:pPr>
+      <w:r>
+        <w:rPr>
+          <w:sz w:val="22"/>
+          <w:szCs w:val="22"/>
+        </w:rPr>
+        <w:t xml:space="preserve">A diesel generator, an uninterruptible power supply (UPS — battery backup for building circuits), pumps and drinking-water plant belong to the utilities policy. A ventilator compressor is equipment here.</w:t>
+      </w:r>
+    </w:p>
+    <w:p>
+      <w:pPr>
+        <w:spacing w:after="140"/>
+      </w:pPr>
+      <w:r>
+        <w:rPr>
+          <w:sz w:val="22"/>
+          <w:szCs w:val="22"/>
+        </w:rPr>
+        <w:t xml:space="preserve">Condemned equipment is struck off this inventory, then disposed of under the unused-material procedure in the facility-safety policy. Grab rails are building fittings, not this list.</w:t>
+      </w:r>
+    </w:p>
+    <w:p>
+      <w:pPr>
+        <w:spacing w:after="140"/>
+      </w:pPr>
+      <w:r>
+        <w:rPr>
+          <w:sz w:val="22"/>
+          <w:szCs w:val="22"/>
+        </w:rPr>
+        <w:t xml:space="preserve">Medical-gas plant, manifolds and piped installation belong to the gas policy. A flowmeter or regulator may be equipment here if this hospital lists it as a device.</w:t>
+      </w:r>
+    </w:p>
+    <w:p>
+      <w:pPr>
+        <w:spacing w:after="140"/>
+      </w:pPr>
+      <w:r>
+        <w:rPr>
+          <w:sz w:val="22"/>
+          <w:szCs w:val="22"/>
+        </w:rPr>
+        <w:t xml:space="preserve">When the human-resources credentialing policy is written, it holds the credentialing file. This policy requires that the person who pressed the button or opened the cover was qualified and trained for that class.</w:t>
+      </w:r>
+    </w:p>
+    <w:p>
+      <w:pPr>
+        <w:spacing w:after="140"/>
+      </w:pPr>
+      <w:r>
+        <w:rPr>
+          <w:sz w:val="22"/>
+          <w:szCs w:val="22"/>
+        </w:rPr>
+        <w:t xml:space="preserve">Buying implantable prostheses stays with that medication and implant policy. A loaner drill may sit on this inventory. Implant selection stays there.</w:t>
+      </w:r>
+    </w:p>
+    <w:p>
+      <w:pPr>
+        <w:spacing w:after="140"/>
+      </w:pPr>
+      <w:r>
+        <w:rPr>
+          <w:sz w:val="22"/>
+          <w:szCs w:val="22"/>
+        </w:rPr>
+        <w:t xml:space="preserve">Equipment downtime rates may be supplied as managerial indicators. The indicator set stays with that quality-indicator policy. A device adverse event that harmed a patient is also entered in the incident system.</w:t>
+      </w:r>
+    </w:p>
+    <w:p>
+      <w:pPr>
+        <w:spacing w:after="140"/>
+      </w:pPr>
+      <w:r>
+        <w:rPr>
+          <w:sz w:val="22"/>
+          <w:szCs w:val="22"/>
+        </w:rPr>
+        <w:t xml:space="preserve">Capital for equipment may be approved with the strategic plan and budget. The programme is here.</w:t>
+      </w:r>
+    </w:p>
+    <w:p>
+      <w:pPr>
+        <w:spacing w:after="140"/>
+      </w:pPr>
+      <w:r>
+        <w:rPr>
+          <w:sz w:val="22"/>
+          <w:szCs w:val="22"/>
+        </w:rPr>
+        <w:t xml:space="preserve">What a patient is told about cost is not this maintenance file.</w:t>
+      </w:r>
+    </w:p>
+    <w:p>
+      <w:pPr>
+        <w:spacing w:after="140"/>
+      </w:pPr>
+      <w:r>
+        <w:rPr>
+          <w:sz w:val="22"/>
+          <w:szCs w:val="22"/>
+        </w:rPr>
+        <w:t xml:space="preserve">The National Health Mission (NHM) Biomedical Equipment Management and Maintenance Program (BEMMP) is the planned-maintenance and inventory guide. It is not the Clinical Establishments Act. It is not Central Electricity Authority guidance. It is not a requirement to join a named NHM contract.</w:t>
+      </w:r>
+    </w:p>
+    <w:p>
+      <w:pPr>
+        <w:spacing w:after="140"/>
+      </w:pPr>
+      <w:r>
+        <w:rPr>
+          <w:sz w:val="22"/>
+          <w:szCs w:val="22"/>
+        </w:rPr>
+        <w:t xml:space="preserve">The Central Drugs Standard Control Organisation (CDSCO) Medical Devices and Diagnostics page, and the Medical Devices Rules, 2017, read with the Drugs and Cosmetics Act, 1940, govern regulated devices, adverse-event reporting and recalls as far as they apply to devices this hospital uses. They do not make this hospital a manufacturer.</w:t>
       </w:r>
     </w:p>
     <w:p>
@@ -1030,91 +1292,91 @@
           <w:sz w:val="22"/>
           <w:szCs w:val="22"/>
         </w:rPr>
-        <w:t xml:space="preserve">Preview Hospital plans medical and support-service equipment in accordance with its services and strategic plan.</w:t>
-      </w:r>
-    </w:p>
-    <w:p>
-      <w:pPr>
-        <w:spacing w:after="140"/>
-      </w:pPr>
-      <w:r>
-        <w:rPr>
-          <w:sz w:val="22"/>
-          <w:szCs w:val="22"/>
-        </w:rPr>
-        <w:t xml:space="preserve">Preview Hospital inventories medical and support-service equipment, including loaned, consigned and outsourced items, and maintains logs as required. An item in use that is not on the inventory is a defect.</w:t>
-      </w:r>
-    </w:p>
-    <w:p>
-      <w:pPr>
-        <w:spacing w:after="140"/>
-      </w:pPr>
-      <w:r>
-        <w:rPr>
-          <w:sz w:val="22"/>
-          <w:szCs w:val="22"/>
-        </w:rPr>
-        <w:t xml:space="preserve">Preview Hospital implements the documented operational and maintenance (preventive and breakdown) plan. A binder of manufacturer PDFs, or a sticker with no job card, is not an implemented plan. NHM BEMMP is the criticality framework, not a named-contract mandate and not the Clinical Establishments Act.</w:t>
-      </w:r>
-    </w:p>
-    <w:p>
-      <w:pPr>
-        <w:spacing w:after="140"/>
-      </w:pPr>
-      <w:r>
-        <w:rPr>
-          <w:sz w:val="22"/>
-          <w:szCs w:val="22"/>
-        </w:rPr>
-        <w:t xml:space="preserve">Preview Hospital periodically inspects and calibrates medical and support-service equipment. An overdue measuring device is withdrawn until it has passed. Laboratory and imaging no-report rules remain those diagnostic programmes.</w:t>
-      </w:r>
-    </w:p>
-    <w:p>
-      <w:pPr>
-        <w:spacing w:after="140"/>
-      </w:pPr>
-      <w:r>
-        <w:rPr>
-          <w:sz w:val="22"/>
-          <w:szCs w:val="22"/>
-        </w:rPr>
-        <w:t xml:space="preserve">Preview Hospital requires that qualified and trained personnel operate and maintain medical and support-service equipment. A nurse using an infusion pump they were never shown, or a visiting technician without a job card, is a failure of this policy.</w:t>
-      </w:r>
-    </w:p>
-    <w:p>
-      <w:pPr>
-        <w:spacing w:after="140"/>
-      </w:pPr>
-      <w:r>
-        <w:rPr>
-          <w:sz w:val="22"/>
-          <w:szCs w:val="22"/>
-        </w:rPr>
-        <w:t xml:space="preserve">Preview Hospital monitors medical-equipment and medical-device adverse events and complies with hazard notices and recalls. A letter in the quality office that never reached the user is not compliance.</w:t>
-      </w:r>
-    </w:p>
-    <w:p>
-      <w:pPr>
-        <w:spacing w:after="140"/>
-      </w:pPr>
-      <w:r>
-        <w:rPr>
-          <w:sz w:val="22"/>
-          <w:szCs w:val="22"/>
-        </w:rPr>
-        <w:t xml:space="preserve">Preview Hospital monitors downtime for critical-equipment breakdown from the user report to inspection and implementation of corrective actions. The clock does not start when the engineer arrives.</w:t>
-      </w:r>
-    </w:p>
-    <w:p>
-      <w:pPr>
-        <w:spacing w:after="140"/>
-      </w:pPr>
-      <w:r>
-        <w:rPr>
-          <w:sz w:val="22"/>
-          <w:szCs w:val="22"/>
-        </w:rPr>
-        <w:t xml:space="preserve">Preview Hospital does not treat a calibration sticker without a record, a recall letter that never reached the user, or laboratory or imaging specialty quality-assurance offered as this whole programme, as that duty.</w:t>
+        <w:t xml:space="preserve">Preview Hospital plans medical and support-service equipment in line with its services and strategic plan.</w:t>
+      </w:r>
+    </w:p>
+    <w:p>
+      <w:pPr>
+        <w:spacing w:after="140"/>
+      </w:pPr>
+      <w:r>
+        <w:rPr>
+          <w:sz w:val="22"/>
+          <w:szCs w:val="22"/>
+        </w:rPr>
+        <w:t xml:space="preserve">Preview Hospital lists medical and support-service equipment, including loaned, consigned and outsourced items, and keeps logs as required. An item in use that is not on the inventory is a defect.</w:t>
+      </w:r>
+    </w:p>
+    <w:p>
+      <w:pPr>
+        <w:spacing w:after="140"/>
+      </w:pPr>
+      <w:r>
+        <w:rPr>
+          <w:sz w:val="22"/>
+          <w:szCs w:val="22"/>
+        </w:rPr>
+        <w:t xml:space="preserve">Preview Hospital carries out the written operational and maintenance (planned and breakdown) plan. A binder of manufacturer PDF files, or a sticker with no job card, is not an implemented plan. NHM BEMMP is the criticality guide. It is not a named-contract requirement. It is not the Clinical Establishments Act.</w:t>
+      </w:r>
+    </w:p>
+    <w:p>
+      <w:pPr>
+        <w:spacing w:after="140"/>
+      </w:pPr>
+      <w:r>
+        <w:rPr>
+          <w:sz w:val="22"/>
+          <w:szCs w:val="22"/>
+        </w:rPr>
+        <w:t xml:space="preserve">Preview Hospital inspects and calibrates medical and support-service equipment on a set timetable. An overdue measuring device is taken out of use until it has passed. Laboratory and imaging "no report if overdue" rules stay with those diagnostic policies.</w:t>
+      </w:r>
+    </w:p>
+    <w:p>
+      <w:pPr>
+        <w:spacing w:after="140"/>
+      </w:pPr>
+      <w:r>
+        <w:rPr>
+          <w:sz w:val="22"/>
+          <w:szCs w:val="22"/>
+        </w:rPr>
+        <w:t xml:space="preserve">Preview Hospital requires that qualified and trained people operate and maintain medical and support-service equipment. A nurse using an infusion pump they were never shown is a failure of this policy. A visiting technician without a job card is a failure of this policy.</w:t>
+      </w:r>
+    </w:p>
+    <w:p>
+      <w:pPr>
+        <w:spacing w:after="140"/>
+      </w:pPr>
+      <w:r>
+        <w:rPr>
+          <w:sz w:val="22"/>
+          <w:szCs w:val="22"/>
+        </w:rPr>
+        <w:t xml:space="preserve">Preview Hospital watches medical-equipment and medical-device adverse events and complies with hazard notices and recalls. A letter in the quality office that never reached the user is not compliance.</w:t>
+      </w:r>
+    </w:p>
+    <w:p>
+      <w:pPr>
+        <w:spacing w:after="140"/>
+      </w:pPr>
+      <w:r>
+        <w:rPr>
+          <w:sz w:val="22"/>
+          <w:szCs w:val="22"/>
+        </w:rPr>
+        <w:t xml:space="preserve">Preview Hospital times downtime for critical-equipment breakdown from the user report to inspection and the fix. The clock does not start when the engineer arrives.</w:t>
+      </w:r>
+    </w:p>
+    <w:p>
+      <w:pPr>
+        <w:spacing w:after="140"/>
+      </w:pPr>
+      <w:r>
+        <w:rPr>
+          <w:sz w:val="22"/>
+          <w:szCs w:val="22"/>
+        </w:rPr>
+        <w:t xml:space="preserve">Preview Hospital does not treat these as meeting this policy: a calibration sticker without a record; a recall letter that never reached the user; using laboratory or imaging quality-assurance files as if they were this whole hospital equipment programme.</w:t>
       </w:r>
     </w:p>
     <w:p>
@@ -1135,7 +1397,7 @@
           <w:sz w:val="22"/>
           <w:szCs w:val="22"/>
         </w:rPr>
-        <w:t xml:space="preserve">The following are prohibited. There is no operational exception and no "until the vendor comes" exception.</w:t>
+        <w:t xml:space="preserve">These acts are banned. There is no operational exception. "Until the vendor comes" is not an exception.</w:t>
       </w:r>
     </w:p>
     <w:p>
@@ -1183,7 +1445,7 @@
           <w:sz w:val="22"/>
           <w:szCs w:val="22"/>
         </w:rPr>
-        <w:t xml:space="preserve">4. Treating a manufacturer PDF binder, a sticker, or annual maintenance bunched the week before an assessment, as implemented preventive maintenance.</w:t>
+        <w:t xml:space="preserve">4. Treating a manufacturer PDF binder, a sticker, or a year's maintenance bunched into the week before an assessment, as implemented planned maintenance.</w:t>
       </w:r>
     </w:p>
     <w:p>
@@ -1195,7 +1457,7 @@
           <w:sz w:val="22"/>
           <w:szCs w:val="22"/>
         </w:rPr>
-        <w:t xml:space="preserve">5. Counting steriliser process validation (Bowie-Dick, biological indicators, recall of a failed load) as this autoclave's preventive maintenance. Validation of the load remains the infection-control sterilisation programme; a failed boiler or door seal is this programme.</w:t>
+        <w:t xml:space="preserve">5. Counting steriliser process validation (Bowie-Dick, biological indicators, recall of a failed load) as this autoclave's planned maintenance. Checking the load stays with the infection-control sterilisation policy. A failed boiler or door seal belongs to this programme.</w:t>
       </w:r>
     </w:p>
     <w:p>
@@ -1207,7 +1469,7 @@
           <w:sz w:val="22"/>
           <w:szCs w:val="22"/>
         </w:rPr>
-        <w:t xml:space="preserve">6. Counting laboratory or imaging no-report-from-overdue-calibrator rules as this whole hospital programme. Those rules remain those diagnostic programmes; this programme still withdraws the device.</w:t>
+        <w:t xml:space="preserve">6. Counting laboratory or imaging "do not report from an overdue calibrator" rules as this whole hospital programme. Those rules stay with those diagnostic policies. This programme still takes the device out of use.</w:t>
       </w:r>
     </w:p>
     <w:p>
@@ -1243,7 +1505,7 @@
           <w:sz w:val="22"/>
           <w:szCs w:val="22"/>
         </w:rPr>
-        <w:t xml:space="preserve">9. Treating BEMMP as the Clinical Establishments Act, as Central Electricity Authority guidance, or as a mandate to join a named NHM contract.</w:t>
+        <w:t xml:space="preserve">9. Treating BEMMP as the Clinical Establishments Act, as Central Electricity Authority guidance, or as a requirement to join a named NHM contract.</w:t>
       </w:r>
     </w:p>
     <w:p>
@@ -1255,19 +1517,19 @@
           <w:sz w:val="22"/>
           <w:szCs w:val="22"/>
         </w:rPr>
-        <w:t xml:space="preserve">10. Offering a crash-cart checklist as the defibrillator's equipment file.</w:t>
-      </w:r>
-    </w:p>
-    <w:p>
-      <w:pPr>
-        <w:spacing w:after="140"/>
-      </w:pPr>
-      <w:r>
-        <w:rPr>
-          <w:sz w:val="22"/>
-          <w:szCs w:val="22"/>
-        </w:rPr>
-        <w:t xml:space="preserve">A person who finds an uninventoried device in use, an overdue calibrator still in service, or a recall that did not reach the ward, reports it the same shift to the «Biomedical In-Charge».</w:t>
+        <w:t xml:space="preserve">10. Using a crash-cart checklist as the defibrillator's equipment file.</w:t>
+      </w:r>
+    </w:p>
+    <w:p>
+      <w:pPr>
+        <w:spacing w:after="140"/>
+      </w:pPr>
+      <w:r>
+        <w:rPr>
+          <w:sz w:val="22"/>
+          <w:szCs w:val="22"/>
+        </w:rPr>
+        <w:t xml:space="preserve">If you find a device in use that is not on the inventory, an overdue calibrator still in service, or a recall that did not reach the ward, report it the same shift to the «Biomedical In-Charge».</w:t>
       </w:r>
     </w:p>
     <w:p>
@@ -1297,19 +1559,19 @@
           <w:sz w:val="22"/>
           <w:szCs w:val="22"/>
         </w:rPr>
-        <w:t xml:space="preserve">The services are the service directory. Strategy and budget approval are that management programme. This section is the equipment plan that matches those, including replacement of condemned items, and excluding equipment for a service the directory does not provide.</w:t>
-      </w:r>
-    </w:p>
-    <w:p>
-      <w:pPr>
-        <w:spacing w:after="140"/>
-      </w:pPr>
-      <w:r>
-        <w:rPr>
-          <w:sz w:val="22"/>
-          <w:szCs w:val="22"/>
-        </w:rPr>
-        <w:t xml:space="preserve">How the plan is made, who signs that a new service has the equipment it needs before it is offered, and how a gap is recorded, are held by the «Biomedical In-Charge». BEMMP is a planning and criticality framework, not a named NHM-contract mandate. Indian Public Health Standards 2022 are a planning framework, not a NABH equipment-list mandate.</w:t>
+        <w:t xml:space="preserve">The services are the service directory. Strategy and budget approval sit with that management policy. This section is the equipment plan that matches those. It includes replacement of condemned items. It excludes equipment for a service the directory does not provide.</w:t>
+      </w:r>
+    </w:p>
+    <w:p>
+      <w:pPr>
+        <w:spacing w:after="140"/>
+      </w:pPr>
+      <w:r>
+        <w:rPr>
+          <w:sz w:val="22"/>
+          <w:szCs w:val="22"/>
+        </w:rPr>
+        <w:t xml:space="preserve">The «Biomedical In-Charge» holds how the plan is made, who signs that a new service has the equipment it needs before it is offered, and how a gap is recorded. BEMMP is a planning and criticality guide. It is not a named NHM-contract requirement. Indian Public Health Standards 2022 are a planning guide. They are not a NABH equipment-list rule.</w:t>
       </w:r>
     </w:p>
     <w:p>
@@ -1330,7 +1592,7 @@
           <w:sz w:val="22"/>
           <w:szCs w:val="22"/>
         </w:rPr>
-        <w:t xml:space="preserve">The inventory identifies each item that can harm a patient if it fails or is missing: unique identifier, location, owner department, criticality, and whether it is owned, loaned, consigned or outsourced. Logs are the running record BEMMP-style programmes keep (acceptance, preventive maintenance, breakdown, calibration due).</w:t>
+        <w:t xml:space="preserve">The inventory identifies each item that can harm a patient if it fails or is missing: unique identifier, location, owner department, criticality, and whether it is owned, loaned, consigned or outsourced. Logs are the running record BEMMP-style programmes keep (acceptance, planned maintenance, breakdown, calibration due).</w:t>
       </w:r>
     </w:p>
     <w:p>
@@ -1354,7 +1616,7 @@
           <w:sz w:val="22"/>
           <w:szCs w:val="22"/>
         </w:rPr>
-        <w:t xml:space="preserve">What is on the inventory, what a log contains, and how a loaner or outsourced analyser is still listed, are held by the «Biomedical In-Charge». An item in use that is not on the inventory is a defect.</w:t>
+        <w:t xml:space="preserve">The «Biomedical In-Charge» holds what is on the inventory, what a log contains, and how a loaner or outsourced analyser is still listed. An item in use that is not on the inventory is a defect.</w:t>
       </w:r>
     </w:p>
     <w:p>
@@ -1375,43 +1637,55 @@
           <w:sz w:val="22"/>
           <w:szCs w:val="22"/>
         </w:rPr>
-        <w:t xml:space="preserve">Planning and listing are 5.1 and 5.2. This section is that preventive and breakdown maintenance actually run.</w:t>
-      </w:r>
-    </w:p>
-    <w:p>
-      <w:pPr>
-        <w:spacing w:after="140"/>
-      </w:pPr>
-      <w:r>
-        <w:rPr>
-          <w:sz w:val="22"/>
-          <w:szCs w:val="22"/>
-        </w:rPr>
-        <w:t xml:space="preserve">NHM BEMMP is the Indian public-sector framework for criticality-based intervals, user-level care, and workshop or vendor breakdown. It is not a mandate to outsource to a named NHM agency and not "CEA guidelines." Manufacturer instructions inform the task list; they are not a substitute for a hospital plan that names who does the work and what happens when a critical item is down (5.7).</w:t>
-      </w:r>
-    </w:p>
-    <w:p>
-      <w:pPr>
-        <w:spacing w:after="140"/>
-      </w:pPr>
-      <w:r>
-        <w:rPr>
-          <w:sz w:val="22"/>
-          <w:szCs w:val="22"/>
-        </w:rPr>
-        <w:t xml:space="preserve">The documented operational plan (who may operate which class — 5.5), the preventive plan (task, interval by criticality, who attends, what is recorded), the breakdown plan (how a user reports, who attends, cannibalisation rule, loaner rule), and proof of implementation on a sample of critical items, are held by the «Biomedical In-Charge».</w:t>
-      </w:r>
-    </w:p>
-    <w:p>
-      <w:pPr>
-        <w:spacing w:after="140"/>
-      </w:pPr>
-      <w:r>
-        <w:rPr>
-          <w:sz w:val="22"/>
-          <w:szCs w:val="22"/>
-        </w:rPr>
-        <w:t xml:space="preserve">A binder of manufacturer PDFs, a sticker with no job card, or a breakdown register that records "OK" without a fault, time-to-attend or spare, is not an implemented plan. Steriliser process validation remains the infection-control sterilisation programme. Laboratory and imaging no-report rules remain those diagnostic programmes. Generator and UPS plant tests remain the utilities programme.</w:t>
+        <w:t xml:space="preserve">Planning and listing are 5.1 and 5.2. This section is that planned maintenance and breakdown repair actually happen.</w:t>
+      </w:r>
+    </w:p>
+    <w:p>
+      <w:pPr>
+        <w:spacing w:after="140"/>
+      </w:pPr>
+      <w:r>
+        <w:rPr>
+          <w:sz w:val="22"/>
+          <w:szCs w:val="22"/>
+        </w:rPr>
+        <w:t xml:space="preserve">NHM BEMMP is the Indian public-sector guide for intervals based on how critical the machine is, user-level care, and workshop or vendor breakdown. It is not a requirement to outsource to a named NHM agency. It is not "CEA guidelines." Manufacturer instructions inform the task list. They are not a replacement for a hospital plan that names who does the work and what happens when a critical item is down (see 5.7).</w:t>
+      </w:r>
+    </w:p>
+    <w:p>
+      <w:pPr>
+        <w:spacing w:after="140"/>
+      </w:pPr>
+      <w:r>
+        <w:rPr>
+          <w:sz w:val="22"/>
+          <w:szCs w:val="22"/>
+        </w:rPr>
+        <w:t xml:space="preserve">The «Biomedical In-Charge» holds: the written operational plan (who may operate which class — see 5.5); the planned-maintenance plan (task, interval by criticality, who attends, what is recorded); the breakdown plan (how a user reports, who attends, cannibalisation rule, loaner rule); and proof of implementation on a sample of critical items.</w:t>
+      </w:r>
+    </w:p>
+    <w:p>
+      <w:pPr>
+        <w:spacing w:after="140"/>
+      </w:pPr>
+      <w:r>
+        <w:rPr>
+          <w:sz w:val="22"/>
+          <w:szCs w:val="22"/>
+        </w:rPr>
+        <w:t xml:space="preserve">A binder of manufacturer PDF files is not an implemented plan. A sticker with no job card is not an implemented plan. A breakdown register that records "OK" without a fault, time-to-attend or spare is not an implemented plan.</w:t>
+      </w:r>
+    </w:p>
+    <w:p>
+      <w:pPr>
+        <w:spacing w:after="140"/>
+      </w:pPr>
+      <w:r>
+        <w:rPr>
+          <w:sz w:val="22"/>
+          <w:szCs w:val="22"/>
+        </w:rPr>
+        <w:t xml:space="preserve">Steriliser process validation stays with the infection-control sterilisation policy. Laboratory and imaging "no report if overdue" rules stay with those diagnostic policies. Generator and UPS plant tests stay with the utilities policy.</w:t>
       </w:r>
     </w:p>
     <w:p>
@@ -1444,19 +1718,19 @@
           <w:sz w:val="22"/>
           <w:szCs w:val="22"/>
         </w:rPr>
-        <w:t xml:space="preserve">Laboratory no-report from an overdue or failed calibrator remains that laboratory programme. Imaging no-report from an overdue quality-assurance device remains that imaging programme. This section is that those due dates live on the hospital programme and that non-laboratory, non-imaging measuring devices are also calibrated.</w:t>
-      </w:r>
-    </w:p>
-    <w:p>
-      <w:pPr>
-        <w:spacing w:after="140"/>
-      </w:pPr>
-      <w:r>
-        <w:rPr>
-          <w:sz w:val="22"/>
-          <w:szCs w:val="22"/>
-        </w:rPr>
-        <w:t xml:space="preserve">Which items require calibration versus inspection-only, the interval, the traceable standard or vendor, and the rule that an overdue measuring device is withdrawn until passed, are held by the «Biomedical In-Charge». BEMMP criticality informs interval; it is not a NABH universal calendar. This policy does not invent a small-hospital-wide six-month calibration mandate.</w:t>
+        <w:t xml:space="preserve">The laboratory rule "do not issue a result from an overdue or failed calibrator" stays with the laboratory policy. The imaging rule "do not issue a report from an overdue quality-assurance device" stays with the imaging policy. This section covers that those due dates live on the hospital programme, and that non-laboratory, non-imaging measuring devices are also calibrated.</w:t>
+      </w:r>
+    </w:p>
+    <w:p>
+      <w:pPr>
+        <w:spacing w:after="140"/>
+      </w:pPr>
+      <w:r>
+        <w:rPr>
+          <w:sz w:val="22"/>
+          <w:szCs w:val="22"/>
+        </w:rPr>
+        <w:t xml:space="preserve">The «Biomedical In-Charge» holds which items require calibration versus inspection-only, the interval, the traceable standard or vendor, and the rule that an overdue measuring device is taken out of use until it has passed. BEMMP criticality informs the interval. It is not a NABH universal calendar. This policy does not invent a small-hospital-wide six-month calibration rule.</w:t>
       </w:r>
     </w:p>
     <w:p>
@@ -1477,31 +1751,31 @@
           <w:sz w:val="22"/>
           <w:szCs w:val="22"/>
         </w:rPr>
-        <w:t xml:space="preserve">Operators are the clinical or technical users. Maintainers are biomedical or engineering staff, or the contracted workshop. Credentialing method, when that human-resources programme is written, holds the credentialing file. This section is that the person who pressed the button or opened the cover was qualified and trained for that class.</w:t>
-      </w:r>
-    </w:p>
-    <w:p>
-      <w:pPr>
-        <w:spacing w:after="140"/>
-      </w:pPr>
-      <w:r>
-        <w:rPr>
-          <w:sz w:val="22"/>
-          <w:szCs w:val="22"/>
-        </w:rPr>
-        <w:t xml:space="preserve">A visiting technician without a job card, or a nurse using an infusion pump they were never shown, is a failure of this policy.</w:t>
-      </w:r>
-    </w:p>
-    <w:p>
-      <w:pPr>
-        <w:spacing w:after="140"/>
-      </w:pPr>
-      <w:r>
-        <w:rPr>
-          <w:sz w:val="22"/>
-          <w:szCs w:val="22"/>
-        </w:rPr>
-        <w:t xml:space="preserve">Which roles may operate which class, which roles may maintain which class, and how training is recorded, are held by the «Biomedical In-Charge» with department heads. After hours, a breakdown is reported to the «named person who takes a breakdown call after hours» — a biomedical or engineering roster, not an emergency-command title imported from the fire programme.</w:t>
+        <w:t xml:space="preserve">Operators are the clinical or technical users. Maintainers are biomedical or engineering staff, or the contracted workshop. When the human-resources credentialing policy is written, it holds the credentialing file. This section requires that the person who pressed the button or opened the cover was qualified and trained for that class.</w:t>
+      </w:r>
+    </w:p>
+    <w:p>
+      <w:pPr>
+        <w:spacing w:after="140"/>
+      </w:pPr>
+      <w:r>
+        <w:rPr>
+          <w:sz w:val="22"/>
+          <w:szCs w:val="22"/>
+        </w:rPr>
+        <w:t xml:space="preserve">A visiting technician without a job card is a failure of this policy. A nurse using an infusion pump they were never shown is a failure of this policy.</w:t>
+      </w:r>
+    </w:p>
+    <w:p>
+      <w:pPr>
+        <w:spacing w:after="140"/>
+      </w:pPr>
+      <w:r>
+        <w:rPr>
+          <w:sz w:val="22"/>
+          <w:szCs w:val="22"/>
+        </w:rPr>
+        <w:t xml:space="preserve">The «Biomedical In-Charge» holds, with department heads, which roles may operate which class, which roles may maintain which class, and how training is recorded. After hours, a breakdown is reported to the «named person who takes a breakdown call after hours». That is a biomedical or engineering roster. It is not an emergency-command title taken from the fire policy.</w:t>
       </w:r>
     </w:p>
     <w:p>
@@ -1522,43 +1796,43 @@
           <w:sz w:val="22"/>
           <w:szCs w:val="22"/>
         </w:rPr>
-        <w:t xml:space="preserve">Planned maintenance is 5.3. This section is the after-market safety net.</w:t>
-      </w:r>
-    </w:p>
-    <w:p>
-      <w:pPr>
-        <w:spacing w:after="140"/>
-      </w:pPr>
-      <w:r>
-        <w:rPr>
-          <w:sz w:val="22"/>
-          <w:szCs w:val="22"/>
-        </w:rPr>
-        <w:t xml:space="preserve">CDSCO Medical Devices and Diagnostics, and the Medical Devices Rules, 2017, read with the Drugs and Cosmetics Act, 1940, are the Indian regulatory framework for device adverse events and recalls insofar as they apply to devices this hospital uses. This hospital is not a manufacturer.</w:t>
-      </w:r>
-    </w:p>
-    <w:p>
-      <w:pPr>
-        <w:spacing w:after="140"/>
-      </w:pPr>
-      <w:r>
-        <w:rPr>
-          <w:sz w:val="22"/>
-          <w:szCs w:val="22"/>
-        </w:rPr>
-        <w:t xml:space="preserve">How a device-related adverse event is captured (dual entry with the incident system when a patient was harmed; with the medication programme when it is also a medication-delivery event), how hazard notices and recalls are received (CDSCO, manufacturer, vendor), how the inventory is searched, how affected items are quarantined and returned or destroyed, and who signs compliance, are held by the «Biomedical In-Charge».</w:t>
-      </w:r>
-    </w:p>
-    <w:p>
-      <w:pPr>
-        <w:spacing w:after="140"/>
-      </w:pPr>
-      <w:r>
-        <w:rPr>
-          <w:sz w:val="22"/>
-          <w:szCs w:val="22"/>
-        </w:rPr>
-        <w:t xml:space="preserve">A letter in the quality office that never reached the user, implant traceability offered as hospital-wide device recall, or a recalled infusion set left in the ward because "stores will collect it," is not compliance. An empty recall log is acceptable only if the inventory search was still run when a notice named a type this hospital holds.</w:t>
+        <w:t xml:space="preserve">Planned maintenance is 5.3. This section is what happens after a device is already in use: harm, hazard notices and recalls.</w:t>
+      </w:r>
+    </w:p>
+    <w:p>
+      <w:pPr>
+        <w:spacing w:after="140"/>
+      </w:pPr>
+      <w:r>
+        <w:rPr>
+          <w:sz w:val="22"/>
+          <w:szCs w:val="22"/>
+        </w:rPr>
+        <w:t xml:space="preserve">CDSCO Medical Devices and Diagnostics, and the Medical Devices Rules, 2017, read with the Drugs and Cosmetics Act, 1940, are the Indian regulatory framework for device adverse events and recalls as far as they apply to devices this hospital uses. This hospital is not a manufacturer.</w:t>
+      </w:r>
+    </w:p>
+    <w:p>
+      <w:pPr>
+        <w:spacing w:after="140"/>
+      </w:pPr>
+      <w:r>
+        <w:rPr>
+          <w:sz w:val="22"/>
+          <w:szCs w:val="22"/>
+        </w:rPr>
+        <w:t xml:space="preserve">The «Biomedical In-Charge» holds: how a device-related adverse event is captured (also enter it in the incident system when a patient was harmed; also enter it with the medication policy when it is a medication-delivery event); how hazard notices and recalls are received (CDSCO, manufacturer, vendor); how the inventory is searched; how affected items are quarantined and returned or destroyed; and who signs compliance.</w:t>
+      </w:r>
+    </w:p>
+    <w:p>
+      <w:pPr>
+        <w:spacing w:after="140"/>
+      </w:pPr>
+      <w:r>
+        <w:rPr>
+          <w:sz w:val="22"/>
+          <w:szCs w:val="22"/>
+        </w:rPr>
+        <w:t xml:space="preserve">A letter in the quality office that never reached the user is not compliance. Implant traceability offered as hospital-wide device recall is not compliance. A recalled infusion set left in the ward because "stores will collect it" is not compliance. An empty recall log is acceptable only if the inventory search was still run when a notice named a type this hospital holds.</w:t>
       </w:r>
     </w:p>
     <w:p>
@@ -1579,31 +1853,31 @@
           <w:sz w:val="22"/>
           <w:szCs w:val="22"/>
         </w:rPr>
-        <w:t xml:space="preserve">Critical equipment is the subset of the inventory whose failure stops a defined service (ventilator, anaesthesia workstation, autoclave as equipment, imaging device, clinical analyser, blood-bank refrigerator, and others this hospital names). Named critical list: «________».</w:t>
-      </w:r>
-    </w:p>
-    <w:p>
-      <w:pPr>
-        <w:spacing w:after="140"/>
-      </w:pPr>
-      <w:r>
-        <w:rPr>
-          <w:sz w:val="22"/>
-          <w:szCs w:val="22"/>
-        </w:rPr>
-        <w:t xml:space="preserve">Downtime starts when the user reports and ends when the item is inspected and corrective action has restored it or a defined alternative is in place (loaner, diversion under the admission and referral programmes, recorded service pause). The failure this clock exists to catch is a breakdown register that records the engineer's arrival but not the hours the operating list was stopped.</w:t>
-      </w:r>
-    </w:p>
-    <w:p>
-      <w:pPr>
-        <w:spacing w:after="140"/>
-      </w:pPr>
-      <w:r>
-        <w:rPr>
-          <w:sz w:val="22"/>
-          <w:szCs w:val="22"/>
-        </w:rPr>
-        <w:t xml:space="preserve">Which items are critical, how reporting-to-restoration is timed, and how a corrective action is recorded, are held by the «Biomedical In-Charge». Managerial indicators may use the rate; this policy owns the clock. A diverted service remains the service-directory and referral programmes; this clock still runs.</w:t>
+        <w:t xml:space="preserve">Critical equipment is the machines on the inventory whose failure stops a defined service. Examples: ventilator; anaesthesia workstation; autoclave as equipment; imaging device; clinical analyser; blood-bank refrigerator; and others this hospital names. Named critical list: «________».</w:t>
+      </w:r>
+    </w:p>
+    <w:p>
+      <w:pPr>
+        <w:spacing w:after="140"/>
+      </w:pPr>
+      <w:r>
+        <w:rPr>
+          <w:sz w:val="22"/>
+          <w:szCs w:val="22"/>
+        </w:rPr>
+        <w:t xml:space="preserve">Downtime starts when the user reports. It ends when the item is inspected and the fix has restored it, or a defined alternative is in place (loaner, diversion under the admission and referral policies, recorded service pause). Watch for: a breakdown register that records the engineer's arrival but not the hours the operating list was stopped.</w:t>
+      </w:r>
+    </w:p>
+    <w:p>
+      <w:pPr>
+        <w:spacing w:after="140"/>
+      </w:pPr>
+      <w:r>
+        <w:rPr>
+          <w:sz w:val="22"/>
+          <w:szCs w:val="22"/>
+        </w:rPr>
+        <w:t xml:space="preserve">The «Biomedical In-Charge» holds which items are critical, how reporting-to-restoration is timed, and how a corrective action is recorded. Managerial indicators may use the rate. This policy keeps that clock. A diverted service stays with the service-directory and referral policies. This clock still runs.</w:t>
       </w:r>
     </w:p>
     <w:p>
@@ -1624,7 +1898,7 @@
           <w:sz w:val="22"/>
           <w:szCs w:val="22"/>
         </w:rPr>
-        <w:t xml:space="preserve">A person who is about to do any of the following does not proceed:</w:t>
+        <w:t xml:space="preserve">Do not go ahead if you are about to do any of the following:</w:t>
       </w:r>
     </w:p>
     <w:p>
@@ -1658,24 +1932,24 @@
           <w:sz w:val="22"/>
           <w:szCs w:val="22"/>
         </w:rPr>
-        <w:t xml:space="preserve">operate a device they have not been trained for;</w:t>
-      </w:r>
-    </w:p>
-    <w:p>
-      <w:pPr>
-        <w:pStyle w:val="ListParagraph"/>
-        <w:numPr>
-          <w:ilvl w:val="0"/>
-          <w:numId w:val="1"/>
-        </w:numPr>
-        <w:spacing w:after="60"/>
-      </w:pPr>
-      <w:r>
-        <w:rPr>
-          <w:sz w:val="22"/>
-          <w:szCs w:val="22"/>
-        </w:rPr>
-        <w:t xml:space="preserve">issue a laboratory or imaging report from a device this programme has withdrawn as overdue or failed — those no-report rules remain the diagnostic programmes; this stop is that the device stays out of service;</w:t>
+        <w:t xml:space="preserve">operate a device you have not been trained for;</w:t>
+      </w:r>
+    </w:p>
+    <w:p>
+      <w:pPr>
+        <w:pStyle w:val="ListParagraph"/>
+        <w:numPr>
+          <w:ilvl w:val="0"/>
+          <w:numId w:val="1"/>
+        </w:numPr>
+        <w:spacing w:after="60"/>
+      </w:pPr>
+      <w:r>
+        <w:rPr>
+          <w:sz w:val="22"/>
+          <w:szCs w:val="22"/>
+        </w:rPr>
+        <w:t xml:space="preserve">issue a laboratory or imaging report from a device this programme has taken out of use as overdue or failed — those "no report" rules stay with the diagnostic policies; this stop is that the device stays out of service;</w:t>
       </w:r>
     </w:p>
     <w:p>
@@ -1704,19 +1978,19 @@
           <w:sz w:val="22"/>
           <w:szCs w:val="22"/>
         </w:rPr>
-        <w:t xml:space="preserve">They take the device out of the bay if they are competent to, label it withdrawn, and tell the «Biomedical In-Charge» the same shift — or, if that person is not on site, the «named person who takes a breakdown call after hours».</w:t>
-      </w:r>
-    </w:p>
-    <w:p>
-      <w:pPr>
-        <w:spacing w:after="140"/>
-      </w:pPr>
-      <w:r>
-        <w:rPr>
-          <w:sz w:val="22"/>
-          <w:szCs w:val="22"/>
-        </w:rPr>
-        <w:t xml:space="preserve">A good-faith refusal to use an overdue or uninventoried device is not a disciplinary matter. The device is not returned to service until the Biomedical In-Charge says it has passed.</w:t>
+        <w:t xml:space="preserve">If you can do so safely, take the device out of the bay. Label it withdrawn. Tell the «Biomedical In-Charge» the same shift. If that person is not on site, tell the «named person who takes a breakdown call after hours».</w:t>
+      </w:r>
+    </w:p>
+    <w:p>
+      <w:pPr>
+        <w:spacing w:after="140"/>
+      </w:pPr>
+      <w:r>
+        <w:rPr>
+          <w:sz w:val="22"/>
+          <w:szCs w:val="22"/>
+        </w:rPr>
+        <w:t xml:space="preserve">Refusing in good faith to use an overdue or unlisted device is not a disciplinary matter. Do not return the device to service until the Biomedical In-Charge says it has passed.</w:t>
       </w:r>
     </w:p>
     <w:p>
@@ -1737,7 +2011,19 @@
           <w:sz w:val="22"/>
           <w:szCs w:val="22"/>
         </w:rPr>
-        <w:t xml:space="preserve">These are the jobs this equipment programme needs. In a small hospital the biomedical lead may be the same person as the facilities Maintenance In-Charge; they still keep this inventory as the equipment file, not as a combined generator-and-ventilator log.</w:t>
+        <w:t xml:space="preserve">These are the jobs this equipment programme needs. In a small hospital the biomedical lead may be the same person as the facilities Maintenance In-Charge. They still keep this inventory as the equipment file. Do not merge it into a combined generator-and-ventilator log.</w:t>
+      </w:r>
+    </w:p>
+    <w:p>
+      <w:pPr>
+        <w:spacing w:after="140"/>
+      </w:pPr>
+      <w:r>
+        <w:rPr>
+          <w:sz w:val="22"/>
+          <w:szCs w:val="22"/>
+        </w:rPr>
+        <w:t xml:space="preserve">RACI in the snapshot below means: R = does the work; A = accountable (the person who must make sure it is done); C = consulted.</w:t>
       </w:r>
     </w:p>
     <w:p>
@@ -1805,24 +2091,24 @@
           <w:sz w:val="22"/>
           <w:szCs w:val="22"/>
         </w:rPr>
-        <w:t xml:space="preserve">Holds the equipment plan, inventory, preventive-maintenance and breakdown job cards, inspection and calibration, recall file and downtime log.</w:t>
-      </w:r>
-    </w:p>
-    <w:p>
-      <w:pPr>
-        <w:pStyle w:val="ListParagraph"/>
-        <w:numPr>
-          <w:ilvl w:val="0"/>
-          <w:numId w:val="1"/>
-        </w:numPr>
-        <w:spacing w:after="60"/>
-      </w:pPr>
-      <w:r>
-        <w:rPr>
-          <w:sz w:val="22"/>
-          <w:szCs w:val="22"/>
-        </w:rPr>
-        <w:t xml:space="preserve">Withdraws an overdue or failed measuring device until it has passed.</w:t>
+        <w:t xml:space="preserve">Holds the equipment plan, inventory, planned-maintenance and breakdown job cards, inspection and calibration, recall file and downtime log.</w:t>
+      </w:r>
+    </w:p>
+    <w:p>
+      <w:pPr>
+        <w:pStyle w:val="ListParagraph"/>
+        <w:numPr>
+          <w:ilvl w:val="0"/>
+          <w:numId w:val="1"/>
+        </w:numPr>
+        <w:spacing w:after="60"/>
+      </w:pPr>
+      <w:r>
+        <w:rPr>
+          <w:sz w:val="22"/>
+          <w:szCs w:val="22"/>
+        </w:rPr>
+        <w:t xml:space="preserve">Takes an overdue or failed measuring device out of use until it has passed.</w:t>
       </w:r>
     </w:p>
     <w:p>
@@ -1907,7 +2193,7 @@
           <w:sz w:val="22"/>
           <w:szCs w:val="22"/>
         </w:rPr>
-        <w:t xml:space="preserve">Do not issue a laboratory or imaging report from an overdue calibrator (those no-report rules remain those diagnostic programmes).</w:t>
+        <w:t xml:space="preserve">Do not issue a laboratory or imaging report from an overdue calibrator (those "no report" rules stay with those diagnostic policies).</w:t>
       </w:r>
     </w:p>
     <w:p>
@@ -1992,7 +2278,7 @@
           <w:sz w:val="22"/>
           <w:szCs w:val="22"/>
         </w:rPr>
-        <w:t xml:space="preserve">Works to the job card and the breakdown clock in this policy. Outsourcing agreements remain that management-agreement programme; the technical tests remain here.</w:t>
+        <w:t xml:space="preserve">Works to the job card and the breakdown clock in this policy. Outsourcing agreements stay with that management-agreement policy. The technical tests remain here.</w:t>
       </w:r>
     </w:p>
     <w:p>
@@ -2026,7 +2312,7 @@
           <w:sz w:val="22"/>
           <w:szCs w:val="22"/>
         </w:rPr>
-        <w:t xml:space="preserve">Report an uninventoried device in use, an overdue calibrator still in service, and a recall that did not reach the ward.</w:t>
+        <w:t xml:space="preserve">Report a device in use that is not on the inventory, an overdue calibrator still in service, and a recall that did not reach the ward.</w:t>
       </w:r>
     </w:p>
     <w:p>
@@ -2089,7 +2375,7 @@
           <w:sz w:val="22"/>
           <w:szCs w:val="22"/>
         </w:rPr>
-        <w:t xml:space="preserve">Preventive and breakdown maintenance: Biomedical In-Charge (R/A); users report breakdowns (R)</w:t>
+        <w:t xml:space="preserve">Planned and breakdown maintenance: Biomedical In-Charge (R/A); users report breakdowns (R)</w:t>
       </w:r>
     </w:p>
     <w:p>
@@ -2195,104 +2481,104 @@
           <w:sz w:val="22"/>
           <w:szCs w:val="22"/>
         </w:rPr>
-        <w:t xml:space="preserve">The Quality Coordinator audits this policy «quarterly». The audit looks at the machines and the records, not at a binder.</w:t>
-      </w:r>
-    </w:p>
-    <w:p>
-      <w:pPr>
-        <w:spacing w:after="140"/>
-      </w:pPr>
-      <w:r>
-        <w:rPr>
-          <w:sz w:val="22"/>
-          <w:szCs w:val="22"/>
-        </w:rPr>
-        <w:t xml:space="preserve">What is monitored each quarter:</w:t>
-      </w:r>
-    </w:p>
-    <w:p>
-      <w:pPr>
-        <w:pStyle w:val="ListParagraph"/>
-        <w:numPr>
-          <w:ilvl w:val="0"/>
-          <w:numId w:val="1"/>
-        </w:numPr>
-        <w:spacing w:after="60"/>
-      </w:pPr>
-      <w:r>
-        <w:rPr>
-          <w:sz w:val="22"/>
-          <w:szCs w:val="22"/>
-        </w:rPr>
-        <w:t xml:space="preserve">Inventory includes loaners, consigned and outsourced items; no item in use is missing from the list.</w:t>
-      </w:r>
-    </w:p>
-    <w:p>
-      <w:pPr>
-        <w:pStyle w:val="ListParagraph"/>
-        <w:numPr>
-          <w:ilvl w:val="0"/>
-          <w:numId w:val="1"/>
-        </w:numPr>
-        <w:spacing w:after="60"/>
-      </w:pPr>
-      <w:r>
-        <w:rPr>
-          <w:sz w:val="22"/>
-          <w:szCs w:val="22"/>
-        </w:rPr>
-        <w:t xml:space="preserve">Preventive maintenance happened rather than a sticker; last month's job cards exist for a sample of critical items.</w:t>
-      </w:r>
-    </w:p>
-    <w:p>
-      <w:pPr>
-        <w:pStyle w:val="ListParagraph"/>
-        <w:numPr>
-          <w:ilvl w:val="0"/>
-          <w:numId w:val="1"/>
-        </w:numPr>
-        <w:spacing w:after="60"/>
-      </w:pPr>
-      <w:r>
-        <w:rPr>
-          <w:sz w:val="22"/>
-          <w:szCs w:val="22"/>
-        </w:rPr>
-        <w:t xml:space="preserve">Calibration withdrawal is in force; laboratory and imaging no-report rules still sit with those diagnostic programmes.</w:t>
-      </w:r>
-    </w:p>
-    <w:p>
-      <w:pPr>
-        <w:pStyle w:val="ListParagraph"/>
-        <w:numPr>
-          <w:ilvl w:val="0"/>
-          <w:numId w:val="1"/>
-        </w:numPr>
-        <w:spacing w:after="60"/>
-      </w:pPr>
-      <w:r>
-        <w:rPr>
-          <w:sz w:val="22"/>
-          <w:szCs w:val="22"/>
-        </w:rPr>
-        <w:t xml:space="preserve">Steriliser process validation is not counted as this autoclave's preventive maintenance.</w:t>
-      </w:r>
-    </w:p>
-    <w:p>
-      <w:pPr>
-        <w:pStyle w:val="ListParagraph"/>
-        <w:numPr>
-          <w:ilvl w:val="0"/>
-          <w:numId w:val="1"/>
-        </w:numPr>
-        <w:spacing w:after="60"/>
-      </w:pPr>
-      <w:r>
-        <w:rPr>
-          <w:sz w:val="22"/>
-          <w:szCs w:val="22"/>
-        </w:rPr>
-        <w:t xml:space="preserve">Recalls reached the user; inventory search was run; quarantined items are not in a clinical bay.</w:t>
+        <w:t xml:space="preserve">The Quality Coordinator audits this policy «quarterly» (four times a year). The audit looks at the machines and the records. Looking only at a binder is not enough.</w:t>
+      </w:r>
+    </w:p>
+    <w:p>
+      <w:pPr>
+        <w:spacing w:after="140"/>
+      </w:pPr>
+      <w:r>
+        <w:rPr>
+          <w:sz w:val="22"/>
+          <w:szCs w:val="22"/>
+        </w:rPr>
+        <w:t xml:space="preserve">What is checked each quarter:</w:t>
+      </w:r>
+    </w:p>
+    <w:p>
+      <w:pPr>
+        <w:pStyle w:val="ListParagraph"/>
+        <w:numPr>
+          <w:ilvl w:val="0"/>
+          <w:numId w:val="1"/>
+        </w:numPr>
+        <w:spacing w:after="60"/>
+      </w:pPr>
+      <w:r>
+        <w:rPr>
+          <w:sz w:val="22"/>
+          <w:szCs w:val="22"/>
+        </w:rPr>
+        <w:t xml:space="preserve">Inventory includes loaners, consigned and outsourced items. No item in use is missing from the list.</w:t>
+      </w:r>
+    </w:p>
+    <w:p>
+      <w:pPr>
+        <w:pStyle w:val="ListParagraph"/>
+        <w:numPr>
+          <w:ilvl w:val="0"/>
+          <w:numId w:val="1"/>
+        </w:numPr>
+        <w:spacing w:after="60"/>
+      </w:pPr>
+      <w:r>
+        <w:rPr>
+          <w:sz w:val="22"/>
+          <w:szCs w:val="22"/>
+        </w:rPr>
+        <w:t xml:space="preserve">Planned maintenance happened rather than a sticker. Last month's job cards exist for a sample of critical items.</w:t>
+      </w:r>
+    </w:p>
+    <w:p>
+      <w:pPr>
+        <w:pStyle w:val="ListParagraph"/>
+        <w:numPr>
+          <w:ilvl w:val="0"/>
+          <w:numId w:val="1"/>
+        </w:numPr>
+        <w:spacing w:after="60"/>
+      </w:pPr>
+      <w:r>
+        <w:rPr>
+          <w:sz w:val="22"/>
+          <w:szCs w:val="22"/>
+        </w:rPr>
+        <w:t xml:space="preserve">Calibration withdrawal is in force. Laboratory and imaging "no report" rules still sit with those diagnostic policies.</w:t>
+      </w:r>
+    </w:p>
+    <w:p>
+      <w:pPr>
+        <w:pStyle w:val="ListParagraph"/>
+        <w:numPr>
+          <w:ilvl w:val="0"/>
+          <w:numId w:val="1"/>
+        </w:numPr>
+        <w:spacing w:after="60"/>
+      </w:pPr>
+      <w:r>
+        <w:rPr>
+          <w:sz w:val="22"/>
+          <w:szCs w:val="22"/>
+        </w:rPr>
+        <w:t xml:space="preserve">Steriliser process validation is not counted as this autoclave's planned maintenance.</w:t>
+      </w:r>
+    </w:p>
+    <w:p>
+      <w:pPr>
+        <w:pStyle w:val="ListParagraph"/>
+        <w:numPr>
+          <w:ilvl w:val="0"/>
+          <w:numId w:val="1"/>
+        </w:numPr>
+        <w:spacing w:after="60"/>
+      </w:pPr>
+      <w:r>
+        <w:rPr>
+          <w:sz w:val="22"/>
+          <w:szCs w:val="22"/>
+        </w:rPr>
+        <w:t xml:space="preserve">Recalls reached the user. Inventory search was run. Quarantined items are not in a clinical bay.</w:t>
       </w:r>
     </w:p>
     <w:p>
@@ -2326,60 +2612,72 @@
           <w:sz w:val="22"/>
           <w:szCs w:val="22"/>
         </w:rPr>
-        <w:t xml:space="preserve">BEMMP is used as a framework, not as a named-contract mandate or as the Clinical Establishments Act.</w:t>
-      </w:r>
-    </w:p>
-    <w:p>
-      <w:pPr>
-        <w:pStyle w:val="ListParagraph"/>
-        <w:numPr>
-          <w:ilvl w:val="0"/>
-          <w:numId w:val="1"/>
-        </w:numPr>
-        <w:spacing w:after="60"/>
-      </w:pPr>
-      <w:r>
-        <w:rPr>
-          <w:sz w:val="22"/>
-          <w:szCs w:val="22"/>
-        </w:rPr>
-        <w:t xml:space="preserve">Patient-facing billing is left with the expected-cost programme.</w:t>
-      </w:r>
-    </w:p>
-    <w:p>
-      <w:pPr>
-        <w:spacing w:after="140"/>
-      </w:pPr>
-      <w:r>
-        <w:rPr>
-          <w:sz w:val="22"/>
-          <w:szCs w:val="22"/>
-        </w:rPr>
-        <w:t xml:space="preserve">Any non-conformity is a finding. The Biomedical In-Charge owns the corrective action. Root-cause analysis is required when: a device in use is not on the inventory; an overdue measuring device was found in service; a recall did not reach the serial numbers this hospital holds; downtime was timed from engineer arrival; or a person operated a device they were not trained for.</w:t>
-      </w:r>
-    </w:p>
-    <w:p>
-      <w:pPr>
-        <w:spacing w:after="140"/>
-      </w:pPr>
-      <w:r>
-        <w:rPr>
-          <w:sz w:val="22"/>
-          <w:szCs w:val="22"/>
-        </w:rPr>
-        <w:t xml:space="preserve">Corrective and preventive action is dated, has an owner, and is checked at the next quarterly audit. An open CAPA older than «thirty days» is escalated to the Medical Superintendent.</w:t>
-      </w:r>
-    </w:p>
-    <w:p>
-      <w:pPr>
-        <w:spacing w:after="140"/>
-      </w:pPr>
-      <w:r>
-        <w:rPr>
-          <w:sz w:val="22"/>
-          <w:szCs w:val="22"/>
-        </w:rPr>
-        <w:t xml:space="preserve">This policy is reviewed «annually», and sooner after a missed recall, a critical-equipment failure that stopped a defined service, or a change to the service directory that should have changed the equipment plan.</w:t>
+        <w:t xml:space="preserve">BEMMP is used as a guide, not as a named-contract requirement or as the Clinical Establishments Act.</w:t>
+      </w:r>
+    </w:p>
+    <w:p>
+      <w:pPr>
+        <w:pStyle w:val="ListParagraph"/>
+        <w:numPr>
+          <w:ilvl w:val="0"/>
+          <w:numId w:val="1"/>
+        </w:numPr>
+        <w:spacing w:after="60"/>
+      </w:pPr>
+      <w:r>
+        <w:rPr>
+          <w:sz w:val="22"/>
+          <w:szCs w:val="22"/>
+        </w:rPr>
+        <w:t xml:space="preserve">Patient-facing billing is left with the expected-cost policy.</w:t>
+      </w:r>
+    </w:p>
+    <w:p>
+      <w:pPr>
+        <w:spacing w:after="140"/>
+      </w:pPr>
+      <w:r>
+        <w:rPr>
+          <w:sz w:val="22"/>
+          <w:szCs w:val="22"/>
+        </w:rPr>
+        <w:t xml:space="preserve">Any failure to meet this policy is a finding. The Biomedical In-Charge owns the corrective action.</w:t>
+      </w:r>
+    </w:p>
+    <w:p>
+      <w:pPr>
+        <w:spacing w:after="140"/>
+      </w:pPr>
+      <w:r>
+        <w:rPr>
+          <w:sz w:val="22"/>
+          <w:szCs w:val="22"/>
+        </w:rPr>
+        <w:t xml:space="preserve">Root-cause analysis (RCA — finding why something went wrong) is required when: a device in use is not on the inventory; an overdue measuring device was found in service; a recall did not reach the serial numbers this hospital holds; downtime was timed from engineer arrival; or a person operated a device they were not trained for.</w:t>
+      </w:r>
+    </w:p>
+    <w:p>
+      <w:pPr>
+        <w:spacing w:after="140"/>
+      </w:pPr>
+      <w:r>
+        <w:rPr>
+          <w:sz w:val="22"/>
+          <w:szCs w:val="22"/>
+        </w:rPr>
+        <w:t xml:space="preserve">Corrective and preventive action (CAPA — the fix and the step that stops it happening again) is dated, has an owner, and is checked at the next quarterly audit. An open CAPA older than «thirty days» is escalated to the Medical Superintendent.</w:t>
+      </w:r>
+    </w:p>
+    <w:p>
+      <w:pPr>
+        <w:spacing w:after="140"/>
+      </w:pPr>
+      <w:r>
+        <w:rPr>
+          <w:sz w:val="22"/>
+          <w:szCs w:val="22"/>
+        </w:rPr>
+        <w:t xml:space="preserve">This policy is reviewed «annually» (once a year), and sooner after a missed recall, a critical-equipment failure that stopped a defined service, or a change to the service directory that should have changed the equipment plan.</w:t>
       </w:r>
     </w:p>
     <w:p>
@@ -2400,7 +2698,7 @@
           <w:sz w:val="22"/>
           <w:szCs w:val="22"/>
         </w:rPr>
-        <w:t xml:space="preserve">Staff who operate or maintain a class of medical or support-service equipment are trained against this policy at induction, before first unsupervised use of that class, and «once a year» thereafter. Training covers: reporting a breakdown; not using an uninventoried, overdue, failed or recalled device; the downtime clock starting at the user report; and the split that laboratory and imaging no-report rules and steriliser validation remain those other programmes. Maintainers are named on a trained-maintainer list held by the Biomedical In-Charge.</w:t>
+        <w:t xml:space="preserve">Staff who operate or maintain a class of medical or support-service equipment are trained on this policy at induction, before first unsupervised use of that class, and «once a year» after that. Training covers: reporting a breakdown; not using an unlisted, overdue, failed or recalled device; the downtime clock starting at the user report; and the split that laboratory and imaging "no report" rules and steriliser validation stay with those other policies. Maintainers are named on a trained-maintainer list held by the Biomedical In-Charge.</w:t>
       </w:r>
     </w:p>
     <w:p>
@@ -3171,7 +3469,7 @@
           <w:sz w:val="20"/>
           <w:szCs w:val="20"/>
         </w:rPr>
-        <w:t xml:space="preserve">The Biomedical In-Charge holds signed acknowledgements of operators and maintainers with the induction record. Maintainers are named on the trained-maintainer list.</w:t>
+        <w:t xml:space="preserve">The Biomedical In-Charge keeps signed acknowledgements of operators and maintainers with the induction record. Maintainers are named on the trained-maintainer list.</w:t>
       </w:r>
     </w:p>
     <w:p>
@@ -3197,24 +3495,24 @@
           <w:sz w:val="22"/>
           <w:szCs w:val="22"/>
         </w:rPr>
-        <w:t xml:space="preserve">National Accreditation Board for Hospitals and Healthcare Providers (NABH), Standards for Small Healthcare Organisations, 3rd Edition — Chapter 8 FMS, standard FMS.3 (this policy is written so that those requirements are met in operation; it is not a commentary on the standard).</w:t>
-      </w:r>
-    </w:p>
-    <w:p>
-      <w:pPr>
-        <w:pStyle w:val="ListParagraph"/>
-        <w:numPr>
-          <w:ilvl w:val="0"/>
-          <w:numId w:val="1"/>
-        </w:numPr>
-        <w:spacing w:after="60"/>
-      </w:pPr>
-      <w:r>
-        <w:rPr>
-          <w:sz w:val="22"/>
-          <w:szCs w:val="22"/>
-        </w:rPr>
-        <w:t xml:space="preserve">Biomedical Equipment Management and Maintenance Program. National Health Mission — preventive-maintenance, inventory and criticality framework, not a named-contract mandate and not Clinical Establishments Act or Central Electricity Authority guidance.</w:t>
+        <w:t xml:space="preserve">National Accreditation Board for Hospitals and Healthcare Providers (NABH), Standards for Small Healthcare Organisations, 3rd Edition — Chapter 8 FMS, standard FMS.3 (this policy is written so those requirements are met in day-to-day work; it is not a commentary on the standard).</w:t>
+      </w:r>
+    </w:p>
+    <w:p>
+      <w:pPr>
+        <w:pStyle w:val="ListParagraph"/>
+        <w:numPr>
+          <w:ilvl w:val="0"/>
+          <w:numId w:val="1"/>
+        </w:numPr>
+        <w:spacing w:after="60"/>
+      </w:pPr>
+      <w:r>
+        <w:rPr>
+          <w:sz w:val="22"/>
+          <w:szCs w:val="22"/>
+        </w:rPr>
+        <w:t xml:space="preserve">Biomedical Equipment Management and Maintenance Program. National Health Mission — planned-maintenance, inventory and criticality guide, not a named-contract requirement and not Clinical Establishments Act or Central Electricity Authority guidance.</w:t>
       </w:r>
     </w:p>
     <w:p>
@@ -3248,41 +3546,41 @@
           <w:sz w:val="22"/>
           <w:szCs w:val="22"/>
         </w:rPr>
-        <w:t xml:space="preserve">Medical Devices Rules, 2017, read with the Drugs and Cosmetics Act, 1940 — Indian instrument for regulated devices, adverse events and recalls insofar as they apply to devices this hospital uses; this hospital is not a manufacturer.</w:t>
-      </w:r>
-    </w:p>
-    <w:p>
-      <w:pPr>
-        <w:pStyle w:val="ListParagraph"/>
-        <w:numPr>
-          <w:ilvl w:val="0"/>
-          <w:numId w:val="1"/>
-        </w:numPr>
-        <w:spacing w:after="60"/>
-      </w:pPr>
-      <w:r>
-        <w:rPr>
-          <w:sz w:val="22"/>
-          <w:szCs w:val="22"/>
-        </w:rPr>
-        <w:t xml:space="preserve">Indian Public Health Standards. (2022). National Health Mission — planning framework, not a NABH equipment-list mandate.</w:t>
-      </w:r>
-    </w:p>
-    <w:p>
-      <w:pPr>
-        <w:pStyle w:val="ListParagraph"/>
-        <w:numPr>
-          <w:ilvl w:val="0"/>
-          <w:numId w:val="1"/>
-        </w:numPr>
-        <w:spacing w:after="60"/>
-      </w:pPr>
-      <w:r>
-        <w:rPr>
-          <w:sz w:val="22"/>
-          <w:szCs w:val="22"/>
-        </w:rPr>
-        <w:t xml:space="preserve">Internal documents of this hospital: equipment plan; inventory; preventive-maintenance and breakdown plan; calibration; recall file; downtime log; service directory; laboratory and imaging no-report rules; steriliser validation programme; crash-cart programme; utilities, unused-material and gas programmes; incident system.</w:t>
+        <w:t xml:space="preserve">Medical Devices Rules, 2017, read with the Drugs and Cosmetics Act, 1940 — Indian instrument for regulated devices, adverse events and recalls as far as they apply to devices this hospital uses; this hospital is not a manufacturer.</w:t>
+      </w:r>
+    </w:p>
+    <w:p>
+      <w:pPr>
+        <w:pStyle w:val="ListParagraph"/>
+        <w:numPr>
+          <w:ilvl w:val="0"/>
+          <w:numId w:val="1"/>
+        </w:numPr>
+        <w:spacing w:after="60"/>
+      </w:pPr>
+      <w:r>
+        <w:rPr>
+          <w:sz w:val="22"/>
+          <w:szCs w:val="22"/>
+        </w:rPr>
+        <w:t xml:space="preserve">Indian Public Health Standards. (2022). National Health Mission — planning guide, not a NABH equipment-list rule.</w:t>
+      </w:r>
+    </w:p>
+    <w:p>
+      <w:pPr>
+        <w:pStyle w:val="ListParagraph"/>
+        <w:numPr>
+          <w:ilvl w:val="0"/>
+          <w:numId w:val="1"/>
+        </w:numPr>
+        <w:spacing w:after="60"/>
+      </w:pPr>
+      <w:r>
+        <w:rPr>
+          <w:sz w:val="22"/>
+          <w:szCs w:val="22"/>
+        </w:rPr>
+        <w:t xml:space="preserve">Internal documents of this hospital: equipment plan; inventory; planned-maintenance and breakdown plan; calibration; recall file; downtime log; service directory; laboratory and imaging "no report" rules; steriliser validation programme; crash-cart programme; utilities, unused-material and gas policies; incident system.</w:t>
       </w:r>
     </w:p>
     <w:p>
@@ -3303,7 +3601,7 @@
           <w:sz w:val="22"/>
           <w:szCs w:val="22"/>
         </w:rPr>
-        <w:t xml:space="preserve">Controlled master copy: office of the Medical Superintendent, Preview Hospital, with the «Biomedical In-Charge» and the Quality Coordinator.</w:t>
+        <w:t xml:space="preserve">Official master copy: office of the Medical Superintendent, Preview Hospital, with the «Biomedical In-Charge» and the Quality Coordinator.</w:t>
       </w:r>
     </w:p>
     <w:p>
@@ -3339,7 +3637,7 @@
           <w:sz w:val="22"/>
           <w:szCs w:val="22"/>
         </w:rPr>
-        <w:t xml:space="preserve">Superseded versions are withdrawn from all points of use on issue of a revision. One dated copy of each is retained by the Quality Coordinator.</w:t>
+        <w:t xml:space="preserve">When a new version is issued, take old copies out of use. The Quality Coordinator keeps one dated copy of each old version.</w:t>
       </w:r>
     </w:p>
     <w:p>
@@ -3363,12 +3661,13 @@
         <w:t xml:space="preserve">BEMMP — Biomedical Equipment Management and Maintenance Program (National Health Mission)
 CDSCO — Central Drugs Standard Control Organisation
 PPM — planned preventive maintenance
-AERB — Atomic Energy Regulatory Board (imaging quality-assurance remains the imaging programme)
+AERB — Atomic Energy Regulatory Board (imaging quality-assurance remains with the imaging policy)
 NHM — National Health Mission
 CAPA — corrective and preventive action
 RCA — root-cause analysis
-UPS — uninterruptible power supply (building plant remains the utilities programme)
-AMC — annual maintenance contract</w:t>
+UPS — uninterruptible power supply (building plant remains with the utilities policy)
+PDF — Portable Document Format
+RACI — Responsible, Accountable, Consulted, Informed</w:t>
       </w:r>
     </w:p>
     <w:p>
@@ -3861,7 +4160,7 @@
                 <w:sz w:val="18"/>
                 <w:szCs w:val="18"/>
               </w:rPr>
-              <w:t xml:space="preserve">Biomedical In-Charge; laboratory and imaging no-report rules remain those programmes</w:t>
+              <w:t xml:space="preserve">Biomedical In-Charge; laboratory and imaging no-report rules remain those policies</w:t>
             </w:r>
           </w:p>
         </w:tc>
@@ -4200,7 +4499,7 @@
           <w:sz w:val="22"/>
           <w:szCs w:val="22"/>
         </w:rPr>
-        <w:t xml:space="preserve">Recorded absences for unused services.</w:t>
+        <w:t xml:space="preserve">Written note that a service is not offered, where it is not on the directory.</w:t>
       </w:r>
     </w:p>
     <w:p>
@@ -4260,24 +4559,24 @@
           <w:sz w:val="22"/>
           <w:szCs w:val="22"/>
         </w:rPr>
-        <w:t xml:space="preserve">Logs: acceptance, preventive maintenance, breakdown, calibration due.</w:t>
-      </w:r>
-    </w:p>
-    <w:p>
-      <w:pPr>
-        <w:pStyle w:val="ListParagraph"/>
-        <w:numPr>
-          <w:ilvl w:val="0"/>
-          <w:numId w:val="1"/>
-        </w:numPr>
-        <w:spacing w:after="60"/>
-      </w:pPr>
-      <w:r>
-        <w:rPr>
-          <w:sz w:val="22"/>
-          <w:szCs w:val="22"/>
-        </w:rPr>
-        <w:t xml:space="preserve">Record that crash-cart checklists and laboratory or imaging specialty registers do not replace this inventory.</w:t>
+        <w:t xml:space="preserve">Logs: acceptance, planned maintenance, breakdown, calibration due.</w:t>
+      </w:r>
+    </w:p>
+    <w:p>
+      <w:pPr>
+        <w:pStyle w:val="ListParagraph"/>
+        <w:numPr>
+          <w:ilvl w:val="0"/>
+          <w:numId w:val="1"/>
+        </w:numPr>
+        <w:spacing w:after="60"/>
+      </w:pPr>
+      <w:r>
+        <w:rPr>
+          <w:sz w:val="22"/>
+          <w:szCs w:val="22"/>
+        </w:rPr>
+        <w:t xml:space="preserve">Note that crash-cart checklists and laboratory or imaging specialty registers do not replace this inventory.</w:t>
       </w:r>
     </w:p>
     <w:p>
@@ -4303,24 +4602,24 @@
           <w:sz w:val="22"/>
           <w:szCs w:val="22"/>
         </w:rPr>
-        <w:t xml:space="preserve">Written operational and maintenance (preventive and breakdown) plan, with criticality-based tasks and who attends.</w:t>
-      </w:r>
-    </w:p>
-    <w:p>
-      <w:pPr>
-        <w:pStyle w:val="ListParagraph"/>
-        <w:numPr>
-          <w:ilvl w:val="0"/>
-          <w:numId w:val="1"/>
-        </w:numPr>
-        <w:spacing w:after="60"/>
-      </w:pPr>
-      <w:r>
-        <w:rPr>
-          <w:sz w:val="22"/>
-          <w:szCs w:val="22"/>
-        </w:rPr>
-        <w:t xml:space="preserve">Job cards showing last month's preventive maintenance and last week's breakdown actually happened.</w:t>
+        <w:t xml:space="preserve">Written operational and maintenance (planned and breakdown) plan, with criticality-based tasks and who attends.</w:t>
+      </w:r>
+    </w:p>
+    <w:p>
+      <w:pPr>
+        <w:pStyle w:val="ListParagraph"/>
+        <w:numPr>
+          <w:ilvl w:val="0"/>
+          <w:numId w:val="1"/>
+        </w:numPr>
+        <w:spacing w:after="60"/>
+      </w:pPr>
+      <w:r>
+        <w:rPr>
+          <w:sz w:val="22"/>
+          <w:szCs w:val="22"/>
+        </w:rPr>
+        <w:t xml:space="preserve">Job cards showing last month's planned maintenance and last week's breakdown actually happened.</w:t>
       </w:r>
     </w:p>
     <w:p>
@@ -4354,24 +4653,24 @@
           <w:sz w:val="22"/>
           <w:szCs w:val="22"/>
         </w:rPr>
-        <w:t xml:space="preserve">Record that BEMMP is used as a framework, not as a named NHM-contract mandate.</w:t>
-      </w:r>
-    </w:p>
-    <w:p>
-      <w:pPr>
-        <w:pStyle w:val="ListParagraph"/>
-        <w:numPr>
-          <w:ilvl w:val="0"/>
-          <w:numId w:val="1"/>
-        </w:numPr>
-        <w:spacing w:after="60"/>
-      </w:pPr>
-      <w:r>
-        <w:rPr>
-          <w:sz w:val="22"/>
-          <w:szCs w:val="22"/>
-        </w:rPr>
-        <w:t xml:space="preserve">Record that steriliser process validation remains the infection-control sterilisation programme.</w:t>
+        <w:t xml:space="preserve">Note that BEMMP is used as a guide, not as a named NHM-contract requirement.</w:t>
+      </w:r>
+    </w:p>
+    <w:p>
+      <w:pPr>
+        <w:pStyle w:val="ListParagraph"/>
+        <w:numPr>
+          <w:ilvl w:val="0"/>
+          <w:numId w:val="1"/>
+        </w:numPr>
+        <w:spacing w:after="60"/>
+      </w:pPr>
+      <w:r>
+        <w:rPr>
+          <w:sz w:val="22"/>
+          <w:szCs w:val="22"/>
+        </w:rPr>
+        <w:t xml:space="preserve">Note that steriliser process validation remains with the infection-control sterilisation policy.</w:t>
       </w:r>
     </w:p>
     <w:p>
@@ -4414,7 +4713,7 @@
           <w:sz w:val="22"/>
           <w:szCs w:val="22"/>
         </w:rPr>
-        <w:t xml:space="preserve">Withdrawal-until-passed for overdue measuring devices.</w:t>
+        <w:t xml:space="preserve">Taken-out-of-use records for overdue measuring devices until they have passed.</w:t>
       </w:r>
     </w:p>
     <w:p>
@@ -4517,7 +4816,7 @@
           <w:sz w:val="22"/>
           <w:szCs w:val="22"/>
         </w:rPr>
-        <w:t xml:space="preserve">Device adverse-event records, dual-entered with the incident system when a patient was harmed.</w:t>
+        <w:t xml:space="preserve">Device adverse-event records, also entered in the incident system when a patient was harmed.</w:t>
       </w:r>
     </w:p>
     <w:p>
@@ -4551,7 +4850,7 @@
           <w:sz w:val="22"/>
           <w:szCs w:val="22"/>
         </w:rPr>
-        <w:t xml:space="preserve">Record that this hospital is not treated as a manufacturer under the Medical Devices Rules, 2017.</w:t>
+        <w:t xml:space="preserve">Note that this hospital is not treated as a manufacturer under the Medical Devices Rules, 2017.</w:t>
       </w:r>
     </w:p>
     <w:p>
